--- a/outputs/access/MCA_itinerary.docx
+++ b/outputs/access/MCA_itinerary.docx
@@ -26,7 +26,7 @@
           <w:sz w:val="20"/>
           <w:szCs w:val="20"/>
         </w:rPr>
-        <w:t xml:space="preserve">Managalas Conservation Area · where to go, what to do · generated 16 October 2026</w:t>
+        <w:t xml:space="preserve">Managalas Conservation Area · round one · where to go, what to do · generated 16 October 2026</w:t>
       </w:r>
     </w:p>
     <w:p>
@@ -134,7 +134,17 @@
         <w:t xml:space="preserve">RECORD THE WALK</w:t>
       </w:r>
       <w:r>
-        <w:t xml:space="preserve"> - turn the tracker on when you leave and off when you arrive. The route below is arranged so most of the walking is a leg we need recorded anyway.</w:t>
+        <w:t xml:space="preserve"> - turn the tracker on when you leave a stop and off when you reach the next one. </w:t>
+      </w:r>
+      <w:r>
+        <w:rPr>
+          <w:b/>
+          <w:bCs/>
+        </w:rPr>
+        <w:t xml:space="preserve">Every leg, every time.</w:t>
+      </w:r>
+      <w:r>
+        <w:t xml:space="preserve"> Do not decide which ones are worth it. A track we already have costs nothing to record twice; a track we do not have is lost if you walk it with the tracker off.</w:t>
       </w:r>
     </w:p>
     <w:p>
@@ -148,6 +158,14 @@
       </w:pPr>
       <w:r>
         <w:t xml:space="preserve">If a place is not where this says, or is called something else, write that down too. That is as useful as the point.</w:t>
+      </w:r>
+    </w:p>
+    <w:p>
+      <w:pPr>
+        <w:spacing w:after="140" w:before="0"/>
+      </w:pPr>
+      <w:r>
+        <w:t xml:space="preserve">This is the first round. It does not cover every track on the plateau - what is missing after this gets collated into a second round.</w:t>
       </w:r>
     </w:p>
     <w:p>
@@ -173,7 +191,22 @@
         <w:t xml:space="preserve">46 stops</w:t>
       </w:r>
       <w:r>
-        <w:t xml:space="preserve">, 34 of them with something to collect, 63 points in all, and 23 legs to record along the way.</w:t>
+        <w:t xml:space="preserve">, 34 of them with something to collect, 63 points in all.</w:t>
+      </w:r>
+    </w:p>
+    <w:p>
+      <w:pPr>
+        <w:spacing w:after="140" w:before="0"/>
+      </w:pPr>
+      <w:r>
+        <w:rPr>
+          <w:b/>
+          <w:bCs/>
+        </w:rPr>
+        <w:t xml:space="preserve">All 45 legs between stops get recorded.</w:t>
+      </w:r>
+      <w:r>
+        <w:t xml:space="preserve"> 16 of them close a gap we already know about in the map; the rest are recorded because a second copy costs nothing and a missed one cannot be got back.</w:t>
       </w:r>
     </w:p>
     <w:p>
@@ -459,7 +492,7 @@
         <w:spacing w:after="140" w:before="0"/>
       </w:pPr>
       <w:r>
-        <w:t xml:space="preserve">This is one of the legs we need. Our map only has a 2.2 km way round between these two, so the direct track is missing - that is what the recording is for.</w:t>
+        <w:t xml:space="preserve">This one matters most: our map has only a 2.2 km way round between these two, so the direct track is missing altogether.</w:t>
       </w:r>
     </w:p>
     <w:p>
@@ -514,10 +547,10 @@
           <w:b/>
           <w:bCs/>
         </w:rPr>
-        <w:t xml:space="preserve">Walk on to Semahara Tahama</w:t>
-      </w:r>
-      <w:r>
-        <w:t xml:space="preserve"> - about 1.9 km in a straight line. No recording needed unless you want it.</w:t>
+        <w:t xml:space="preserve">WALK TO SEMAHARA TAHAMA AND RECORD IT.</w:t>
+      </w:r>
+      <w:r>
+        <w:t xml:space="preserve"> About 1.9 km in a straight line.</w:t>
       </w:r>
     </w:p>
     <w:p>
@@ -610,7 +643,7 @@
         <w:spacing w:after="140" w:before="0"/>
       </w:pPr>
       <w:r>
-        <w:t xml:space="preserve">This is one of the legs we need. Our map only has a 14.8 km way round between these two, so the direct track is missing - that is what the recording is for.</w:t>
+        <w:t xml:space="preserve">This one matters most: our map has only a 14.8 km way round between these two, so the direct track is missing altogether.</w:t>
       </w:r>
     </w:p>
     <w:p>
@@ -703,7 +736,7 @@
         <w:spacing w:after="140" w:before="0"/>
       </w:pPr>
       <w:r>
-        <w:t xml:space="preserve">This is one of the legs we need. Our map only has a 31.5 km way round between these two, so the direct track is missing - that is what the recording is for.</w:t>
+        <w:t xml:space="preserve">This one matters most: our map has only a 31.5 km way round between these two, so the direct track is missing altogether.</w:t>
       </w:r>
     </w:p>
     <w:p>
@@ -758,10 +791,10 @@
           <w:b/>
           <w:bCs/>
         </w:rPr>
-        <w:t xml:space="preserve">Walk on to Gewoya</w:t>
-      </w:r>
-      <w:r>
-        <w:t xml:space="preserve"> - about 6.6 km in a straight line. No recording needed unless you want it.</w:t>
+        <w:t xml:space="preserve">WALK TO GEWOYA AND RECORD IT.</w:t>
+      </w:r>
+      <w:r>
+        <w:t xml:space="preserve"> About 6.6 km in a straight line.</w:t>
       </w:r>
     </w:p>
     <w:p>
@@ -923,10 +956,10 @@
           <w:b/>
           <w:bCs/>
         </w:rPr>
-        <w:t xml:space="preserve">Walk on to Wayei</w:t>
-      </w:r>
-      <w:r>
-        <w:t xml:space="preserve"> - about 13.4 km in a straight line. No recording needed unless you want it.</w:t>
+        <w:t xml:space="preserve">WALK TO WAYEI AND RECORD IT.</w:t>
+      </w:r>
+      <w:r>
+        <w:t xml:space="preserve"> About 13.4 km in a straight line.</w:t>
       </w:r>
     </w:p>
     <w:p>
@@ -992,7 +1025,7 @@
         <w:spacing w:after="140" w:before="0"/>
       </w:pPr>
       <w:r>
-        <w:t xml:space="preserve">This is one of the legs we need. Our map only has a 22.3 km way round between these two, so the direct track is missing - that is what the recording is for.</w:t>
+        <w:t xml:space="preserve">This one matters most: our map has only a 22.3 km way round between these two, so the direct track is missing altogether.</w:t>
       </w:r>
     </w:p>
     <w:p>
@@ -1047,10 +1080,10 @@
           <w:b/>
           <w:bCs/>
         </w:rPr>
-        <w:t xml:space="preserve">Walk on to Yoivi</w:t>
-      </w:r>
-      <w:r>
-        <w:t xml:space="preserve"> - about 3.3 km in a straight line. No recording needed unless you want it.</w:t>
+        <w:t xml:space="preserve">WALK TO YOIVI AND RECORD IT.</w:t>
+      </w:r>
+      <w:r>
+        <w:t xml:space="preserve"> About 3.3 km in a straight line.</w:t>
       </w:r>
     </w:p>
     <w:p>
@@ -1212,10 +1245,10 @@
           <w:b/>
           <w:bCs/>
         </w:rPr>
-        <w:t xml:space="preserve">Walk on to Marasi</w:t>
-      </w:r>
-      <w:r>
-        <w:t xml:space="preserve"> - about 2.4 km in a straight line. No recording needed unless you want it.</w:t>
+        <w:t xml:space="preserve">WALK TO MARASI AND RECORD IT.</w:t>
+      </w:r>
+      <w:r>
+        <w:t xml:space="preserve"> About 2.4 km in a straight line.</w:t>
       </w:r>
     </w:p>
     <w:p>
@@ -1297,10 +1330,10 @@
           <w:b/>
           <w:bCs/>
         </w:rPr>
-        <w:t xml:space="preserve">Walk on to Manusi</w:t>
-      </w:r>
-      <w:r>
-        <w:t xml:space="preserve"> - about 0.4 km in a straight line. No recording needed unless you want it.</w:t>
+        <w:t xml:space="preserve">WALK TO MANUSI AND RECORD IT.</w:t>
+      </w:r>
+      <w:r>
+        <w:t xml:space="preserve"> About 0.4 km in a straight line.</w:t>
       </w:r>
     </w:p>
     <w:p>
@@ -1382,10 +1415,10 @@
           <w:b/>
           <w:bCs/>
         </w:rPr>
-        <w:t xml:space="preserve">Walk on to Niniuri</w:t>
-      </w:r>
-      <w:r>
-        <w:t xml:space="preserve"> - about 1.3 km in a straight line. No recording needed unless you want it.</w:t>
+        <w:t xml:space="preserve">WALK TO NINIURI AND RECORD IT.</w:t>
+      </w:r>
+      <w:r>
+        <w:t xml:space="preserve"> About 1.3 km in a straight line.</w:t>
       </w:r>
     </w:p>
     <w:p>
@@ -1451,7 +1484,7 @@
         <w:spacing w:after="140" w:before="0"/>
       </w:pPr>
       <w:r>
-        <w:t xml:space="preserve">This is one of the legs we need. Our map only has a 15.3 km way round between these two, so the direct track is missing - that is what the recording is for.</w:t>
+        <w:t xml:space="preserve">This one matters most: our map has only a 15.3 km way round between these two, so the direct track is missing altogether.</w:t>
       </w:r>
     </w:p>
     <w:p>
@@ -1573,10 +1606,10 @@
           <w:b/>
           <w:bCs/>
         </w:rPr>
-        <w:t xml:space="preserve">Walk on to Koruwo</w:t>
-      </w:r>
-      <w:r>
-        <w:t xml:space="preserve"> - about 8.9 km in a straight line. No recording needed unless you want it.</w:t>
+        <w:t xml:space="preserve">WALK TO KORUWO AND RECORD IT.</w:t>
+      </w:r>
+      <w:r>
+        <w:t xml:space="preserve"> About 8.9 km in a straight line.</w:t>
       </w:r>
     </w:p>
     <w:p>
@@ -1789,7 +1822,7 @@
         <w:spacing w:after="140" w:before="0"/>
       </w:pPr>
       <w:r>
-        <w:t xml:space="preserve">This is one of the legs we need. Our map only has a 9.7 km way round between these two, so the direct track is missing - that is what the recording is for.</w:t>
+        <w:t xml:space="preserve">This one matters most: our map has only a 9.7 km way round between these two, so the direct track is missing altogether.</w:t>
       </w:r>
     </w:p>
     <w:p>
@@ -1871,10 +1904,10 @@
           <w:b/>
           <w:bCs/>
         </w:rPr>
-        <w:t xml:space="preserve">Walk on to Bodoimo</w:t>
-      </w:r>
-      <w:r>
-        <w:t xml:space="preserve"> - about 2.2 km in a straight line. No recording needed unless you want it.</w:t>
+        <w:t xml:space="preserve">WALK TO BODOIMO AND RECORD IT.</w:t>
+      </w:r>
+      <w:r>
+        <w:t xml:space="preserve"> About 2.2 km in a straight line.</w:t>
       </w:r>
     </w:p>
     <w:p>
@@ -1956,10 +1989,10 @@
           <w:b/>
           <w:bCs/>
         </w:rPr>
-        <w:t xml:space="preserve">Walk on to Umbuara</w:t>
-      </w:r>
-      <w:r>
-        <w:t xml:space="preserve"> - about 1.6 km in a straight line. No recording needed unless you want it.</w:t>
+        <w:t xml:space="preserve">WALK TO UMBUARA AND RECORD IT.</w:t>
+      </w:r>
+      <w:r>
+        <w:t xml:space="preserve"> About 1.6 km in a straight line.</w:t>
       </w:r>
     </w:p>
     <w:p>
@@ -2136,10 +2169,10 @@
           <w:b/>
           <w:bCs/>
         </w:rPr>
-        <w:t xml:space="preserve">Walk on to Anatua</w:t>
-      </w:r>
-      <w:r>
-        <w:t xml:space="preserve"> - about 2.2 km in a straight line. No recording needed unless you want it.</w:t>
+        <w:t xml:space="preserve">WALK TO ANATUA AND RECORD IT.</w:t>
+      </w:r>
+      <w:r>
+        <w:t xml:space="preserve"> About 2.2 km in a straight line.</w:t>
       </w:r>
     </w:p>
     <w:p>
@@ -2236,10 +2269,10 @@
           <w:b/>
           <w:bCs/>
         </w:rPr>
-        <w:t xml:space="preserve">Walk on to Serefuna</w:t>
-      </w:r>
-      <w:r>
-        <w:t xml:space="preserve"> - about 1.9 km in a straight line. No recording needed unless you want it.</w:t>
+        <w:t xml:space="preserve">WALK TO SEREFUNA AND RECORD IT.</w:t>
+      </w:r>
+      <w:r>
+        <w:t xml:space="preserve"> About 1.9 km in a straight line.</w:t>
       </w:r>
     </w:p>
     <w:p>
@@ -2321,10 +2354,10 @@
           <w:b/>
           <w:bCs/>
         </w:rPr>
-        <w:t xml:space="preserve">Walk on to Kokoro</w:t>
-      </w:r>
-      <w:r>
-        <w:t xml:space="preserve"> - about 1.2 km in a straight line. No recording needed unless you want it.</w:t>
+        <w:t xml:space="preserve">WALK TO KOKORO AND RECORD IT.</w:t>
+      </w:r>
+      <w:r>
+        <w:t xml:space="preserve"> About 1.2 km in a straight line.</w:t>
       </w:r>
     </w:p>
     <w:p>
@@ -2406,10 +2439,10 @@
           <w:b/>
           <w:bCs/>
         </w:rPr>
-        <w:t xml:space="preserve">Walk on to Itokama</w:t>
-      </w:r>
-      <w:r>
-        <w:t xml:space="preserve"> - about 3.7 km in a straight line. No recording needed unless you want it.</w:t>
+        <w:t xml:space="preserve">WALK TO ITOKAMA AND RECORD IT.</w:t>
+      </w:r>
+      <w:r>
+        <w:t xml:space="preserve"> About 3.7 km in a straight line.</w:t>
       </w:r>
     </w:p>
     <w:p>
@@ -2611,10 +2644,10 @@
           <w:b/>
           <w:bCs/>
         </w:rPr>
-        <w:t xml:space="preserve">Walk on to Naokanane</w:t>
-      </w:r>
-      <w:r>
-        <w:t xml:space="preserve"> - about 1.2 km in a straight line. No recording needed unless you want it.</w:t>
+        <w:t xml:space="preserve">WALK TO NAOKANANE AND RECORD IT.</w:t>
+      </w:r>
+      <w:r>
+        <w:t xml:space="preserve"> About 1.2 km in a straight line.</w:t>
       </w:r>
     </w:p>
     <w:p>
@@ -2696,10 +2729,10 @@
           <w:b/>
           <w:bCs/>
         </w:rPr>
-        <w:t xml:space="preserve">Walk on to Umuate</w:t>
-      </w:r>
-      <w:r>
-        <w:t xml:space="preserve"> - about 6.7 km in a straight line. No recording needed unless you want it.</w:t>
+        <w:t xml:space="preserve">WALK TO UMUATE AND RECORD IT.</w:t>
+      </w:r>
+      <w:r>
+        <w:t xml:space="preserve"> About 6.7 km in a straight line.</w:t>
       </w:r>
     </w:p>
     <w:p>
@@ -2781,10 +2814,10 @@
           <w:b/>
           <w:bCs/>
         </w:rPr>
-        <w:t xml:space="preserve">Walk on to Aiari</w:t>
-      </w:r>
-      <w:r>
-        <w:t xml:space="preserve"> - about 9.8 km in a straight line. No recording needed unless you want it.</w:t>
+        <w:t xml:space="preserve">WALK TO AIARI AND RECORD IT.</w:t>
+      </w:r>
+      <w:r>
+        <w:t xml:space="preserve"> About 9.8 km in a straight line.</w:t>
       </w:r>
     </w:p>
     <w:p>
@@ -2957,7 +2990,7 @@
         <w:spacing w:after="140" w:before="0"/>
       </w:pPr>
       <w:r>
-        <w:t xml:space="preserve">This is one of the legs we need. Our map only has a 23.1 km way round between these two, so the direct track is missing - that is what the recording is for.</w:t>
+        <w:t xml:space="preserve">This one matters most: our map has only a 23.1 km way round between these two, so the direct track is missing altogether.</w:t>
       </w:r>
     </w:p>
     <w:p>
@@ -3090,7 +3123,7 @@
         <w:spacing w:after="140" w:before="0"/>
       </w:pPr>
       <w:r>
-        <w:t xml:space="preserve">This is one of the legs we need. Our map only has a 23.5 km way round between these two, so the direct track is missing - that is what the recording is for.</w:t>
+        <w:t xml:space="preserve">This one matters most: our map has only a 23.5 km way round between these two, so the direct track is missing altogether.</w:t>
       </w:r>
     </w:p>
     <w:p>
@@ -3212,10 +3245,10 @@
           <w:b/>
           <w:bCs/>
         </w:rPr>
-        <w:t xml:space="preserve">Walk on to Singata</w:t>
-      </w:r>
-      <w:r>
-        <w:t xml:space="preserve"> - about 20.5 km in a straight line. No recording needed unless you want it.</w:t>
+        <w:t xml:space="preserve">WALK TO SINGATA AND RECORD IT.</w:t>
+      </w:r>
+      <w:r>
+        <w:t xml:space="preserve"> About 20.5 km in a straight line.</w:t>
       </w:r>
     </w:p>
     <w:p>
@@ -3281,7 +3314,7 @@
         <w:spacing w:after="140" w:before="0"/>
       </w:pPr>
       <w:r>
-        <w:t xml:space="preserve">This is one of the legs we need. Our map only has a 31.0 km way round between these two, so the direct track is missing - that is what the recording is for.</w:t>
+        <w:t xml:space="preserve">This one matters most: our map has only a 31.0 km way round between these two, so the direct track is missing altogether.</w:t>
       </w:r>
     </w:p>
     <w:p>
@@ -3429,7 +3462,7 @@
         <w:spacing w:after="140" w:before="0"/>
       </w:pPr>
       <w:r>
-        <w:t xml:space="preserve">This is one of the legs we need. Our map only has a 43.3 km way round between these two, so the direct track is missing - that is what the recording is for.</w:t>
+        <w:t xml:space="preserve">This one matters most: our map has only a 43.3 km way round between these two, so the direct track is missing altogether.</w:t>
       </w:r>
     </w:p>
     <w:p>
@@ -3495,7 +3528,7 @@
         <w:spacing w:after="140" w:before="0"/>
       </w:pPr>
       <w:r>
-        <w:t xml:space="preserve">This is one of the legs we need. Our map only has a 48.0 km way round between these two, so the direct track is missing - that is what the recording is for.</w:t>
+        <w:t xml:space="preserve">This one matters most: our map has only a 48.0 km way round between these two, so the direct track is missing altogether.</w:t>
       </w:r>
     </w:p>
     <w:p>
@@ -3550,10 +3583,10 @@
           <w:b/>
           <w:bCs/>
         </w:rPr>
-        <w:t xml:space="preserve">Walk on to Gora</w:t>
-      </w:r>
-      <w:r>
-        <w:t xml:space="preserve"> - about 23.6 km in a straight line. No recording needed unless you want it.</w:t>
+        <w:t xml:space="preserve">WALK TO GORA AND RECORD IT.</w:t>
+      </w:r>
+      <w:r>
+        <w:t xml:space="preserve"> About 23.6 km in a straight line.</w:t>
       </w:r>
     </w:p>
     <w:p>
@@ -3770,10 +3803,10 @@
           <w:b/>
           <w:bCs/>
         </w:rPr>
-        <w:t xml:space="preserve">Walk on to Natanga</w:t>
-      </w:r>
-      <w:r>
-        <w:t xml:space="preserve"> - about 9.2 km in a straight line. No recording needed unless you want it.</w:t>
+        <w:t xml:space="preserve">WALK TO NATANGA AND RECORD IT.</w:t>
+      </w:r>
+      <w:r>
+        <w:t xml:space="preserve"> About 9.2 km in a straight line.</w:t>
       </w:r>
     </w:p>
     <w:p>
@@ -3895,10 +3928,10 @@
           <w:b/>
           <w:bCs/>
         </w:rPr>
-        <w:t xml:space="preserve">Walk on to Jorua</w:t>
-      </w:r>
-      <w:r>
-        <w:t xml:space="preserve"> - about 2.4 km in a straight line. No recording needed unless you want it.</w:t>
+        <w:t xml:space="preserve">WALK TO JORUA AND RECORD IT.</w:t>
+      </w:r>
+      <w:r>
+        <w:t xml:space="preserve"> About 2.4 km in a straight line.</w:t>
       </w:r>
     </w:p>
     <w:p>
@@ -3980,10 +4013,10 @@
           <w:b/>
           <w:bCs/>
         </w:rPr>
-        <w:t xml:space="preserve">Walk on to Siribu</w:t>
-      </w:r>
-      <w:r>
-        <w:t xml:space="preserve"> - about 1.9 km in a straight line. No recording needed unless you want it.</w:t>
+        <w:t xml:space="preserve">WALK TO SIRIBU AND RECORD IT.</w:t>
+      </w:r>
+      <w:r>
+        <w:t xml:space="preserve"> About 1.9 km in a straight line.</w:t>
       </w:r>
     </w:p>
     <w:p>
@@ -4076,7 +4109,7 @@
         <w:spacing w:after="140" w:before="0"/>
       </w:pPr>
       <w:r>
-        <w:t xml:space="preserve">This is one of the legs we need. Our map only has a 9.0 km way round between these two, so the direct track is missing - that is what the recording is for.</w:t>
+        <w:t xml:space="preserve">This one matters most: our map has only a 9.0 km way round between these two, so the direct track is missing altogether.</w:t>
       </w:r>
     </w:p>
     <w:p>
@@ -4158,10 +4191,10 @@
           <w:b/>
           <w:bCs/>
         </w:rPr>
-        <w:t xml:space="preserve">Walk on to Dea</w:t>
-      </w:r>
-      <w:r>
-        <w:t xml:space="preserve"> - about 1.4 km in a straight line. No recording needed unless you want it.</w:t>
+        <w:t xml:space="preserve">WALK TO DEA AND RECORD IT.</w:t>
+      </w:r>
+      <w:r>
+        <w:t xml:space="preserve"> About 1.4 km in a straight line.</w:t>
       </w:r>
     </w:p>
     <w:p>
@@ -4338,10 +4371,10 @@
           <w:b/>
           <w:bCs/>
         </w:rPr>
-        <w:t xml:space="preserve">Walk on to Tabuane</w:t>
-      </w:r>
-      <w:r>
-        <w:t xml:space="preserve"> - about 1.2 km in a straight line. No recording needed unless you want it.</w:t>
+        <w:t xml:space="preserve">WALK TO TABUANE AND RECORD IT.</w:t>
+      </w:r>
+      <w:r>
+        <w:t xml:space="preserve"> About 1.2 km in a straight line.</w:t>
       </w:r>
     </w:p>
     <w:p>
@@ -4423,10 +4456,10 @@
           <w:b/>
           <w:bCs/>
         </w:rPr>
-        <w:t xml:space="preserve">Walk on to Koeno</w:t>
-      </w:r>
-      <w:r>
-        <w:t xml:space="preserve"> - about 1.7 km in a straight line. No recording needed unless you want it.</w:t>
+        <w:t xml:space="preserve">WALK TO KOENO AND RECORD IT.</w:t>
+      </w:r>
+      <w:r>
+        <w:t xml:space="preserve"> About 1.7 km in a straight line.</w:t>
       </w:r>
     </w:p>
     <w:p>
@@ -4508,10 +4541,10 @@
           <w:b/>
           <w:bCs/>
         </w:rPr>
-        <w:t xml:space="preserve">Walk on to Numba</w:t>
-      </w:r>
-      <w:r>
-        <w:t xml:space="preserve"> - about 1.5 km in a straight line. No recording needed unless you want it.</w:t>
+        <w:t xml:space="preserve">WALK TO NUMBA AND RECORD IT.</w:t>
+      </w:r>
+      <w:r>
+        <w:t xml:space="preserve"> About 1.5 km in a straight line.</w:t>
       </w:r>
     </w:p>
     <w:p>
@@ -4608,10 +4641,10 @@
           <w:b/>
           <w:bCs/>
         </w:rPr>
-        <w:t xml:space="preserve">Walk on to Sakarina</w:t>
-      </w:r>
-      <w:r>
-        <w:t xml:space="preserve"> - about 1.7 km in a straight line. No recording needed unless you want it.</w:t>
+        <w:t xml:space="preserve">WALK TO SAKARINA AND RECORD IT.</w:t>
+      </w:r>
+      <w:r>
+        <w:t xml:space="preserve"> About 1.7 km in a straight line.</w:t>
       </w:r>
     </w:p>
     <w:p>
@@ -4693,10 +4726,10 @@
           <w:b/>
           <w:bCs/>
         </w:rPr>
-        <w:t xml:space="preserve">Walk on to Kaura</w:t>
-      </w:r>
-      <w:r>
-        <w:t xml:space="preserve"> - about 0.9 km in a straight line. No recording needed unless you want it.</w:t>
+        <w:t xml:space="preserve">WALK TO KAURA AND RECORD IT.</w:t>
+      </w:r>
+      <w:r>
+        <w:t xml:space="preserve"> About 0.9 km in a straight line.</w:t>
       </w:r>
     </w:p>
     <w:p>
@@ -4789,7 +4822,7 @@
         <w:spacing w:after="140" w:before="0"/>
       </w:pPr>
       <w:r>
-        <w:t xml:space="preserve">This is one of the legs we need. Our map only has a 6.0 km way round between these two, so the direct track is missing - that is what the recording is for.</w:t>
+        <w:t xml:space="preserve">This one matters most: our map has only a 6.0 km way round between these two, so the direct track is missing altogether.</w:t>
       </w:r>
     </w:p>
     <w:p>
@@ -4844,10 +4877,10 @@
           <w:b/>
           <w:bCs/>
         </w:rPr>
-        <w:t xml:space="preserve">Walk on to Bioi</w:t>
-      </w:r>
-      <w:r>
-        <w:t xml:space="preserve"> - about 6.6 km in a straight line. No recording needed unless you want it.</w:t>
+        <w:t xml:space="preserve">WALK TO BIOI AND RECORD IT.</w:t>
+      </w:r>
+      <w:r>
+        <w:t xml:space="preserve"> About 6.6 km in a straight line.</w:t>
       </w:r>
     </w:p>
     <w:p>
@@ -4913,7 +4946,7 @@
         <w:spacing w:after="140" w:before="0"/>
       </w:pPr>
       <w:r>
-        <w:t xml:space="preserve">This is one of the legs we need. Our map only has a 7.6 km way round between these two, so the direct track is missing - that is what the recording is for.</w:t>
+        <w:t xml:space="preserve">This one matters most: our map has only a 7.6 km way round between these two, so the direct track is missing altogether.</w:t>
       </w:r>
     </w:p>
     <w:p>
@@ -5046,7 +5079,7 @@
         <w:spacing w:after="140" w:before="0"/>
       </w:pPr>
       <w:r>
-        <w:t xml:space="preserve">This is one of the legs we need. Our map only has a 33.6 km way round between these two, so the direct track is missing - that is what the recording is for.</w:t>
+        <w:t xml:space="preserve">This one matters most: our map has only a 33.6 km way round between these two, so the direct track is missing altogether.</w:t>
       </w:r>
     </w:p>
     <w:p>
@@ -5112,7 +5145,7 @@
         <w:spacing w:after="140" w:before="0"/>
       </w:pPr>
       <w:r>
-        <w:t xml:space="preserve">This is one of the legs we need. Our map only has a 63.0 km way round between these two, so the direct track is missing - that is what the recording is for.</w:t>
+        <w:t xml:space="preserve">This one matters most: our map has only a 63.0 km way round between these two, so the direct track is missing altogether.</w:t>
       </w:r>
     </w:p>
     <w:p>

--- a/outputs/access/MCA_itinerary.docx
+++ b/outputs/access/MCA_itinerary.docx
@@ -94,7 +94,7 @@
           <w:b/>
           <w:bCs/>
         </w:rPr>
-        <w:t xml:space="preserve">Two kinds of job.</w:t>
+        <w:t xml:space="preserve">The two jobs.</w:t>
       </w:r>
     </w:p>
     <w:p>
@@ -151,6 +151,87 @@
       <w:pPr>
         <w:spacing w:after="100" w:before="0"/>
       </w:pPr>
+    </w:p>
+    <w:p>
+      <w:pPr>
+        <w:spacing w:after="140" w:before="0"/>
+      </w:pPr>
+      <w:r>
+        <w:rPr>
+          <w:b/>
+          <w:bCs/>
+        </w:rPr>
+        <w:t xml:space="preserve">If you cannot get into a village, skip it.</w:t>
+      </w:r>
+    </w:p>
+    <w:p>
+      <w:pPr>
+        <w:spacing w:after="140" w:before="0"/>
+      </w:pPr>
+      <w:r>
+        <w:t xml:space="preserve">It does not matter what the reason is - permission refused, a dispute, a funeral, a flooded crossing, sickness, or something nobody explains. Do not argue it, do not wait it out, and do not go round the back. Leave, and pick the list up at the next number you can reach, by whatever route is open to you.</w:t>
+      </w:r>
+    </w:p>
+    <w:p>
+      <w:pPr>
+        <w:spacing w:after="140" w:before="0"/>
+      </w:pPr>
+      <w:r>
+        <w:t xml:space="preserve">Two things to do when that happens:</w:t>
+      </w:r>
+    </w:p>
+    <w:p>
+      <w:pPr>
+        <w:pStyle w:val="ListParagraph"/>
+        <w:numPr>
+          <w:ilvl w:val="0"/>
+          <w:numId w:val="2"/>
+        </w:numPr>
+        <w:spacing w:after="40" w:before="20"/>
+      </w:pPr>
+      <w:r>
+        <w:rPr>
+          <w:b/>
+          <w:bCs/>
+        </w:rPr>
+        <w:t xml:space="preserve">Keep the tracker running on the way out and on to the next place.</w:t>
+      </w:r>
+      <w:r>
+        <w:t xml:space="preserve"> The way round is a track in its own right and probably one nobody has recorded. A detour forced on you is still worth having.</w:t>
+      </w:r>
+    </w:p>
+    <w:p>
+      <w:pPr>
+        <w:pStyle w:val="ListParagraph"/>
+        <w:numPr>
+          <w:ilvl w:val="0"/>
+          <w:numId w:val="2"/>
+        </w:numPr>
+        <w:spacing w:after="40" w:before="20"/>
+      </w:pPr>
+      <w:r>
+        <w:rPr>
+          <w:b/>
+          <w:bCs/>
+        </w:rPr>
+        <w:t xml:space="preserve">Write down which village you skipped and why.</w:t>
+      </w:r>
+      <w:r>
+        <w:t xml:space="preserve"> A skipped village with a reason is information. A skipped village with no note just looks like the list was never finished, and somebody will send you back.</w:t>
+      </w:r>
+    </w:p>
+    <w:p>
+      <w:pPr>
+        <w:spacing w:after="100" w:before="0"/>
+      </w:pPr>
+    </w:p>
+    <w:p>
+      <w:pPr>
+        <w:spacing w:after="140" w:before="0"/>
+      </w:pPr>
+      <w:r>
+        <w:t xml:space="preserve">Nothing on this list is worth a confrontation. The stops that get missed go into the next round.</w:t>
+      </w:r>
     </w:p>
     <w:p>
       <w:pPr>

--- a/outputs/access/MCA_itinerary.docx
+++ b/outputs/access/MCA_itinerary.docx
@@ -1892,7 +1892,7 @@
           <w:b/>
           <w:bCs/>
         </w:rPr>
-        <w:t xml:space="preserve">WALK TO KIERA AND RECORD IT.</w:t>
+        <w:t xml:space="preserve">WALK TO KIARA AND RECORD IT.</w:t>
       </w:r>
       <w:r>
         <w:t xml:space="preserve"> About 3.0 km direct.</w:t>
@@ -1912,7 +1912,7 @@
         <w:spacing w:after="120" w:before="260"/>
       </w:pPr>
       <w:r>
-        <w:t xml:space="preserve">15. Kiera</w:t>
+        <w:t xml:space="preserve">15. Kiara</w:t>
       </w:r>
     </w:p>
     <w:p>
@@ -1928,7 +1928,7 @@
         <w:t xml:space="preserve">-9.0959, 148.2882</w:t>
       </w:r>
       <w:r>
-        <w:t xml:space="preserve">  (gazetteer)</w:t>
+        <w:t xml:space="preserve">  (field evidence)</w:t>
       </w:r>
     </w:p>
     <w:p>
@@ -5388,7 +5388,7 @@
           <w:b/>
           <w:bCs/>
         </w:rPr>
-        <w:t xml:space="preserve">Umbuara → Kiera</w:t>
+        <w:t xml:space="preserve">Umbuara → Kiara</w:t>
       </w:r>
       <w:r>
         <w:t xml:space="preserve">, about 3.3 km — you are at stop 15 and stop 17  </w:t>

--- a/outputs/access/MCA_itinerary.docx
+++ b/outputs/access/MCA_itinerary.docx
@@ -63,9 +63,70 @@
       </w:sdtContent>
     </w:sdt>
     <w:p>
-      <w:r>
-        <w:br w:type="page"/>
-      </w:r>
+      <w:pPr>
+        <w:sectPr>
+          <w:pgSz w:w="11906" w:h="16838" w:orient="portrait"/>
+          <w:pgMar w:top="1440" w:right="1440" w:bottom="1440" w:left="1440" w:header="708" w:footer="708" w:gutter="0"/>
+          <w:pgNumType/>
+          <w:docGrid w:linePitch="360"/>
+        </w:sectPr>
+      </w:pPr>
+    </w:p>
+    <w:p>
+      <w:pPr>
+        <w:spacing w:after="0" w:before="0"/>
+        <w:jc w:val="center"/>
+      </w:pPr>
+      <w:r>
+        <w:drawing>
+          <wp:inline distT="0" distB="0" distL="0" distR="0">
+            <wp:extent cx="9772650" cy="5867400"/>
+            <wp:effectExtent t="0" r="0" b="0" l="0"/>
+            <wp:docPr id="1" name="" descr="" title=""/>
+            <wp:cNvGraphicFramePr>
+              <a:graphicFrameLocks xmlns:a="http://schemas.openxmlformats.org/drawingml/2006/main" noChangeAspect="1"/>
+            </wp:cNvGraphicFramePr>
+            <a:graphic xmlns:a="http://schemas.openxmlformats.org/drawingml/2006/main">
+              <a:graphicData uri="http://schemas.openxmlformats.org/drawingml/2006/picture">
+                <pic:pic xmlns:pic="http://schemas.openxmlformats.org/drawingml/2006/picture">
+                  <pic:nvPicPr>
+                    <pic:cNvPr id="0" name="" descr=""/>
+                    <pic:cNvPicPr>
+                      <a:picLocks noChangeAspect="1" noChangeArrowheads="1"/>
+                    </pic:cNvPicPr>
+                  </pic:nvPicPr>
+                  <pic:blipFill>
+                    <a:blip r:embed="rId7" cstate="none"/>
+                    <a:srcRect/>
+                    <a:stretch>
+                      <a:fillRect/>
+                    </a:stretch>
+                  </pic:blipFill>
+                  <pic:spPr bwMode="auto">
+                    <a:xfrm>
+                      <a:off x="0" y="0"/>
+                      <a:ext cx="9772650" cy="5867400"/>
+                    </a:xfrm>
+                    <a:prstGeom prst="rect">
+                      <a:avLst/>
+                    </a:prstGeom>
+                  </pic:spPr>
+                </pic:pic>
+              </a:graphicData>
+            </a:graphic>
+          </wp:inline>
+        </w:drawing>
+      </w:r>
+    </w:p>
+    <w:p>
+      <w:pPr>
+        <w:sectPr>
+          <w:pgSz w:w="16838" w:h="11906" w:orient="landscape"/>
+          <w:pgMar w:top="720" w:right="720" w:bottom="720" w:left="720" w:header="708" w:footer="708" w:gutter="0"/>
+          <w:pgNumType/>
+          <w:docGrid w:linePitch="360"/>
+        </w:sectPr>
+      </w:pPr>
     </w:p>
     <w:p>
       <w:pPr>

--- a/outputs/access/MCA_itinerary.docx
+++ b/outputs/access/MCA_itinerary.docx
@@ -222,6 +222,26 @@
           <w:b/>
           <w:bCs/>
         </w:rPr>
+        <w:t xml:space="preserve">Get what you can and move on.</w:t>
+      </w:r>
+    </w:p>
+    <w:p>
+      <w:pPr>
+        <w:spacing w:after="140" w:before="0"/>
+      </w:pPr>
+      <w:r>
+        <w:t xml:space="preserve">Speed matters more than completeness. Take the points that are there to be taken, record the walk, and go. If something is awkward - a building you cannot find in ten minutes, a track nobody will show you, a crossing that is up - leave it and carry on to the next stop. Do not spend a day on one difficult point. A half-finished round that comes back quickly is worth more than a complete one that does not.</w:t>
+      </w:r>
+    </w:p>
+    <w:p>
+      <w:pPr>
+        <w:spacing w:after="140" w:before="0"/>
+      </w:pPr>
+      <w:r>
+        <w:rPr>
+          <w:b/>
+          <w:bCs/>
+        </w:rPr>
         <w:t xml:space="preserve">If you cannot get into a village, skip it.</w:t>
       </w:r>
     </w:p>
@@ -348,7 +368,7 @@
         <w:t xml:space="preserve">All 45 legs between stops get recorded.</w:t>
       </w:r>
       <w:r>
-        <w:t xml:space="preserve"> 16 of them close a gap we already know about in the map; the rest are recorded because a second copy costs nothing and a missed one cannot be got back.</w:t>
+        <w:t xml:space="preserve"> They all count the same. Do not try to work out which ones are worth more.</w:t>
       </w:r>
     </w:p>
     <w:p>
@@ -626,15 +646,7 @@
         <w:t xml:space="preserve">WALK TO KOROKORO AND RECORD IT.</w:t>
       </w:r>
       <w:r>
-        <w:t xml:space="preserve"> About 0.5 km direct.</w:t>
-      </w:r>
-    </w:p>
-    <w:p>
-      <w:pPr>
-        <w:spacing w:after="140" w:before="0"/>
-      </w:pPr>
-      <w:r>
-        <w:t xml:space="preserve">This one matters most: our map has only a 2.2 km way round between these two, so the direct track is missing altogether.</w:t>
+        <w:t xml:space="preserve"> About 0.5 km.</w:t>
       </w:r>
     </w:p>
     <w:p>
@@ -692,7 +704,7 @@
         <w:t xml:space="preserve">WALK TO SEMAHARA TAHAMA AND RECORD IT.</w:t>
       </w:r>
       <w:r>
-        <w:t xml:space="preserve"> About 1.9 km in a straight line.</w:t>
+        <w:t xml:space="preserve"> About 1.9 km.</w:t>
       </w:r>
     </w:p>
     <w:p>
@@ -777,15 +789,7 @@
         <w:t xml:space="preserve">WALK TO TOMA AND RECORD IT.</w:t>
       </w:r>
       <w:r>
-        <w:t xml:space="preserve"> About 7.1 km direct.</w:t>
-      </w:r>
-    </w:p>
-    <w:p>
-      <w:pPr>
-        <w:spacing w:after="140" w:before="0"/>
-      </w:pPr>
-      <w:r>
-        <w:t xml:space="preserve">This one matters most: our map has only a 14.8 km way round between these two, so the direct track is missing altogether.</w:t>
+        <w:t xml:space="preserve"> About 7.1 km.</w:t>
       </w:r>
     </w:p>
     <w:p>
@@ -870,15 +874,7 @@
         <w:t xml:space="preserve">WALK TO BIRIRI AND RECORD IT.</w:t>
       </w:r>
       <w:r>
-        <w:t xml:space="preserve"> About 4.3 km direct.</w:t>
-      </w:r>
-    </w:p>
-    <w:p>
-      <w:pPr>
-        <w:spacing w:after="140" w:before="0"/>
-      </w:pPr>
-      <w:r>
-        <w:t xml:space="preserve">This one matters most: our map has only a 31.5 km way round between these two, so the direct track is missing altogether.</w:t>
+        <w:t xml:space="preserve"> About 4.3 km.</w:t>
       </w:r>
     </w:p>
     <w:p>
@@ -936,7 +932,7 @@
         <w:t xml:space="preserve">WALK TO GEWOYA AND RECORD IT.</w:t>
       </w:r>
       <w:r>
-        <w:t xml:space="preserve"> About 6.6 km in a straight line.</w:t>
+        <w:t xml:space="preserve"> About 6.6 km.</w:t>
       </w:r>
     </w:p>
     <w:p>
@@ -1101,7 +1097,7 @@
         <w:t xml:space="preserve">WALK TO WAYEI AND RECORD IT.</w:t>
       </w:r>
       <w:r>
-        <w:t xml:space="preserve"> About 13.4 km in a straight line.</w:t>
+        <w:t xml:space="preserve"> About 13.4 km.</w:t>
       </w:r>
     </w:p>
     <w:p>
@@ -1159,15 +1155,7 @@
         <w:t xml:space="preserve">WALK TO OMBARA AND RECORD IT.</w:t>
       </w:r>
       <w:r>
-        <w:t xml:space="preserve"> About 10.2 km direct.</w:t>
-      </w:r>
-    </w:p>
-    <w:p>
-      <w:pPr>
-        <w:spacing w:after="140" w:before="0"/>
-      </w:pPr>
-      <w:r>
-        <w:t xml:space="preserve">This one matters most: our map has only a 22.3 km way round between these two, so the direct track is missing altogether.</w:t>
+        <w:t xml:space="preserve"> About 10.2 km.</w:t>
       </w:r>
     </w:p>
     <w:p>
@@ -1225,7 +1213,7 @@
         <w:t xml:space="preserve">WALK TO YOIVI AND RECORD IT.</w:t>
       </w:r>
       <w:r>
-        <w:t xml:space="preserve"> About 3.3 km in a straight line.</w:t>
+        <w:t xml:space="preserve"> About 3.3 km.</w:t>
       </w:r>
     </w:p>
     <w:p>
@@ -1390,7 +1378,7 @@
         <w:t xml:space="preserve">WALK TO MARASI AND RECORD IT.</w:t>
       </w:r>
       <w:r>
-        <w:t xml:space="preserve"> About 2.4 km in a straight line.</w:t>
+        <w:t xml:space="preserve"> About 2.4 km.</w:t>
       </w:r>
     </w:p>
     <w:p>
@@ -1475,7 +1463,7 @@
         <w:t xml:space="preserve">WALK TO MANUSI AND RECORD IT.</w:t>
       </w:r>
       <w:r>
-        <w:t xml:space="preserve"> About 0.4 km in a straight line.</w:t>
+        <w:t xml:space="preserve"> About 0.4 km.</w:t>
       </w:r>
     </w:p>
     <w:p>
@@ -1560,7 +1548,7 @@
         <w:t xml:space="preserve">WALK TO NINIURI AND RECORD IT.</w:t>
       </w:r>
       <w:r>
-        <w:t xml:space="preserve"> About 1.3 km in a straight line.</w:t>
+        <w:t xml:space="preserve"> About 1.3 km.</w:t>
       </w:r>
     </w:p>
     <w:p>
@@ -1618,15 +1606,7 @@
         <w:t xml:space="preserve">WALK TO KAWOWOKI AND RECORD IT.</w:t>
       </w:r>
       <w:r>
-        <w:t xml:space="preserve"> About 3.9 km direct.</w:t>
-      </w:r>
-    </w:p>
-    <w:p>
-      <w:pPr>
-        <w:spacing w:after="140" w:before="0"/>
-      </w:pPr>
-      <w:r>
-        <w:t xml:space="preserve">This one matters most: our map has only a 15.3 km way round between these two, so the direct track is missing altogether.</w:t>
+        <w:t xml:space="preserve"> About 3.9 km.</w:t>
       </w:r>
     </w:p>
     <w:p>
@@ -1751,7 +1731,7 @@
         <w:t xml:space="preserve">WALK TO KORUWO AND RECORD IT.</w:t>
       </w:r>
       <w:r>
-        <w:t xml:space="preserve"> About 8.9 km in a straight line.</w:t>
+        <w:t xml:space="preserve"> About 8.9 km.</w:t>
       </w:r>
     </w:p>
     <w:p>
@@ -1956,15 +1936,7 @@
         <w:t xml:space="preserve">WALK TO KIARA AND RECORD IT.</w:t>
       </w:r>
       <w:r>
-        <w:t xml:space="preserve"> About 3.0 km direct.</w:t>
-      </w:r>
-    </w:p>
-    <w:p>
-      <w:pPr>
-        <w:spacing w:after="140" w:before="0"/>
-      </w:pPr>
-      <w:r>
-        <w:t xml:space="preserve">This one matters most: our map has only a 9.7 km way round between these two, so the direct track is missing altogether.</w:t>
+        <w:t xml:space="preserve"> About 3.0 km.</w:t>
       </w:r>
     </w:p>
     <w:p>
@@ -2049,7 +2021,7 @@
         <w:t xml:space="preserve">WALK TO BODOIMO AND RECORD IT.</w:t>
       </w:r>
       <w:r>
-        <w:t xml:space="preserve"> About 2.2 km in a straight line.</w:t>
+        <w:t xml:space="preserve"> About 2.2 km.</w:t>
       </w:r>
     </w:p>
     <w:p>
@@ -2134,7 +2106,7 @@
         <w:t xml:space="preserve">WALK TO UMBUARA AND RECORD IT.</w:t>
       </w:r>
       <w:r>
-        <w:t xml:space="preserve"> About 1.6 km in a straight line.</w:t>
+        <w:t xml:space="preserve"> About 1.6 km.</w:t>
       </w:r>
     </w:p>
     <w:p>
@@ -2314,7 +2286,7 @@
         <w:t xml:space="preserve">WALK TO ANATUA AND RECORD IT.</w:t>
       </w:r>
       <w:r>
-        <w:t xml:space="preserve"> About 2.2 km in a straight line.</w:t>
+        <w:t xml:space="preserve"> About 2.2 km.</w:t>
       </w:r>
     </w:p>
     <w:p>
@@ -2414,7 +2386,7 @@
         <w:t xml:space="preserve">WALK TO SEREFUNA AND RECORD IT.</w:t>
       </w:r>
       <w:r>
-        <w:t xml:space="preserve"> About 1.9 km in a straight line.</w:t>
+        <w:t xml:space="preserve"> About 1.9 km.</w:t>
       </w:r>
     </w:p>
     <w:p>
@@ -2499,7 +2471,7 @@
         <w:t xml:space="preserve">WALK TO KOKORO AND RECORD IT.</w:t>
       </w:r>
       <w:r>
-        <w:t xml:space="preserve"> About 1.2 km in a straight line.</w:t>
+        <w:t xml:space="preserve"> About 1.2 km.</w:t>
       </w:r>
     </w:p>
     <w:p>
@@ -2584,7 +2556,7 @@
         <w:t xml:space="preserve">WALK TO ITOKAMA AND RECORD IT.</w:t>
       </w:r>
       <w:r>
-        <w:t xml:space="preserve"> About 3.7 km in a straight line.</w:t>
+        <w:t xml:space="preserve"> About 3.7 km.</w:t>
       </w:r>
     </w:p>
     <w:p>
@@ -2789,7 +2761,7 @@
         <w:t xml:space="preserve">WALK TO NAOKANANE AND RECORD IT.</w:t>
       </w:r>
       <w:r>
-        <w:t xml:space="preserve"> About 1.2 km in a straight line.</w:t>
+        <w:t xml:space="preserve"> About 1.2 km.</w:t>
       </w:r>
     </w:p>
     <w:p>
@@ -2874,7 +2846,7 @@
         <w:t xml:space="preserve">WALK TO UMUATE AND RECORD IT.</w:t>
       </w:r>
       <w:r>
-        <w:t xml:space="preserve"> About 6.7 km in a straight line.</w:t>
+        <w:t xml:space="preserve"> About 6.7 km.</w:t>
       </w:r>
     </w:p>
     <w:p>
@@ -2959,7 +2931,7 @@
         <w:t xml:space="preserve">WALK TO AIARI AND RECORD IT.</w:t>
       </w:r>
       <w:r>
-        <w:t xml:space="preserve"> About 9.8 km in a straight line.</w:t>
+        <w:t xml:space="preserve"> About 9.8 km.</w:t>
       </w:r>
     </w:p>
     <w:p>
@@ -3124,15 +3096,7 @@
         <w:t xml:space="preserve">WALK TO SUARI AND RECORD IT.</w:t>
       </w:r>
       <w:r>
-        <w:t xml:space="preserve"> About 5.2 km direct.</w:t>
-      </w:r>
-    </w:p>
-    <w:p>
-      <w:pPr>
-        <w:spacing w:after="140" w:before="0"/>
-      </w:pPr>
-      <w:r>
-        <w:t xml:space="preserve">This one matters most: our map has only a 23.1 km way round between these two, so the direct track is missing altogether.</w:t>
+        <w:t xml:space="preserve"> About 5.2 km.</w:t>
       </w:r>
     </w:p>
     <w:p>
@@ -3257,15 +3221,7 @@
         <w:t xml:space="preserve">WALK TO JAURE AND RECORD IT.</w:t>
       </w:r>
       <w:r>
-        <w:t xml:space="preserve"> About 10.5 km direct.</w:t>
-      </w:r>
-    </w:p>
-    <w:p>
-      <w:pPr>
-        <w:spacing w:after="140" w:before="0"/>
-      </w:pPr>
-      <w:r>
-        <w:t xml:space="preserve">This one matters most: our map has only a 23.5 km way round between these two, so the direct track is missing altogether.</w:t>
+        <w:t xml:space="preserve"> About 10.5 km.</w:t>
       </w:r>
     </w:p>
     <w:p>
@@ -3390,7 +3346,7 @@
         <w:t xml:space="preserve">WALK TO SINGATA AND RECORD IT.</w:t>
       </w:r>
       <w:r>
-        <w:t xml:space="preserve"> About 20.5 km in a straight line.</w:t>
+        <w:t xml:space="preserve"> About 20.5 km.</w:t>
       </w:r>
     </w:p>
     <w:p>
@@ -3448,15 +3404,7 @@
         <w:t xml:space="preserve">WALK TO GOROBUNA AND RECORD IT.</w:t>
       </w:r>
       <w:r>
-        <w:t xml:space="preserve"> About 10.2 km direct.</w:t>
-      </w:r>
-    </w:p>
-    <w:p>
-      <w:pPr>
-        <w:spacing w:after="140" w:before="0"/>
-      </w:pPr>
-      <w:r>
-        <w:t xml:space="preserve">This one matters most: our map has only a 31.0 km way round between these two, so the direct track is missing altogether.</w:t>
+        <w:t xml:space="preserve"> About 10.2 km.</w:t>
       </w:r>
     </w:p>
     <w:p>
@@ -3596,15 +3544,7 @@
         <w:t xml:space="preserve">WALK TO ASAFA AND RECORD IT.</w:t>
       </w:r>
       <w:r>
-        <w:t xml:space="preserve"> About 13.4 km direct.</w:t>
-      </w:r>
-    </w:p>
-    <w:p>
-      <w:pPr>
-        <w:spacing w:after="140" w:before="0"/>
-      </w:pPr>
-      <w:r>
-        <w:t xml:space="preserve">This one matters most: our map has only a 43.3 km way round between these two, so the direct track is missing altogether.</w:t>
+        <w:t xml:space="preserve"> About 13.4 km.</w:t>
       </w:r>
     </w:p>
     <w:p>
@@ -3662,15 +3602,7 @@
         <w:t xml:space="preserve">WALK TO SAIROPE AND RECORD IT.</w:t>
       </w:r>
       <w:r>
-        <w:t xml:space="preserve"> About 9.2 km direct.</w:t>
-      </w:r>
-    </w:p>
-    <w:p>
-      <w:pPr>
-        <w:spacing w:after="140" w:before="0"/>
-      </w:pPr>
-      <w:r>
-        <w:t xml:space="preserve">This one matters most: our map has only a 48.0 km way round between these two, so the direct track is missing altogether.</w:t>
+        <w:t xml:space="preserve"> About 9.2 km.</w:t>
       </w:r>
     </w:p>
     <w:p>
@@ -3728,7 +3660,7 @@
         <w:t xml:space="preserve">WALK TO GORA AND RECORD IT.</w:t>
       </w:r>
       <w:r>
-        <w:t xml:space="preserve"> About 23.6 km in a straight line.</w:t>
+        <w:t xml:space="preserve"> About 23.6 km.</w:t>
       </w:r>
     </w:p>
     <w:p>
@@ -3948,7 +3880,7 @@
         <w:t xml:space="preserve">WALK TO NATANGA AND RECORD IT.</w:t>
       </w:r>
       <w:r>
-        <w:t xml:space="preserve"> About 9.2 km in a straight line.</w:t>
+        <w:t xml:space="preserve"> About 9.2 km.</w:t>
       </w:r>
     </w:p>
     <w:p>
@@ -4073,7 +4005,7 @@
         <w:t xml:space="preserve">WALK TO JORUA AND RECORD IT.</w:t>
       </w:r>
       <w:r>
-        <w:t xml:space="preserve"> About 2.4 km in a straight line.</w:t>
+        <w:t xml:space="preserve"> About 2.4 km.</w:t>
       </w:r>
     </w:p>
     <w:p>
@@ -4158,7 +4090,7 @@
         <w:t xml:space="preserve">WALK TO SIRIBU AND RECORD IT.</w:t>
       </w:r>
       <w:r>
-        <w:t xml:space="preserve"> About 1.9 km in a straight line.</w:t>
+        <w:t xml:space="preserve"> About 1.9 km.</w:t>
       </w:r>
     </w:p>
     <w:p>
@@ -4243,15 +4175,7 @@
         <w:t xml:space="preserve">WALK TO UGUNOMU AND RECORD IT.</w:t>
       </w:r>
       <w:r>
-        <w:t xml:space="preserve"> About 3.1 km direct.</w:t>
-      </w:r>
-    </w:p>
-    <w:p>
-      <w:pPr>
-        <w:spacing w:after="140" w:before="0"/>
-      </w:pPr>
-      <w:r>
-        <w:t xml:space="preserve">This one matters most: our map has only a 9.0 km way round between these two, so the direct track is missing altogether.</w:t>
+        <w:t xml:space="preserve"> About 3.1 km.</w:t>
       </w:r>
     </w:p>
     <w:p>
@@ -4336,7 +4260,7 @@
         <w:t xml:space="preserve">WALK TO DEA AND RECORD IT.</w:t>
       </w:r>
       <w:r>
-        <w:t xml:space="preserve"> About 1.4 km in a straight line.</w:t>
+        <w:t xml:space="preserve"> About 1.4 km.</w:t>
       </w:r>
     </w:p>
     <w:p>
@@ -4516,7 +4440,7 @@
         <w:t xml:space="preserve">WALK TO TABUANE AND RECORD IT.</w:t>
       </w:r>
       <w:r>
-        <w:t xml:space="preserve"> About 1.2 km in a straight line.</w:t>
+        <w:t xml:space="preserve"> About 1.2 km.</w:t>
       </w:r>
     </w:p>
     <w:p>
@@ -4601,7 +4525,7 @@
         <w:t xml:space="preserve">WALK TO KOENO AND RECORD IT.</w:t>
       </w:r>
       <w:r>
-        <w:t xml:space="preserve"> About 1.7 km in a straight line.</w:t>
+        <w:t xml:space="preserve"> About 1.7 km.</w:t>
       </w:r>
     </w:p>
     <w:p>
@@ -4686,7 +4610,7 @@
         <w:t xml:space="preserve">WALK TO NUMBA AND RECORD IT.</w:t>
       </w:r>
       <w:r>
-        <w:t xml:space="preserve"> About 1.5 km in a straight line.</w:t>
+        <w:t xml:space="preserve"> About 1.5 km.</w:t>
       </w:r>
     </w:p>
     <w:p>
@@ -4786,7 +4710,7 @@
         <w:t xml:space="preserve">WALK TO SAKARINA AND RECORD IT.</w:t>
       </w:r>
       <w:r>
-        <w:t xml:space="preserve"> About 1.7 km in a straight line.</w:t>
+        <w:t xml:space="preserve"> About 1.7 km.</w:t>
       </w:r>
     </w:p>
     <w:p>
@@ -4871,7 +4795,7 @@
         <w:t xml:space="preserve">WALK TO KAURA AND RECORD IT.</w:t>
       </w:r>
       <w:r>
-        <w:t xml:space="preserve"> About 0.9 km in a straight line.</w:t>
+        <w:t xml:space="preserve"> About 0.9 km.</w:t>
       </w:r>
     </w:p>
     <w:p>
@@ -4956,15 +4880,7 @@
         <w:t xml:space="preserve">WALK TO AWARU AND RECORD IT.</w:t>
       </w:r>
       <w:r>
-        <w:t xml:space="preserve"> About 2.2 km direct.</w:t>
-      </w:r>
-    </w:p>
-    <w:p>
-      <w:pPr>
-        <w:spacing w:after="140" w:before="0"/>
-      </w:pPr>
-      <w:r>
-        <w:t xml:space="preserve">This one matters most: our map has only a 6.0 km way round between these two, so the direct track is missing altogether.</w:t>
+        <w:t xml:space="preserve"> About 2.2 km.</w:t>
       </w:r>
     </w:p>
     <w:p>
@@ -5022,7 +4938,7 @@
         <w:t xml:space="preserve">WALK TO BIOI AND RECORD IT.</w:t>
       </w:r>
       <w:r>
-        <w:t xml:space="preserve"> About 6.6 km in a straight line.</w:t>
+        <w:t xml:space="preserve"> About 6.6 km.</w:t>
       </w:r>
     </w:p>
     <w:p>
@@ -5080,15 +4996,7 @@
         <w:t xml:space="preserve">WALK TO DAREKI AND RECORD IT.</w:t>
       </w:r>
       <w:r>
-        <w:t xml:space="preserve"> About 1.5 km direct.</w:t>
-      </w:r>
-    </w:p>
-    <w:p>
-      <w:pPr>
-        <w:spacing w:after="140" w:before="0"/>
-      </w:pPr>
-      <w:r>
-        <w:t xml:space="preserve">This one matters most: our map has only a 7.6 km way round between these two, so the direct track is missing altogether.</w:t>
+        <w:t xml:space="preserve"> About 1.5 km.</w:t>
       </w:r>
     </w:p>
     <w:p>
@@ -5213,15 +5121,7 @@
         <w:t xml:space="preserve">WALK TO SIGARA AND RECORD IT.</w:t>
       </w:r>
       <w:r>
-        <w:t xml:space="preserve"> About 6.6 km direct.</w:t>
-      </w:r>
-    </w:p>
-    <w:p>
-      <w:pPr>
-        <w:spacing w:after="140" w:before="0"/>
-      </w:pPr>
-      <w:r>
-        <w:t xml:space="preserve">This one matters most: our map has only a 33.6 km way round between these two, so the direct track is missing altogether.</w:t>
+        <w:t xml:space="preserve"> About 6.6 km.</w:t>
       </w:r>
     </w:p>
     <w:p>
@@ -5279,15 +5179,7 @@
         <w:t xml:space="preserve">WALK TO BANDERI AND RECORD IT.</w:t>
       </w:r>
       <w:r>
-        <w:t xml:space="preserve"> About 8.8 km direct.</w:t>
-      </w:r>
-    </w:p>
-    <w:p>
-      <w:pPr>
-        <w:spacing w:after="140" w:before="0"/>
-      </w:pPr>
-      <w:r>
-        <w:t xml:space="preserve">This one matters most: our map has only a 63.0 km way round between these two, so the direct track is missing altogether.</w:t>
+        <w:t xml:space="preserve"> About 8.8 km.</w:t>
       </w:r>
     </w:p>
     <w:p>
@@ -5350,15 +5242,25 @@
         <w:spacing w:after="120" w:before="260"/>
       </w:pPr>
       <w:r>
-        <w:t xml:space="preserve">Legs the route did not cover</w:t>
-      </w:r>
-    </w:p>
-    <w:p>
-      <w:pPr>
-        <w:spacing w:after="140" w:before="0"/>
-      </w:pPr>
-      <w:r>
-        <w:t xml:space="preserve">These still need recording. Fit them in from whichever end you pass.</w:t>
+        <w:t xml:space="preserve">Only if it is easy</w:t>
+      </w:r>
+    </w:p>
+    <w:p>
+      <w:pPr>
+        <w:spacing w:after="140" w:before="0"/>
+      </w:pPr>
+      <w:r>
+        <w:t xml:space="preserve">The round passes both ends of these but not one after the other, so they are not part of the walk above. </w:t>
+      </w:r>
+      <w:r>
+        <w:rPr>
+          <w:b/>
+          <w:bCs/>
+        </w:rPr>
+        <w:t xml:space="preserve">Do not go out of your way for them.</w:t>
+      </w:r>
+      <w:r>
+        <w:t xml:space="preserve"> If you happen to be going that way anyway, record it; if not, leave it for the next round.</w:t>
       </w:r>
     </w:p>
     <w:p>

--- a/outputs/access/MCA_itinerary.docx
+++ b/outputs/access/MCA_itinerary.docx
@@ -26,7 +26,7 @@
           <w:sz w:val="20"/>
           <w:szCs w:val="20"/>
         </w:rPr>
-        <w:t xml:space="preserve">Managalas Conservation Area · round one · where to go, what to do · generated 16 October 2026</w:t>
+        <w:t xml:space="preserve">Managalas Conservation Area · round one · where to go, what to do · generated 18 October 2026</w:t>
       </w:r>
     </w:p>
     <w:p>
@@ -5610,32 +5610,6 @@
       </w:r>
       <w:r>
         <w:t xml:space="preserve"> — on the track list in F44</w:t>
-      </w:r>
-    </w:p>
-    <w:p>
-      <w:pPr>
-        <w:spacing w:after="40" w:before="20"/>
-        <w:ind w:left="360" w:hanging="360"/>
-      </w:pPr>
-      <w:r>
-        <w:rPr>
-          <w:rFonts w:ascii="Consolas" w:cs="Consolas" w:eastAsia="Consolas" w:hAnsi="Consolas"/>
-          <w:b/>
-          <w:bCs/>
-          <w:sz w:val="19"/>
-          <w:szCs w:val="19"/>
-        </w:rPr>
-        <w:t xml:space="preserve">[ ]  </w:t>
-      </w:r>
-      <w:r>
-        <w:rPr>
-          <w:b/>
-          <w:bCs/>
-        </w:rPr>
-        <w:t xml:space="preserve">Damara</w:t>
-      </w:r>
-      <w:r>
-        <w:t xml:space="preserve"> — on the track list in F47</w:t>
       </w:r>
     </w:p>
     <w:p>

--- a/outputs/access/MCA_itinerary.docx
+++ b/outputs/access/MCA_itinerary.docx
@@ -4650,7 +4650,7 @@
           <w:b/>
           <w:bCs/>
         </w:rPr>
-        <w:t xml:space="preserve">Siurani is the old name for Numba - the school is at Numba.</w:t>
+        <w:t xml:space="preserve">Siurani is the old name of the village that came before Numba. Try the NORTHERN end of Numba first - that end is nearest the old site and is still called Sivurana by some.</w:t>
       </w:r>
     </w:p>
     <w:p>

--- a/outputs/access/MCA_itinerary.docx
+++ b/outputs/access/MCA_itinerary.docx
@@ -2326,6 +2326,21 @@
           <w:b/>
           <w:bCs/>
         </w:rPr>
+        <w:t xml:space="preserve">Anatua is a long village with Anatua 1 and Anatua 2 defined. Map both ends, not one point.</w:t>
+      </w:r>
+    </w:p>
+    <w:p>
+      <w:pPr>
+        <w:spacing w:after="140" w:before="0"/>
+      </w:pPr>
+      <w:r>
+        <w:t xml:space="preserve">&gt; </w:t>
+      </w:r>
+      <w:r>
+        <w:rPr>
+          <w:b/>
+          <w:bCs/>
+        </w:rPr>
         <w:t xml:space="preserve">Anatua is a long village and they have defined Anatua 1 and Anatua 2 - map both ends, not one point.</w:t>
       </w:r>
     </w:p>
@@ -2497,6 +2512,21 @@
       </w:r>
       <w:r>
         <w:t xml:space="preserve">  (placed by the team)</w:t>
+      </w:r>
+    </w:p>
+    <w:p>
+      <w:pPr>
+        <w:spacing w:after="140" w:before="0"/>
+      </w:pPr>
+      <w:r>
+        <w:t xml:space="preserve">&gt; </w:t>
+      </w:r>
+      <w:r>
+        <w:rPr>
+          <w:b/>
+          <w:bCs/>
+        </w:rPr>
+        <w:t xml:space="preserve">Kokoro is at least four hamlets - Namieta, Maragane, Jakiro and Buangfu (Buamfu), spread over about a kilometre and a half. Write down which hamlet the aid post is actually in.</w:t>
       </w:r>
     </w:p>
     <w:p>

--- a/outputs/access/MCA_itinerary.docx
+++ b/outputs/access/MCA_itinerary.docx
@@ -26,7 +26,7 @@
           <w:sz w:val="20"/>
           <w:szCs w:val="20"/>
         </w:rPr>
-        <w:t xml:space="preserve">Managalas Conservation Area · round one · where to go, what to do · generated 18 October 2026</w:t>
+        <w:t xml:space="preserve">Managalas Conservation Area · round one · where to go, what to do · generated 20 October 2026</w:t>
       </w:r>
     </w:p>
     <w:p>
@@ -350,7 +350,7 @@
           <w:b/>
           <w:bCs/>
         </w:rPr>
-        <w:t xml:space="preserve">46 stops</w:t>
+        <w:t xml:space="preserve">47 stops</w:t>
       </w:r>
       <w:r>
         <w:t xml:space="preserve">, 34 of them with something to collect, 63 points in all.</w:t>
@@ -365,7 +365,7 @@
           <w:b/>
           <w:bCs/>
         </w:rPr>
-        <w:t xml:space="preserve">All 45 legs between stops get recorded.</w:t>
+        <w:t xml:space="preserve">All 46 legs between stops get recorded.</w:t>
       </w:r>
       <w:r>
         <w:t xml:space="preserve"> They all count the same. Do not try to work out which ones are worth more.</w:t>
@@ -871,10 +871,10 @@
           <w:b/>
           <w:bCs/>
         </w:rPr>
-        <w:t xml:space="preserve">WALK TO BIRIRI AND RECORD IT.</w:t>
-      </w:r>
-      <w:r>
-        <w:t xml:space="preserve"> About 4.3 km.</w:t>
+        <w:t xml:space="preserve">WALK TO BAREJI AND RECORD IT.</w:t>
+      </w:r>
+      <w:r>
+        <w:t xml:space="preserve"> About 3.9 km.</w:t>
       </w:r>
     </w:p>
     <w:p>
@@ -883,23 +883,23 @@
         <w:spacing w:after="120" w:before="260"/>
       </w:pPr>
       <w:r>
-        <w:t xml:space="preserve">5. Biriri</w:t>
-      </w:r>
-    </w:p>
-    <w:p>
-      <w:pPr>
-        <w:spacing w:after="140" w:before="0"/>
-      </w:pPr>
-      <w:r>
-        <w:rPr>
-          <w:rFonts w:ascii="Consolas" w:cs="Consolas" w:eastAsia="Consolas" w:hAnsi="Consolas"/>
-          <w:sz w:val="19"/>
-          <w:szCs w:val="19"/>
-        </w:rPr>
-        <w:t xml:space="preserve">-9.2121, 148.4398</w:t>
-      </w:r>
-      <w:r>
-        <w:t xml:space="preserve">  (gazetteer)</w:t>
+        <w:t xml:space="preserve">5. Bareji</w:t>
+      </w:r>
+    </w:p>
+    <w:p>
+      <w:pPr>
+        <w:spacing w:after="140" w:before="0"/>
+      </w:pPr>
+      <w:r>
+        <w:rPr>
+          <w:rFonts w:ascii="Consolas" w:cs="Consolas" w:eastAsia="Consolas" w:hAnsi="Consolas"/>
+          <w:sz w:val="19"/>
+          <w:szCs w:val="19"/>
+        </w:rPr>
+        <w:t xml:space="preserve">-9.1838, 148.3775</w:t>
+      </w:r>
+      <w:r>
+        <w:t xml:space="preserve">  (GPS-inferred)</w:t>
       </w:r>
     </w:p>
     <w:p>
@@ -929,10 +929,10 @@
           <w:b/>
           <w:bCs/>
         </w:rPr>
-        <w:t xml:space="preserve">WALK TO GEWOYA AND RECORD IT.</w:t>
-      </w:r>
-      <w:r>
-        <w:t xml:space="preserve"> About 6.6 km.</w:t>
+        <w:t xml:space="preserve">WALK TO MANUSI AND RECORD IT.</w:t>
+      </w:r>
+      <w:r>
+        <w:t xml:space="preserve"> About 7.9 km.</w:t>
       </w:r>
     </w:p>
     <w:p>
@@ -941,20 +941,20 @@
         <w:spacing w:after="120" w:before="260"/>
       </w:pPr>
       <w:r>
-        <w:t xml:space="preserve">6. Gewoya</w:t>
-      </w:r>
-    </w:p>
-    <w:p>
-      <w:pPr>
-        <w:spacing w:after="140" w:before="0"/>
-      </w:pPr>
-      <w:r>
-        <w:rPr>
-          <w:rFonts w:ascii="Consolas" w:cs="Consolas" w:eastAsia="Consolas" w:hAnsi="Consolas"/>
-          <w:sz w:val="19"/>
-          <w:szCs w:val="19"/>
-        </w:rPr>
-        <w:t xml:space="preserve">-9.2206, 148.4992</w:t>
+        <w:t xml:space="preserve">6. Manusi</w:t>
+      </w:r>
+    </w:p>
+    <w:p>
+      <w:pPr>
+        <w:spacing w:after="140" w:before="0"/>
+      </w:pPr>
+      <w:r>
+        <w:rPr>
+          <w:rFonts w:ascii="Consolas" w:cs="Consolas" w:eastAsia="Consolas" w:hAnsi="Consolas"/>
+          <w:sz w:val="19"/>
+          <w:szCs w:val="19"/>
+        </w:rPr>
+        <w:t xml:space="preserve">-9.1309, 148.4258</w:t>
       </w:r>
       <w:r>
         <w:t xml:space="preserve">  (gazetteer)</w:t>
@@ -977,7 +977,7 @@
         <w:t xml:space="preserve">COLLECT</w:t>
       </w:r>
       <w:r>
-        <w:t xml:space="preserve"> Gewoya Elementary School</w:t>
+        <w:t xml:space="preserve"> Manusi Elementary School, 1 × 2-in-1</w:t>
       </w:r>
     </w:p>
     <w:p>
@@ -990,14 +990,59 @@
         <w:spacing w:after="40" w:before="20"/>
       </w:pPr>
       <w:r>
-        <w:t xml:space="preserve">ward 15 Toma, reported </w:t>
+        <w:t xml:space="preserve">ward 01 Yoivi, reported </w:t>
       </w:r>
       <w:r>
         <w:rPr>
           <w:i/>
           <w:iCs/>
         </w:rPr>
-        <w:t xml:space="preserve">Functioning, bush material</w:t>
+        <w:t xml:space="preserve">In use, bush material</w:t>
+      </w:r>
+    </w:p>
+    <w:p>
+      <w:pPr>
+        <w:spacing w:after="100" w:before="0"/>
+      </w:pPr>
+    </w:p>
+    <w:p>
+      <w:pPr>
+        <w:spacing w:after="140" w:before="0"/>
+      </w:pPr>
+      <w:r>
+        <w:rPr>
+          <w:b/>
+          <w:bCs/>
+        </w:rPr>
+        <w:t xml:space="preserve">WALK TO MARASI AND RECORD IT.</w:t>
+      </w:r>
+      <w:r>
+        <w:t xml:space="preserve"> About 0.4 km.</w:t>
+      </w:r>
+    </w:p>
+    <w:p>
+      <w:pPr>
+        <w:pStyle w:val="Heading2"/>
+        <w:spacing w:after="120" w:before="260"/>
+      </w:pPr>
+      <w:r>
+        <w:t xml:space="preserve">7. Marasi</w:t>
+      </w:r>
+    </w:p>
+    <w:p>
+      <w:pPr>
+        <w:spacing w:after="140" w:before="0"/>
+      </w:pPr>
+      <w:r>
+        <w:rPr>
+          <w:rFonts w:ascii="Consolas" w:cs="Consolas" w:eastAsia="Consolas" w:hAnsi="Consolas"/>
+          <w:sz w:val="19"/>
+          <w:szCs w:val="19"/>
+        </w:rPr>
+        <w:t xml:space="preserve">-9.1307, 148.4298</w:t>
+      </w:r>
+      <w:r>
+        <w:t xml:space="preserve">  (gazetteer)</w:t>
       </w:r>
     </w:p>
     <w:p>
@@ -1017,7 +1062,7 @@
         <w:t xml:space="preserve">COLLECT</w:t>
       </w:r>
       <w:r>
-        <w:t xml:space="preserve"> Gewoya Primary School</w:t>
+        <w:t xml:space="preserve"> Marasi Elementary School, 2 × 2-in-1</w:t>
       </w:r>
     </w:p>
     <w:p>
@@ -1030,14 +1075,59 @@
         <w:spacing w:after="40" w:before="20"/>
       </w:pPr>
       <w:r>
-        <w:t xml:space="preserve">ward 15 Toma, reported </w:t>
+        <w:t xml:space="preserve">ward 01 Yoivi, reported </w:t>
       </w:r>
       <w:r>
         <w:rPr>
           <w:i/>
           <w:iCs/>
         </w:rPr>
-        <w:t xml:space="preserve">Functioning</w:t>
+        <w:t xml:space="preserve">In use</w:t>
+      </w:r>
+    </w:p>
+    <w:p>
+      <w:pPr>
+        <w:spacing w:after="100" w:before="0"/>
+      </w:pPr>
+    </w:p>
+    <w:p>
+      <w:pPr>
+        <w:spacing w:after="140" w:before="0"/>
+      </w:pPr>
+      <w:r>
+        <w:rPr>
+          <w:b/>
+          <w:bCs/>
+        </w:rPr>
+        <w:t xml:space="preserve">WALK TO YOIVI AND RECORD IT.</w:t>
+      </w:r>
+      <w:r>
+        <w:t xml:space="preserve"> About 2.4 km.</w:t>
+      </w:r>
+    </w:p>
+    <w:p>
+      <w:pPr>
+        <w:pStyle w:val="Heading2"/>
+        <w:spacing w:after="120" w:before="260"/>
+      </w:pPr>
+      <w:r>
+        <w:t xml:space="preserve">8. Yoivi</w:t>
+      </w:r>
+    </w:p>
+    <w:p>
+      <w:pPr>
+        <w:spacing w:after="140" w:before="0"/>
+      </w:pPr>
+      <w:r>
+        <w:rPr>
+          <w:rFonts w:ascii="Consolas" w:cs="Consolas" w:eastAsia="Consolas" w:hAnsi="Consolas"/>
+          <w:sz w:val="19"/>
+          <w:szCs w:val="19"/>
+        </w:rPr>
+        <w:t xml:space="preserve">-9.1391, 148.4500</w:t>
+      </w:r>
+      <w:r>
+        <w:t xml:space="preserve">  (field evidence)</w:t>
       </w:r>
     </w:p>
     <w:p>
@@ -1057,7 +1147,7 @@
         <w:t xml:space="preserve">COLLECT</w:t>
       </w:r>
       <w:r>
-        <w:t xml:space="preserve"> Gewoya Aid Post</w:t>
+        <w:t xml:space="preserve"> Yoivi Community Aid Post</w:t>
       </w:r>
     </w:p>
     <w:p>
@@ -1070,14 +1160,94 @@
         <w:spacing w:after="40" w:before="20"/>
       </w:pPr>
       <w:r>
-        <w:t xml:space="preserve">ward 15 Toma, reported </w:t>
+        <w:t xml:space="preserve">ward 01 Yoivi, reported </w:t>
       </w:r>
       <w:r>
         <w:rPr>
           <w:i/>
           <w:iCs/>
         </w:rPr>
-        <w:t xml:space="preserve">Closed 1996</w:t>
+        <w:t xml:space="preserve">Newly built, no proper facilities, no regular drug supply, 2 volunteer CHWs, not registered</w:t>
+      </w:r>
+    </w:p>
+    <w:p>
+      <w:pPr>
+        <w:pStyle w:val="ListParagraph"/>
+        <w:numPr>
+          <w:ilvl w:val="0"/>
+          <w:numId w:val="2"/>
+        </w:numPr>
+        <w:spacing w:after="40" w:before="20"/>
+      </w:pPr>
+      <w:r>
+        <w:rPr>
+          <w:b/>
+          <w:bCs/>
+        </w:rPr>
+        <w:t xml:space="preserve">COLLECT</w:t>
+      </w:r>
+      <w:r>
+        <w:t xml:space="preserve"> Aguido Elementary School</w:t>
+      </w:r>
+    </w:p>
+    <w:p>
+      <w:pPr>
+        <w:pStyle w:val="ListParagraph"/>
+        <w:numPr>
+          <w:ilvl w:val="1"/>
+          <w:numId w:val="2"/>
+        </w:numPr>
+        <w:spacing w:after="40" w:before="20"/>
+      </w:pPr>
+      <w:r>
+        <w:t xml:space="preserve">ward 01 Yoivi, reported </w:t>
+      </w:r>
+      <w:r>
+        <w:rPr>
+          <w:i/>
+          <w:iCs/>
+        </w:rPr>
+        <w:t xml:space="preserve">In use</w:t>
+      </w:r>
+    </w:p>
+    <w:p>
+      <w:pPr>
+        <w:pStyle w:val="ListParagraph"/>
+        <w:numPr>
+          <w:ilvl w:val="0"/>
+          <w:numId w:val="2"/>
+        </w:numPr>
+        <w:spacing w:after="40" w:before="20"/>
+      </w:pPr>
+      <w:r>
+        <w:rPr>
+          <w:b/>
+          <w:bCs/>
+        </w:rPr>
+        <w:t xml:space="preserve">COLLECT</w:t>
+      </w:r>
+      <w:r>
+        <w:t xml:space="preserve"> Aguido Primary School, 1 × 4-in-1 classroom, 4 teacher houses</w:t>
+      </w:r>
+    </w:p>
+    <w:p>
+      <w:pPr>
+        <w:pStyle w:val="ListParagraph"/>
+        <w:numPr>
+          <w:ilvl w:val="1"/>
+          <w:numId w:val="2"/>
+        </w:numPr>
+        <w:spacing w:after="40" w:before="20"/>
+      </w:pPr>
+      <w:r>
+        <w:t xml:space="preserve">ward 01 Yoivi, reported </w:t>
+      </w:r>
+      <w:r>
+        <w:rPr>
+          <w:i/>
+          <w:iCs/>
+        </w:rPr>
+        <w:t xml:space="preserve">In use, bush material</w:t>
       </w:r>
     </w:p>
     <w:p>
@@ -1094,10 +1264,10 @@
           <w:b/>
           <w:bCs/>
         </w:rPr>
-        <w:t xml:space="preserve">WALK TO WAYEI AND RECORD IT.</w:t>
-      </w:r>
-      <w:r>
-        <w:t xml:space="preserve"> About 13.4 km.</w:t>
+        <w:t xml:space="preserve">WALK TO GEWOYA AND RECORD IT.</w:t>
+      </w:r>
+      <w:r>
+        <w:t xml:space="preserve"> About 10.5 km.</w:t>
       </w:r>
     </w:p>
     <w:p>
@@ -1106,36 +1276,143 @@
         <w:spacing w:after="120" w:before="260"/>
       </w:pPr>
       <w:r>
-        <w:t xml:space="preserve">7. Wayei</w:t>
-      </w:r>
-    </w:p>
-    <w:p>
-      <w:pPr>
-        <w:spacing w:after="140" w:before="0"/>
-      </w:pPr>
-      <w:r>
-        <w:rPr>
-          <w:rFonts w:ascii="Consolas" w:cs="Consolas" w:eastAsia="Consolas" w:hAnsi="Consolas"/>
-          <w:sz w:val="19"/>
-          <w:szCs w:val="19"/>
-        </w:rPr>
-        <w:t xml:space="preserve">-9.1143, 148.5582</w:t>
-      </w:r>
-      <w:r>
-        <w:t xml:space="preserve">  (placed by the team)</w:t>
-      </w:r>
-    </w:p>
-    <w:p>
-      <w:pPr>
-        <w:pStyle w:val="ListParagraph"/>
-        <w:numPr>
-          <w:ilvl w:val="0"/>
-          <w:numId w:val="2"/>
-        </w:numPr>
-        <w:spacing w:after="40" w:before="20"/>
-      </w:pPr>
-      <w:r>
-        <w:t xml:space="preserve">Nothing to collect here - this stop is on the way, or is one end of a walk that needs recording.</w:t>
+        <w:t xml:space="preserve">9. Gewoya</w:t>
+      </w:r>
+    </w:p>
+    <w:p>
+      <w:pPr>
+        <w:spacing w:after="140" w:before="0"/>
+      </w:pPr>
+      <w:r>
+        <w:rPr>
+          <w:rFonts w:ascii="Consolas" w:cs="Consolas" w:eastAsia="Consolas" w:hAnsi="Consolas"/>
+          <w:sz w:val="19"/>
+          <w:szCs w:val="19"/>
+        </w:rPr>
+        <w:t xml:space="preserve">-9.2206, 148.4992</w:t>
+      </w:r>
+      <w:r>
+        <w:t xml:space="preserve">  (gazetteer)</w:t>
+      </w:r>
+    </w:p>
+    <w:p>
+      <w:pPr>
+        <w:pStyle w:val="ListParagraph"/>
+        <w:numPr>
+          <w:ilvl w:val="0"/>
+          <w:numId w:val="2"/>
+        </w:numPr>
+        <w:spacing w:after="40" w:before="20"/>
+      </w:pPr>
+      <w:r>
+        <w:rPr>
+          <w:b/>
+          <w:bCs/>
+        </w:rPr>
+        <w:t xml:space="preserve">COLLECT</w:t>
+      </w:r>
+      <w:r>
+        <w:t xml:space="preserve"> Gewoya Elementary School</w:t>
+      </w:r>
+    </w:p>
+    <w:p>
+      <w:pPr>
+        <w:pStyle w:val="ListParagraph"/>
+        <w:numPr>
+          <w:ilvl w:val="1"/>
+          <w:numId w:val="2"/>
+        </w:numPr>
+        <w:spacing w:after="40" w:before="20"/>
+      </w:pPr>
+      <w:r>
+        <w:t xml:space="preserve">ward 15 Toma, reported </w:t>
+      </w:r>
+      <w:r>
+        <w:rPr>
+          <w:i/>
+          <w:iCs/>
+        </w:rPr>
+        <w:t xml:space="preserve">Functioning, bush material</w:t>
+      </w:r>
+    </w:p>
+    <w:p>
+      <w:pPr>
+        <w:pStyle w:val="ListParagraph"/>
+        <w:numPr>
+          <w:ilvl w:val="0"/>
+          <w:numId w:val="2"/>
+        </w:numPr>
+        <w:spacing w:after="40" w:before="20"/>
+      </w:pPr>
+      <w:r>
+        <w:rPr>
+          <w:b/>
+          <w:bCs/>
+        </w:rPr>
+        <w:t xml:space="preserve">COLLECT</w:t>
+      </w:r>
+      <w:r>
+        <w:t xml:space="preserve"> Gewoya Primary School</w:t>
+      </w:r>
+    </w:p>
+    <w:p>
+      <w:pPr>
+        <w:pStyle w:val="ListParagraph"/>
+        <w:numPr>
+          <w:ilvl w:val="1"/>
+          <w:numId w:val="2"/>
+        </w:numPr>
+        <w:spacing w:after="40" w:before="20"/>
+      </w:pPr>
+      <w:r>
+        <w:t xml:space="preserve">ward 15 Toma, reported </w:t>
+      </w:r>
+      <w:r>
+        <w:rPr>
+          <w:i/>
+          <w:iCs/>
+        </w:rPr>
+        <w:t xml:space="preserve">Functioning</w:t>
+      </w:r>
+    </w:p>
+    <w:p>
+      <w:pPr>
+        <w:pStyle w:val="ListParagraph"/>
+        <w:numPr>
+          <w:ilvl w:val="0"/>
+          <w:numId w:val="2"/>
+        </w:numPr>
+        <w:spacing w:after="40" w:before="20"/>
+      </w:pPr>
+      <w:r>
+        <w:rPr>
+          <w:b/>
+          <w:bCs/>
+        </w:rPr>
+        <w:t xml:space="preserve">COLLECT</w:t>
+      </w:r>
+      <w:r>
+        <w:t xml:space="preserve"> Gewoya Aid Post</w:t>
+      </w:r>
+    </w:p>
+    <w:p>
+      <w:pPr>
+        <w:pStyle w:val="ListParagraph"/>
+        <w:numPr>
+          <w:ilvl w:val="1"/>
+          <w:numId w:val="2"/>
+        </w:numPr>
+        <w:spacing w:after="40" w:before="20"/>
+      </w:pPr>
+      <w:r>
+        <w:t xml:space="preserve">ward 15 Toma, reported </w:t>
+      </w:r>
+      <w:r>
+        <w:rPr>
+          <w:i/>
+          <w:iCs/>
+        </w:rPr>
+        <w:t xml:space="preserve">Closed 1996</w:t>
       </w:r>
     </w:p>
     <w:p>
@@ -1152,10 +1429,10 @@
           <w:b/>
           <w:bCs/>
         </w:rPr>
-        <w:t xml:space="preserve">WALK TO OMBARA AND RECORD IT.</w:t>
-      </w:r>
-      <w:r>
-        <w:t xml:space="preserve"> About 10.2 km.</w:t>
+        <w:t xml:space="preserve">WALK TO WAYEI AND RECORD IT.</w:t>
+      </w:r>
+      <w:r>
+        <w:t xml:space="preserve"> About 13.4 km.</w:t>
       </w:r>
     </w:p>
     <w:p>
@@ -1164,23 +1441,23 @@
         <w:spacing w:after="120" w:before="260"/>
       </w:pPr>
       <w:r>
-        <w:t xml:space="preserve">8. Ombara</w:t>
-      </w:r>
-    </w:p>
-    <w:p>
-      <w:pPr>
-        <w:spacing w:after="140" w:before="0"/>
-      </w:pPr>
-      <w:r>
-        <w:rPr>
-          <w:rFonts w:ascii="Consolas" w:cs="Consolas" w:eastAsia="Consolas" w:hAnsi="Consolas"/>
-          <w:sz w:val="19"/>
-          <w:szCs w:val="19"/>
-        </w:rPr>
-        <w:t xml:space="preserve">-9.1151, 148.4682</w:t>
-      </w:r>
-      <w:r>
-        <w:t xml:space="preserve">  (GPS-inferred)</w:t>
+        <w:t xml:space="preserve">10. Wayei</w:t>
+      </w:r>
+    </w:p>
+    <w:p>
+      <w:pPr>
+        <w:spacing w:after="140" w:before="0"/>
+      </w:pPr>
+      <w:r>
+        <w:rPr>
+          <w:rFonts w:ascii="Consolas" w:cs="Consolas" w:eastAsia="Consolas" w:hAnsi="Consolas"/>
+          <w:sz w:val="19"/>
+          <w:szCs w:val="19"/>
+        </w:rPr>
+        <w:t xml:space="preserve">-9.1143, 148.5582</w:t>
+      </w:r>
+      <w:r>
+        <w:t xml:space="preserve">  (placed by the team)</w:t>
       </w:r>
     </w:p>
     <w:p>
@@ -1210,10 +1487,10 @@
           <w:b/>
           <w:bCs/>
         </w:rPr>
-        <w:t xml:space="preserve">WALK TO YOIVI AND RECORD IT.</w:t>
-      </w:r>
-      <w:r>
-        <w:t xml:space="preserve"> About 3.3 km.</w:t>
+        <w:t xml:space="preserve">WALK TO OMBARA AND RECORD IT.</w:t>
+      </w:r>
+      <w:r>
+        <w:t xml:space="preserve"> About 10.2 km.</w:t>
       </w:r>
     </w:p>
     <w:p>
@@ -1222,23 +1499,139 @@
         <w:spacing w:after="120" w:before="260"/>
       </w:pPr>
       <w:r>
-        <w:t xml:space="preserve">9. Yoivi</w:t>
-      </w:r>
-    </w:p>
-    <w:p>
-      <w:pPr>
-        <w:spacing w:after="140" w:before="0"/>
-      </w:pPr>
-      <w:r>
-        <w:rPr>
-          <w:rFonts w:ascii="Consolas" w:cs="Consolas" w:eastAsia="Consolas" w:hAnsi="Consolas"/>
-          <w:sz w:val="19"/>
-          <w:szCs w:val="19"/>
-        </w:rPr>
-        <w:t xml:space="preserve">-9.1391, 148.4500</w:t>
-      </w:r>
-      <w:r>
-        <w:t xml:space="preserve">  (field evidence)</w:t>
+        <w:t xml:space="preserve">11. Ombara</w:t>
+      </w:r>
+    </w:p>
+    <w:p>
+      <w:pPr>
+        <w:spacing w:after="140" w:before="0"/>
+      </w:pPr>
+      <w:r>
+        <w:rPr>
+          <w:rFonts w:ascii="Consolas" w:cs="Consolas" w:eastAsia="Consolas" w:hAnsi="Consolas"/>
+          <w:sz w:val="19"/>
+          <w:szCs w:val="19"/>
+        </w:rPr>
+        <w:t xml:space="preserve">-9.1151, 148.4682</w:t>
+      </w:r>
+      <w:r>
+        <w:t xml:space="preserve">  (GPS-inferred)</w:t>
+      </w:r>
+    </w:p>
+    <w:p>
+      <w:pPr>
+        <w:pStyle w:val="ListParagraph"/>
+        <w:numPr>
+          <w:ilvl w:val="0"/>
+          <w:numId w:val="2"/>
+        </w:numPr>
+        <w:spacing w:after="40" w:before="20"/>
+      </w:pPr>
+      <w:r>
+        <w:t xml:space="preserve">Nothing to collect here - this stop is on the way, or is one end of a walk that needs recording.</w:t>
+      </w:r>
+    </w:p>
+    <w:p>
+      <w:pPr>
+        <w:spacing w:after="100" w:before="0"/>
+      </w:pPr>
+    </w:p>
+    <w:p>
+      <w:pPr>
+        <w:spacing w:after="140" w:before="0"/>
+      </w:pPr>
+      <w:r>
+        <w:rPr>
+          <w:b/>
+          <w:bCs/>
+        </w:rPr>
+        <w:t xml:space="preserve">WALK TO BIOI AND RECORD IT.</w:t>
+      </w:r>
+      <w:r>
+        <w:t xml:space="preserve"> About 2.8 km.</w:t>
+      </w:r>
+    </w:p>
+    <w:p>
+      <w:pPr>
+        <w:pStyle w:val="Heading2"/>
+        <w:spacing w:after="120" w:before="260"/>
+      </w:pPr>
+      <w:r>
+        <w:t xml:space="preserve">12. Bioi</w:t>
+      </w:r>
+    </w:p>
+    <w:p>
+      <w:pPr>
+        <w:spacing w:after="140" w:before="0"/>
+      </w:pPr>
+      <w:r>
+        <w:rPr>
+          <w:rFonts w:ascii="Consolas" w:cs="Consolas" w:eastAsia="Consolas" w:hAnsi="Consolas"/>
+          <w:sz w:val="19"/>
+          <w:szCs w:val="19"/>
+        </w:rPr>
+        <w:t xml:space="preserve">-9.1066, 148.4446</w:t>
+      </w:r>
+      <w:r>
+        <w:t xml:space="preserve">  (GPS-inferred)</w:t>
+      </w:r>
+    </w:p>
+    <w:p>
+      <w:pPr>
+        <w:pStyle w:val="ListParagraph"/>
+        <w:numPr>
+          <w:ilvl w:val="0"/>
+          <w:numId w:val="2"/>
+        </w:numPr>
+        <w:spacing w:after="40" w:before="20"/>
+      </w:pPr>
+      <w:r>
+        <w:t xml:space="preserve">Nothing to collect here - this stop is on the way, or is one end of a walk that needs recording.</w:t>
+      </w:r>
+    </w:p>
+    <w:p>
+      <w:pPr>
+        <w:spacing w:after="100" w:before="0"/>
+      </w:pPr>
+    </w:p>
+    <w:p>
+      <w:pPr>
+        <w:spacing w:after="140" w:before="0"/>
+      </w:pPr>
+      <w:r>
+        <w:rPr>
+          <w:b/>
+          <w:bCs/>
+        </w:rPr>
+        <w:t xml:space="preserve">WALK TO DAREKI AND RECORD IT.</w:t>
+      </w:r>
+      <w:r>
+        <w:t xml:space="preserve"> About 1.5 km.</w:t>
+      </w:r>
+    </w:p>
+    <w:p>
+      <w:pPr>
+        <w:pStyle w:val="Heading2"/>
+        <w:spacing w:after="120" w:before="260"/>
+      </w:pPr>
+      <w:r>
+        <w:t xml:space="preserve">13. Dareki</w:t>
+      </w:r>
+    </w:p>
+    <w:p>
+      <w:pPr>
+        <w:spacing w:after="140" w:before="0"/>
+      </w:pPr>
+      <w:r>
+        <w:rPr>
+          <w:rFonts w:ascii="Consolas" w:cs="Consolas" w:eastAsia="Consolas" w:hAnsi="Consolas"/>
+          <w:sz w:val="19"/>
+          <w:szCs w:val="19"/>
+        </w:rPr>
+        <w:t xml:space="preserve">-9.1002, 148.4323</w:t>
+      </w:r>
+      <w:r>
+        <w:t xml:space="preserve">  (gazetteer)</w:t>
       </w:r>
     </w:p>
     <w:p>
@@ -1258,7 +1651,7 @@
         <w:t xml:space="preserve">COLLECT</w:t>
       </w:r>
       <w:r>
-        <w:t xml:space="preserve"> Yoivi Community Aid Post</w:t>
+        <w:t xml:space="preserve"> Dareki Elementary School, 2-in-1</w:t>
       </w:r>
     </w:p>
     <w:p>
@@ -1271,14 +1664,14 @@
         <w:spacing w:after="40" w:before="20"/>
       </w:pPr>
       <w:r>
-        <w:t xml:space="preserve">ward 01 Yoivi, reported </w:t>
+        <w:t xml:space="preserve">ward 03 Kawowoki, reported </w:t>
       </w:r>
       <w:r>
         <w:rPr>
           <w:i/>
           <w:iCs/>
         </w:rPr>
-        <w:t xml:space="preserve">Newly built, no proper facilities, no regular drug supply, 2 volunteer CHWs, not registered</w:t>
+        <w:t xml:space="preserve">Functioning</w:t>
       </w:r>
     </w:p>
     <w:p>
@@ -1298,7 +1691,7 @@
         <w:t xml:space="preserve">COLLECT</w:t>
       </w:r>
       <w:r>
-        <w:t xml:space="preserve"> Aguido Elementary School</w:t>
+        <w:t xml:space="preserve"> Dareki Aid Post</w:t>
       </w:r>
     </w:p>
     <w:p>
@@ -1311,14 +1704,117 @@
         <w:spacing w:after="40" w:before="20"/>
       </w:pPr>
       <w:r>
-        <w:t xml:space="preserve">ward 01 Yoivi, reported </w:t>
+        <w:t xml:space="preserve">ward 03 Kawowoki, reported </w:t>
       </w:r>
       <w:r>
         <w:rPr>
           <w:i/>
           <w:iCs/>
         </w:rPr>
-        <w:t xml:space="preserve">In use</w:t>
+        <w:t xml:space="preserve">Closed 2010</w:t>
+      </w:r>
+    </w:p>
+    <w:p>
+      <w:pPr>
+        <w:spacing w:after="100" w:before="0"/>
+      </w:pPr>
+    </w:p>
+    <w:p>
+      <w:pPr>
+        <w:spacing w:after="140" w:before="0"/>
+      </w:pPr>
+      <w:r>
+        <w:rPr>
+          <w:b/>
+          <w:bCs/>
+        </w:rPr>
+        <w:t xml:space="preserve">WALK TO NINIURI AND RECORD IT.</w:t>
+      </w:r>
+      <w:r>
+        <w:t xml:space="preserve"> About 3.7 km.</w:t>
+      </w:r>
+    </w:p>
+    <w:p>
+      <w:pPr>
+        <w:pStyle w:val="Heading2"/>
+        <w:spacing w:after="120" w:before="260"/>
+      </w:pPr>
+      <w:r>
+        <w:t xml:space="preserve">14. Niniuri</w:t>
+      </w:r>
+    </w:p>
+    <w:p>
+      <w:pPr>
+        <w:spacing w:after="140" w:before="0"/>
+      </w:pPr>
+      <w:r>
+        <w:rPr>
+          <w:rFonts w:ascii="Consolas" w:cs="Consolas" w:eastAsia="Consolas" w:hAnsi="Consolas"/>
+          <w:sz w:val="19"/>
+          <w:szCs w:val="19"/>
+        </w:rPr>
+        <w:t xml:space="preserve">-9.1285, 148.4143</w:t>
+      </w:r>
+      <w:r>
+        <w:t xml:space="preserve">  (placed by the team)</w:t>
+      </w:r>
+    </w:p>
+    <w:p>
+      <w:pPr>
+        <w:pStyle w:val="ListParagraph"/>
+        <w:numPr>
+          <w:ilvl w:val="0"/>
+          <w:numId w:val="2"/>
+        </w:numPr>
+        <w:spacing w:after="40" w:before="20"/>
+      </w:pPr>
+      <w:r>
+        <w:t xml:space="preserve">Nothing to collect here - this stop is on the way, or is one end of a walk that needs recording.</w:t>
+      </w:r>
+    </w:p>
+    <w:p>
+      <w:pPr>
+        <w:spacing w:after="100" w:before="0"/>
+      </w:pPr>
+    </w:p>
+    <w:p>
+      <w:pPr>
+        <w:spacing w:after="140" w:before="0"/>
+      </w:pPr>
+      <w:r>
+        <w:rPr>
+          <w:b/>
+          <w:bCs/>
+        </w:rPr>
+        <w:t xml:space="preserve">WALK TO KAWOWOKI AND RECORD IT.</w:t>
+      </w:r>
+      <w:r>
+        <w:t xml:space="preserve"> About 3.9 km.</w:t>
+      </w:r>
+    </w:p>
+    <w:p>
+      <w:pPr>
+        <w:pStyle w:val="Heading2"/>
+        <w:spacing w:after="120" w:before="260"/>
+      </w:pPr>
+      <w:r>
+        <w:t xml:space="preserve">15. Kawowoki</w:t>
+      </w:r>
+    </w:p>
+    <w:p>
+      <w:pPr>
+        <w:spacing w:after="140" w:before="0"/>
+      </w:pPr>
+      <w:r>
+        <w:rPr>
+          <w:rFonts w:ascii="Consolas" w:cs="Consolas" w:eastAsia="Consolas" w:hAnsi="Consolas"/>
+          <w:sz w:val="19"/>
+          <w:szCs w:val="19"/>
+        </w:rPr>
+        <w:t xml:space="preserve">-9.1010, 148.3927</w:t>
+      </w:r>
+      <w:r>
+        <w:t xml:space="preserve">  (placed by the team)</w:t>
       </w:r>
     </w:p>
     <w:p>
@@ -1338,7 +1834,7 @@
         <w:t xml:space="preserve">COLLECT</w:t>
       </w:r>
       <w:r>
-        <w:t xml:space="preserve"> Aguido Primary School, 1 × 4-in-1 classroom, 4 teacher houses</w:t>
+        <w:t xml:space="preserve"> Kawowoki Elementary School, 2-in-1</w:t>
       </w:r>
     </w:p>
     <w:p>
@@ -1351,14 +1847,54 @@
         <w:spacing w:after="40" w:before="20"/>
       </w:pPr>
       <w:r>
-        <w:t xml:space="preserve">ward 01 Yoivi, reported </w:t>
+        <w:t xml:space="preserve">ward 03 Kawowoki, reported </w:t>
       </w:r>
       <w:r>
         <w:rPr>
           <w:i/>
           <w:iCs/>
         </w:rPr>
-        <w:t xml:space="preserve">In use, bush material</w:t>
+        <w:t xml:space="preserve">Functioning</w:t>
+      </w:r>
+    </w:p>
+    <w:p>
+      <w:pPr>
+        <w:pStyle w:val="ListParagraph"/>
+        <w:numPr>
+          <w:ilvl w:val="0"/>
+          <w:numId w:val="2"/>
+        </w:numPr>
+        <w:spacing w:after="40" w:before="20"/>
+      </w:pPr>
+      <w:r>
+        <w:rPr>
+          <w:b/>
+          <w:bCs/>
+        </w:rPr>
+        <w:t xml:space="preserve">COLLECT</w:t>
+      </w:r>
+      <w:r>
+        <w:t xml:space="preserve"> Kawowoki Aid Post</w:t>
+      </w:r>
+    </w:p>
+    <w:p>
+      <w:pPr>
+        <w:pStyle w:val="ListParagraph"/>
+        <w:numPr>
+          <w:ilvl w:val="1"/>
+          <w:numId w:val="2"/>
+        </w:numPr>
+        <w:spacing w:after="40" w:before="20"/>
+      </w:pPr>
+      <w:r>
+        <w:t xml:space="preserve">ward 03 Kawowoki, reported </w:t>
+      </w:r>
+      <w:r>
+        <w:rPr>
+          <w:i/>
+          <w:iCs/>
+        </w:rPr>
+        <w:t xml:space="preserve">Closed</w:t>
       </w:r>
     </w:p>
     <w:p>
@@ -1375,10 +1911,10 @@
           <w:b/>
           <w:bCs/>
         </w:rPr>
-        <w:t xml:space="preserve">WALK TO MARASI AND RECORD IT.</w:t>
-      </w:r>
-      <w:r>
-        <w:t xml:space="preserve"> About 2.4 km.</w:t>
+        <w:t xml:space="preserve">WALK TO KORUWO AND RECORD IT.</w:t>
+      </w:r>
+      <w:r>
+        <w:t xml:space="preserve"> About 8.9 km.</w:t>
       </w:r>
     </w:p>
     <w:p>
@@ -1387,20 +1923,20 @@
         <w:spacing w:after="120" w:before="260"/>
       </w:pPr>
       <w:r>
-        <w:t xml:space="preserve">10. Marasi</w:t>
-      </w:r>
-    </w:p>
-    <w:p>
-      <w:pPr>
-        <w:spacing w:after="140" w:before="0"/>
-      </w:pPr>
-      <w:r>
-        <w:rPr>
-          <w:rFonts w:ascii="Consolas" w:cs="Consolas" w:eastAsia="Consolas" w:hAnsi="Consolas"/>
-          <w:sz w:val="19"/>
-          <w:szCs w:val="19"/>
-        </w:rPr>
-        <w:t xml:space="preserve">-9.1307, 148.4298</w:t>
+        <w:t xml:space="preserve">16. Koruwo</w:t>
+      </w:r>
+    </w:p>
+    <w:p>
+      <w:pPr>
+        <w:spacing w:after="140" w:before="0"/>
+      </w:pPr>
+      <w:r>
+        <w:rPr>
+          <w:rFonts w:ascii="Consolas" w:cs="Consolas" w:eastAsia="Consolas" w:hAnsi="Consolas"/>
+          <w:sz w:val="19"/>
+          <w:szCs w:val="19"/>
+        </w:rPr>
+        <w:t xml:space="preserve">-9.1099, 148.3122</w:t>
       </w:r>
       <w:r>
         <w:t xml:space="preserve">  (gazetteer)</w:t>
@@ -1423,7 +1959,7 @@
         <w:t xml:space="preserve">COLLECT</w:t>
       </w:r>
       <w:r>
-        <w:t xml:space="preserve"> Marasi Elementary School, 2 × 2-in-1</w:t>
+        <w:t xml:space="preserve"> Koruwo Elementary School, 2-in-1, 2 teacher houses</w:t>
       </w:r>
     </w:p>
     <w:p>
@@ -1436,7 +1972,7 @@
         <w:spacing w:after="40" w:before="20"/>
       </w:pPr>
       <w:r>
-        <w:t xml:space="preserve">ward 01 Yoivi, reported </w:t>
+        <w:t xml:space="preserve">ward 11 Tahama, reported </w:t>
       </w:r>
       <w:r>
         <w:rPr>
@@ -1448,6 +1984,126 @@
     </w:p>
     <w:p>
       <w:pPr>
+        <w:pStyle w:val="ListParagraph"/>
+        <w:numPr>
+          <w:ilvl w:val="0"/>
+          <w:numId w:val="2"/>
+        </w:numPr>
+        <w:spacing w:after="40" w:before="20"/>
+      </w:pPr>
+      <w:r>
+        <w:rPr>
+          <w:b/>
+          <w:bCs/>
+        </w:rPr>
+        <w:t xml:space="preserve">COLLECT</w:t>
+      </w:r>
+      <w:r>
+        <w:t xml:space="preserve"> Koruwo Primary School, 1 × 4-in-1, 2 × 2-in-1, 1 × 8-in-1, 5 teacher houses</w:t>
+      </w:r>
+    </w:p>
+    <w:p>
+      <w:pPr>
+        <w:pStyle w:val="ListParagraph"/>
+        <w:numPr>
+          <w:ilvl w:val="1"/>
+          <w:numId w:val="2"/>
+        </w:numPr>
+        <w:spacing w:after="40" w:before="20"/>
+      </w:pPr>
+      <w:r>
+        <w:t xml:space="preserve">ward 11 Tahama, reported </w:t>
+      </w:r>
+      <w:r>
+        <w:rPr>
+          <w:i/>
+          <w:iCs/>
+        </w:rPr>
+        <w:t xml:space="preserve">In use, 8-in-1 incomplete</w:t>
+      </w:r>
+    </w:p>
+    <w:p>
+      <w:pPr>
+        <w:pStyle w:val="ListParagraph"/>
+        <w:numPr>
+          <w:ilvl w:val="0"/>
+          <w:numId w:val="2"/>
+        </w:numPr>
+        <w:spacing w:after="40" w:before="20"/>
+      </w:pPr>
+      <w:r>
+        <w:rPr>
+          <w:b/>
+          <w:bCs/>
+        </w:rPr>
+        <w:t xml:space="preserve">COLLECT</w:t>
+      </w:r>
+      <w:r>
+        <w:t xml:space="preserve"> Koruwo High School + male and female dormitories</w:t>
+      </w:r>
+    </w:p>
+    <w:p>
+      <w:pPr>
+        <w:pStyle w:val="ListParagraph"/>
+        <w:numPr>
+          <w:ilvl w:val="1"/>
+          <w:numId w:val="2"/>
+        </w:numPr>
+        <w:spacing w:after="40" w:before="20"/>
+      </w:pPr>
+      <w:r>
+        <w:t xml:space="preserve">ward 11 Tahama, reported </w:t>
+      </w:r>
+      <w:r>
+        <w:rPr>
+          <w:i/>
+          <w:iCs/>
+        </w:rPr>
+        <w:t xml:space="preserve">Started 2026, dormitories for 3rd term</w:t>
+      </w:r>
+    </w:p>
+    <w:p>
+      <w:pPr>
+        <w:pStyle w:val="ListParagraph"/>
+        <w:numPr>
+          <w:ilvl w:val="0"/>
+          <w:numId w:val="2"/>
+        </w:numPr>
+        <w:spacing w:after="40" w:before="20"/>
+      </w:pPr>
+      <w:r>
+        <w:rPr>
+          <w:b/>
+          <w:bCs/>
+        </w:rPr>
+        <w:t xml:space="preserve">COLLECT</w:t>
+      </w:r>
+      <w:r>
+        <w:t xml:space="preserve"> Health Centre</w:t>
+      </w:r>
+    </w:p>
+    <w:p>
+      <w:pPr>
+        <w:pStyle w:val="ListParagraph"/>
+        <w:numPr>
+          <w:ilvl w:val="1"/>
+          <w:numId w:val="2"/>
+        </w:numPr>
+        <w:spacing w:after="40" w:before="20"/>
+      </w:pPr>
+      <w:r>
+        <w:t xml:space="preserve">ward 11 Tahama, reported </w:t>
+      </w:r>
+      <w:r>
+        <w:rPr>
+          <w:i/>
+          <w:iCs/>
+        </w:rPr>
+        <w:t xml:space="preserve">Incomplete, no CHW</w:t>
+      </w:r>
+    </w:p>
+    <w:p>
+      <w:pPr>
         <w:spacing w:after="100" w:before="0"/>
       </w:pPr>
     </w:p>
@@ -1460,10 +2116,10 @@
           <w:b/>
           <w:bCs/>
         </w:rPr>
-        <w:t xml:space="preserve">WALK TO MANUSI AND RECORD IT.</w:t>
-      </w:r>
-      <w:r>
-        <w:t xml:space="preserve"> About 0.4 km.</w:t>
+        <w:t xml:space="preserve">WALK TO KIARA AND RECORD IT.</w:t>
+      </w:r>
+      <w:r>
+        <w:t xml:space="preserve"> About 3.0 km.</w:t>
       </w:r>
     </w:p>
     <w:p>
@@ -1472,23 +2128,23 @@
         <w:spacing w:after="120" w:before="260"/>
       </w:pPr>
       <w:r>
-        <w:t xml:space="preserve">11. Manusi</w:t>
-      </w:r>
-    </w:p>
-    <w:p>
-      <w:pPr>
-        <w:spacing w:after="140" w:before="0"/>
-      </w:pPr>
-      <w:r>
-        <w:rPr>
-          <w:rFonts w:ascii="Consolas" w:cs="Consolas" w:eastAsia="Consolas" w:hAnsi="Consolas"/>
-          <w:sz w:val="19"/>
-          <w:szCs w:val="19"/>
-        </w:rPr>
-        <w:t xml:space="preserve">-9.1309, 148.4258</w:t>
-      </w:r>
-      <w:r>
-        <w:t xml:space="preserve">  (gazetteer)</w:t>
+        <w:t xml:space="preserve">17. Kiara</w:t>
+      </w:r>
+    </w:p>
+    <w:p>
+      <w:pPr>
+        <w:spacing w:after="140" w:before="0"/>
+      </w:pPr>
+      <w:r>
+        <w:rPr>
+          <w:rFonts w:ascii="Consolas" w:cs="Consolas" w:eastAsia="Consolas" w:hAnsi="Consolas"/>
+          <w:sz w:val="19"/>
+          <w:szCs w:val="19"/>
+        </w:rPr>
+        <w:t xml:space="preserve">-9.0959, 148.2882</w:t>
+      </w:r>
+      <w:r>
+        <w:t xml:space="preserve">  (field evidence)</w:t>
       </w:r>
     </w:p>
     <w:p>
@@ -1508,7 +2164,7 @@
         <w:t xml:space="preserve">COLLECT</w:t>
       </w:r>
       <w:r>
-        <w:t xml:space="preserve"> Manusi Elementary School, 1 × 2-in-1</w:t>
+        <w:t xml:space="preserve"> Kiara Elementary School</w:t>
       </w:r>
     </w:p>
     <w:p>
@@ -1521,14 +2177,14 @@
         <w:spacing w:after="40" w:before="20"/>
       </w:pPr>
       <w:r>
-        <w:t xml:space="preserve">ward 01 Yoivi, reported </w:t>
+        <w:t xml:space="preserve">ward 09 Natanga, reported </w:t>
       </w:r>
       <w:r>
         <w:rPr>
           <w:i/>
           <w:iCs/>
         </w:rPr>
-        <w:t xml:space="preserve">In use, bush material</w:t>
+        <w:t xml:space="preserve">Semi-permanent</w:t>
       </w:r>
     </w:p>
     <w:p>
@@ -1545,10 +2201,10 @@
           <w:b/>
           <w:bCs/>
         </w:rPr>
-        <w:t xml:space="preserve">WALK TO NINIURI AND RECORD IT.</w:t>
-      </w:r>
-      <w:r>
-        <w:t xml:space="preserve"> About 1.3 km.</w:t>
+        <w:t xml:space="preserve">WALK TO BODOIMO AND RECORD IT.</w:t>
+      </w:r>
+      <w:r>
+        <w:t xml:space="preserve"> About 2.2 km.</w:t>
       </w:r>
     </w:p>
     <w:p>
@@ -1557,20 +2213,20 @@
         <w:spacing w:after="120" w:before="260"/>
       </w:pPr>
       <w:r>
-        <w:t xml:space="preserve">12. Niniuri</w:t>
-      </w:r>
-    </w:p>
-    <w:p>
-      <w:pPr>
-        <w:spacing w:after="140" w:before="0"/>
-      </w:pPr>
-      <w:r>
-        <w:rPr>
-          <w:rFonts w:ascii="Consolas" w:cs="Consolas" w:eastAsia="Consolas" w:hAnsi="Consolas"/>
-          <w:sz w:val="19"/>
-          <w:szCs w:val="19"/>
-        </w:rPr>
-        <w:t xml:space="preserve">-9.1285, 148.4143</w:t>
+        <w:t xml:space="preserve">18. Bodoimo</w:t>
+      </w:r>
+    </w:p>
+    <w:p>
+      <w:pPr>
+        <w:spacing w:after="140" w:before="0"/>
+      </w:pPr>
+      <w:r>
+        <w:rPr>
+          <w:rFonts w:ascii="Consolas" w:cs="Consolas" w:eastAsia="Consolas" w:hAnsi="Consolas"/>
+          <w:sz w:val="19"/>
+          <w:szCs w:val="19"/>
+        </w:rPr>
+        <w:t xml:space="preserve">-9.1154, 148.2861</w:t>
       </w:r>
       <w:r>
         <w:t xml:space="preserve">  (placed by the team)</w:t>
@@ -1586,7 +2242,34 @@
         <w:spacing w:after="40" w:before="20"/>
       </w:pPr>
       <w:r>
-        <w:t xml:space="preserve">Nothing to collect here - this stop is on the way, or is one end of a walk that needs recording.</w:t>
+        <w:rPr>
+          <w:b/>
+          <w:bCs/>
+        </w:rPr>
+        <w:t xml:space="preserve">COLLECT</w:t>
+      </w:r>
+      <w:r>
+        <w:t xml:space="preserve"> Boidomo Elementary School</w:t>
+      </w:r>
+    </w:p>
+    <w:p>
+      <w:pPr>
+        <w:pStyle w:val="ListParagraph"/>
+        <w:numPr>
+          <w:ilvl w:val="1"/>
+          <w:numId w:val="2"/>
+        </w:numPr>
+        <w:spacing w:after="40" w:before="20"/>
+      </w:pPr>
+      <w:r>
+        <w:t xml:space="preserve">ward 12 Umbuwara, reported </w:t>
+      </w:r>
+      <w:r>
+        <w:rPr>
+          <w:i/>
+          <w:iCs/>
+        </w:rPr>
+        <w:t xml:space="preserve">In use</w:t>
       </w:r>
     </w:p>
     <w:p>
@@ -1603,10 +2286,10 @@
           <w:b/>
           <w:bCs/>
         </w:rPr>
-        <w:t xml:space="preserve">WALK TO KAWOWOKI AND RECORD IT.</w:t>
-      </w:r>
-      <w:r>
-        <w:t xml:space="preserve"> About 3.9 km.</w:t>
+        <w:t xml:space="preserve">WALK TO UMBUARA AND RECORD IT.</w:t>
+      </w:r>
+      <w:r>
+        <w:t xml:space="preserve"> About 1.6 km.</w:t>
       </w:r>
     </w:p>
     <w:p>
@@ -1615,23 +2298,38 @@
         <w:spacing w:after="120" w:before="260"/>
       </w:pPr>
       <w:r>
-        <w:t xml:space="preserve">13. Kawowoki</w:t>
-      </w:r>
-    </w:p>
-    <w:p>
-      <w:pPr>
-        <w:spacing w:after="140" w:before="0"/>
-      </w:pPr>
-      <w:r>
-        <w:rPr>
-          <w:rFonts w:ascii="Consolas" w:cs="Consolas" w:eastAsia="Consolas" w:hAnsi="Consolas"/>
-          <w:sz w:val="19"/>
-          <w:szCs w:val="19"/>
-        </w:rPr>
-        <w:t xml:space="preserve">-9.1010, 148.3927</w:t>
-      </w:r>
-      <w:r>
-        <w:t xml:space="preserve">  (placed by the team)</w:t>
+        <w:t xml:space="preserve">19. Umbuara</w:t>
+      </w:r>
+    </w:p>
+    <w:p>
+      <w:pPr>
+        <w:spacing w:after="140" w:before="0"/>
+      </w:pPr>
+      <w:r>
+        <w:rPr>
+          <w:rFonts w:ascii="Consolas" w:cs="Consolas" w:eastAsia="Consolas" w:hAnsi="Consolas"/>
+          <w:sz w:val="19"/>
+          <w:szCs w:val="19"/>
+        </w:rPr>
+        <w:t xml:space="preserve">-9.1215, 148.2731</w:t>
+      </w:r>
+      <w:r>
+        <w:t xml:space="preserve">  (gazetteer)</w:t>
+      </w:r>
+    </w:p>
+    <w:p>
+      <w:pPr>
+        <w:spacing w:after="140" w:before="0"/>
+      </w:pPr>
+      <w:r>
+        <w:t xml:space="preserve">&gt; </w:t>
+      </w:r>
+      <w:r>
+        <w:rPr>
+          <w:b/>
+          <w:bCs/>
+        </w:rPr>
+        <w:t xml:space="preserve">The ward table does not say where this aid post is - ask locally.</w:t>
       </w:r>
     </w:p>
     <w:p>
@@ -1651,7 +2349,7 @@
         <w:t xml:space="preserve">COLLECT</w:t>
       </w:r>
       <w:r>
-        <w:t xml:space="preserve"> Kawowoki Elementary School, 2-in-1</w:t>
+        <w:t xml:space="preserve"> Umbuwara Elementary School</w:t>
       </w:r>
     </w:p>
     <w:p>
@@ -1664,14 +2362,14 @@
         <w:spacing w:after="40" w:before="20"/>
       </w:pPr>
       <w:r>
-        <w:t xml:space="preserve">ward 03 Kawowoki, reported </w:t>
+        <w:t xml:space="preserve">ward 12 Umbuwara, reported </w:t>
       </w:r>
       <w:r>
         <w:rPr>
           <w:i/>
           <w:iCs/>
         </w:rPr>
-        <w:t xml:space="preserve">Functioning</w:t>
+        <w:t xml:space="preserve">In use</w:t>
       </w:r>
     </w:p>
     <w:p>
@@ -1691,7 +2389,7 @@
         <w:t xml:space="preserve">COLLECT</w:t>
       </w:r>
       <w:r>
-        <w:t xml:space="preserve"> Kawowoki Aid Post</w:t>
+        <w:t xml:space="preserve"> Umbuwara Primary School</w:t>
       </w:r>
     </w:p>
     <w:p>
@@ -1704,14 +2402,54 @@
         <w:spacing w:after="40" w:before="20"/>
       </w:pPr>
       <w:r>
-        <w:t xml:space="preserve">ward 03 Kawowoki, reported </w:t>
+        <w:t xml:space="preserve">ward 12 Umbuwara, reported </w:t>
       </w:r>
       <w:r>
         <w:rPr>
           <w:i/>
           <w:iCs/>
         </w:rPr>
-        <w:t xml:space="preserve">Closed</w:t>
+        <w:t xml:space="preserve">Detail not recorded</w:t>
+      </w:r>
+    </w:p>
+    <w:p>
+      <w:pPr>
+        <w:pStyle w:val="ListParagraph"/>
+        <w:numPr>
+          <w:ilvl w:val="0"/>
+          <w:numId w:val="2"/>
+        </w:numPr>
+        <w:spacing w:after="40" w:before="20"/>
+      </w:pPr>
+      <w:r>
+        <w:rPr>
+          <w:b/>
+          <w:bCs/>
+        </w:rPr>
+        <w:t xml:space="preserve">COLLECT</w:t>
+      </w:r>
+      <w:r>
+        <w:t xml:space="preserve"> Aid Post building</w:t>
+      </w:r>
+    </w:p>
+    <w:p>
+      <w:pPr>
+        <w:pStyle w:val="ListParagraph"/>
+        <w:numPr>
+          <w:ilvl w:val="1"/>
+          <w:numId w:val="2"/>
+        </w:numPr>
+        <w:spacing w:after="40" w:before="20"/>
+      </w:pPr>
+      <w:r>
+        <w:t xml:space="preserve">ward 12 Umbuwara, reported </w:t>
+      </w:r>
+      <w:r>
+        <w:rPr>
+          <w:i/>
+          <w:iCs/>
+        </w:rPr>
+        <w:t xml:space="preserve">Incomplete since 2012</w:t>
       </w:r>
     </w:p>
     <w:p>
@@ -1728,10 +2466,10 @@
           <w:b/>
           <w:bCs/>
         </w:rPr>
-        <w:t xml:space="preserve">WALK TO KORUWO AND RECORD IT.</w:t>
-      </w:r>
-      <w:r>
-        <w:t xml:space="preserve"> About 8.9 km.</w:t>
+        <w:t xml:space="preserve">WALK TO SINGATA AND RECORD IT.</w:t>
+      </w:r>
+      <w:r>
+        <w:t xml:space="preserve"> About 1.8 km.</w:t>
       </w:r>
     </w:p>
     <w:p>
@@ -1740,23 +2478,111 @@
         <w:spacing w:after="120" w:before="260"/>
       </w:pPr>
       <w:r>
-        <w:t xml:space="preserve">14. Koruwo</w:t>
-      </w:r>
-    </w:p>
-    <w:p>
-      <w:pPr>
-        <w:spacing w:after="140" w:before="0"/>
-      </w:pPr>
-      <w:r>
-        <w:rPr>
-          <w:rFonts w:ascii="Consolas" w:cs="Consolas" w:eastAsia="Consolas" w:hAnsi="Consolas"/>
-          <w:sz w:val="19"/>
-          <w:szCs w:val="19"/>
-        </w:rPr>
-        <w:t xml:space="preserve">-9.1099, 148.3122</w:t>
-      </w:r>
-      <w:r>
-        <w:t xml:space="preserve">  (gazetteer)</w:t>
+        <w:t xml:space="preserve">20. Singata</w:t>
+      </w:r>
+    </w:p>
+    <w:p>
+      <w:pPr>
+        <w:spacing w:after="140" w:before="0"/>
+      </w:pPr>
+      <w:r>
+        <w:rPr>
+          <w:rFonts w:ascii="Consolas" w:cs="Consolas" w:eastAsia="Consolas" w:hAnsi="Consolas"/>
+          <w:sz w:val="19"/>
+          <w:szCs w:val="19"/>
+        </w:rPr>
+        <w:t xml:space="preserve">-9.1279, 148.2584</w:t>
+      </w:r>
+      <w:r>
+        <w:t xml:space="preserve">  (placed by the team)</w:t>
+      </w:r>
+    </w:p>
+    <w:p>
+      <w:pPr>
+        <w:pStyle w:val="ListParagraph"/>
+        <w:numPr>
+          <w:ilvl w:val="0"/>
+          <w:numId w:val="2"/>
+        </w:numPr>
+        <w:spacing w:after="40" w:before="20"/>
+      </w:pPr>
+      <w:r>
+        <w:t xml:space="preserve">Nothing to collect here - this stop is on the way, or is one end of a walk that needs recording.</w:t>
+      </w:r>
+    </w:p>
+    <w:p>
+      <w:pPr>
+        <w:spacing w:after="100" w:before="0"/>
+      </w:pPr>
+    </w:p>
+    <w:p>
+      <w:pPr>
+        <w:spacing w:after="140" w:before="0"/>
+      </w:pPr>
+      <w:r>
+        <w:rPr>
+          <w:b/>
+          <w:bCs/>
+        </w:rPr>
+        <w:t xml:space="preserve">WALK TO ANATUA AND RECORD IT.</w:t>
+      </w:r>
+      <w:r>
+        <w:t xml:space="preserve"> About 1.5 km.</w:t>
+      </w:r>
+    </w:p>
+    <w:p>
+      <w:pPr>
+        <w:pStyle w:val="Heading2"/>
+        <w:spacing w:after="120" w:before="260"/>
+      </w:pPr>
+      <w:r>
+        <w:t xml:space="preserve">21. Anatua</w:t>
+      </w:r>
+    </w:p>
+    <w:p>
+      <w:pPr>
+        <w:spacing w:after="140" w:before="0"/>
+      </w:pPr>
+      <w:r>
+        <w:rPr>
+          <w:rFonts w:ascii="Consolas" w:cs="Consolas" w:eastAsia="Consolas" w:hAnsi="Consolas"/>
+          <w:sz w:val="19"/>
+          <w:szCs w:val="19"/>
+        </w:rPr>
+        <w:t xml:space="preserve">-9.1400, 148.2654</w:t>
+      </w:r>
+      <w:r>
+        <w:t xml:space="preserve">  (GPS-inferred)</w:t>
+      </w:r>
+    </w:p>
+    <w:p>
+      <w:pPr>
+        <w:spacing w:after="140" w:before="0"/>
+      </w:pPr>
+      <w:r>
+        <w:t xml:space="preserve">&gt; </w:t>
+      </w:r>
+      <w:r>
+        <w:rPr>
+          <w:b/>
+          <w:bCs/>
+        </w:rPr>
+        <w:t xml:space="preserve">Anatua is a long village with Anatua 1 and Anatua 2 defined. Map both ends, not one point.</w:t>
+      </w:r>
+    </w:p>
+    <w:p>
+      <w:pPr>
+        <w:spacing w:after="140" w:before="0"/>
+      </w:pPr>
+      <w:r>
+        <w:t xml:space="preserve">&gt; </w:t>
+      </w:r>
+      <w:r>
+        <w:rPr>
+          <w:b/>
+          <w:bCs/>
+        </w:rPr>
+        <w:t xml:space="preserve">Anatua is a long village and they have defined Anatua 1 and Anatua 2 - map both ends, not one point.</w:t>
       </w:r>
     </w:p>
     <w:p>
@@ -1776,7 +2602,7 @@
         <w:t xml:space="preserve">COLLECT</w:t>
       </w:r>
       <w:r>
-        <w:t xml:space="preserve"> Koruwo Elementary School, 2-in-1, 2 teacher houses</w:t>
+        <w:t xml:space="preserve"> Anatua Elementary School</w:t>
       </w:r>
     </w:p>
     <w:p>
@@ -1789,7 +2615,7 @@
         <w:spacing w:after="40" w:before="20"/>
       </w:pPr>
       <w:r>
-        <w:t xml:space="preserve">ward 11 Tahama, reported </w:t>
+        <w:t xml:space="preserve">ward 12 Umbuwara, reported </w:t>
       </w:r>
       <w:r>
         <w:rPr>
@@ -1801,6 +2627,51 @@
     </w:p>
     <w:p>
       <w:pPr>
+        <w:spacing w:after="100" w:before="0"/>
+      </w:pPr>
+    </w:p>
+    <w:p>
+      <w:pPr>
+        <w:spacing w:after="140" w:before="0"/>
+      </w:pPr>
+      <w:r>
+        <w:rPr>
+          <w:b/>
+          <w:bCs/>
+        </w:rPr>
+        <w:t xml:space="preserve">WALK TO SEREFUNA AND RECORD IT.</w:t>
+      </w:r>
+      <w:r>
+        <w:t xml:space="preserve"> About 2.0 km.</w:t>
+      </w:r>
+    </w:p>
+    <w:p>
+      <w:pPr>
+        <w:pStyle w:val="Heading2"/>
+        <w:spacing w:after="120" w:before="260"/>
+      </w:pPr>
+      <w:r>
+        <w:t xml:space="preserve">22. Serefuna</w:t>
+      </w:r>
+    </w:p>
+    <w:p>
+      <w:pPr>
+        <w:spacing w:after="140" w:before="0"/>
+      </w:pPr>
+      <w:r>
+        <w:rPr>
+          <w:rFonts w:ascii="Consolas" w:cs="Consolas" w:eastAsia="Consolas" w:hAnsi="Consolas"/>
+          <w:sz w:val="19"/>
+          <w:szCs w:val="19"/>
+        </w:rPr>
+        <w:t xml:space="preserve">-9.1560, 148.2731</w:t>
+      </w:r>
+      <w:r>
+        <w:t xml:space="preserve">  (gazetteer)</w:t>
+      </w:r>
+    </w:p>
+    <w:p>
+      <w:pPr>
         <w:pStyle w:val="ListParagraph"/>
         <w:numPr>
           <w:ilvl w:val="0"/>
@@ -1816,7 +2687,7 @@
         <w:t xml:space="preserve">COLLECT</w:t>
       </w:r>
       <w:r>
-        <w:t xml:space="preserve"> Koruwo Primary School, 1 × 4-in-1, 2 × 2-in-1, 1 × 8-in-1, 5 teacher houses</w:t>
+        <w:t xml:space="preserve"> Serefuna Elementary School, 1 × 2-in-1</w:t>
       </w:r>
     </w:p>
     <w:p>
@@ -1829,14 +2700,74 @@
         <w:spacing w:after="40" w:before="20"/>
       </w:pPr>
       <w:r>
-        <w:t xml:space="preserve">ward 11 Tahama, reported </w:t>
+        <w:t xml:space="preserve">ward 13 Kokoro, reported </w:t>
       </w:r>
       <w:r>
         <w:rPr>
           <w:i/>
           <w:iCs/>
         </w:rPr>
-        <w:t xml:space="preserve">In use, 8-in-1 incomplete</w:t>
+        <w:t xml:space="preserve">Upgrade needed, bush material</w:t>
+      </w:r>
+    </w:p>
+    <w:p>
+      <w:pPr>
+        <w:spacing w:after="100" w:before="0"/>
+      </w:pPr>
+    </w:p>
+    <w:p>
+      <w:pPr>
+        <w:spacing w:after="140" w:before="0"/>
+      </w:pPr>
+      <w:r>
+        <w:rPr>
+          <w:b/>
+          <w:bCs/>
+        </w:rPr>
+        <w:t xml:space="preserve">WALK TO KOKORO AND RECORD IT.</w:t>
+      </w:r>
+      <w:r>
+        <w:t xml:space="preserve"> About 1.2 km.</w:t>
+      </w:r>
+    </w:p>
+    <w:p>
+      <w:pPr>
+        <w:pStyle w:val="Heading2"/>
+        <w:spacing w:after="120" w:before="260"/>
+      </w:pPr>
+      <w:r>
+        <w:t xml:space="preserve">23. Kokoro</w:t>
+      </w:r>
+    </w:p>
+    <w:p>
+      <w:pPr>
+        <w:spacing w:after="140" w:before="0"/>
+      </w:pPr>
+      <w:r>
+        <w:rPr>
+          <w:rFonts w:ascii="Consolas" w:cs="Consolas" w:eastAsia="Consolas" w:hAnsi="Consolas"/>
+          <w:sz w:val="19"/>
+          <w:szCs w:val="19"/>
+        </w:rPr>
+        <w:t xml:space="preserve">-9.1667, 148.2715</w:t>
+      </w:r>
+      <w:r>
+        <w:t xml:space="preserve">  (placed by the team)</w:t>
+      </w:r>
+    </w:p>
+    <w:p>
+      <w:pPr>
+        <w:spacing w:after="140" w:before="0"/>
+      </w:pPr>
+      <w:r>
+        <w:t xml:space="preserve">&gt; </w:t>
+      </w:r>
+      <w:r>
+        <w:rPr>
+          <w:b/>
+          <w:bCs/>
+        </w:rPr>
+        <w:t xml:space="preserve">Kokoro is at least four hamlets - Namieta, Maragane, Jakiro and Buangfu (Buamfu), spread over about a kilometre and a half. Write down which hamlet the aid post is actually in.</w:t>
       </w:r>
     </w:p>
     <w:p>
@@ -1856,7 +2787,7 @@
         <w:t xml:space="preserve">COLLECT</w:t>
       </w:r>
       <w:r>
-        <w:t xml:space="preserve"> Koruwo High School + male and female dormitories</w:t>
+        <w:t xml:space="preserve"> Aid Post, moved from Serefuna 2025</w:t>
       </w:r>
     </w:p>
     <w:p>
@@ -1869,14 +2800,117 @@
         <w:spacing w:after="40" w:before="20"/>
       </w:pPr>
       <w:r>
-        <w:t xml:space="preserve">ward 11 Tahama, reported </w:t>
+        <w:t xml:space="preserve">ward 13 Kokoro, reported </w:t>
       </w:r>
       <w:r>
         <w:rPr>
           <w:i/>
           <w:iCs/>
         </w:rPr>
-        <w:t xml:space="preserve">Started 2026, dormitories for 3rd term</w:t>
+        <w:t xml:space="preserve">Incomplete, to complete 2026, 1 officer</w:t>
+      </w:r>
+    </w:p>
+    <w:p>
+      <w:pPr>
+        <w:spacing w:after="100" w:before="0"/>
+      </w:pPr>
+    </w:p>
+    <w:p>
+      <w:pPr>
+        <w:spacing w:after="140" w:before="0"/>
+      </w:pPr>
+      <w:r>
+        <w:rPr>
+          <w:b/>
+          <w:bCs/>
+        </w:rPr>
+        <w:t xml:space="preserve">WALK TO KWAE AND RECORD IT.</w:t>
+      </w:r>
+      <w:r>
+        <w:t xml:space="preserve"> About 3.3 km.</w:t>
+      </w:r>
+    </w:p>
+    <w:p>
+      <w:pPr>
+        <w:pStyle w:val="Heading2"/>
+        <w:spacing w:after="120" w:before="260"/>
+      </w:pPr>
+      <w:r>
+        <w:t xml:space="preserve">24. Kwae</w:t>
+      </w:r>
+    </w:p>
+    <w:p>
+      <w:pPr>
+        <w:spacing w:after="140" w:before="0"/>
+      </w:pPr>
+      <w:r>
+        <w:rPr>
+          <w:rFonts w:ascii="Consolas" w:cs="Consolas" w:eastAsia="Consolas" w:hAnsi="Consolas"/>
+          <w:sz w:val="19"/>
+          <w:szCs w:val="19"/>
+        </w:rPr>
+        <w:t xml:space="preserve">-9.1950, 148.2609</w:t>
+      </w:r>
+      <w:r>
+        <w:t xml:space="preserve">  (gazetteer)</w:t>
+      </w:r>
+    </w:p>
+    <w:p>
+      <w:pPr>
+        <w:pStyle w:val="ListParagraph"/>
+        <w:numPr>
+          <w:ilvl w:val="0"/>
+          <w:numId w:val="2"/>
+        </w:numPr>
+        <w:spacing w:after="40" w:before="20"/>
+      </w:pPr>
+      <w:r>
+        <w:t xml:space="preserve">Nothing to collect here - this stop is on the way, or is one end of a walk that needs recording.</w:t>
+      </w:r>
+    </w:p>
+    <w:p>
+      <w:pPr>
+        <w:spacing w:after="100" w:before="0"/>
+      </w:pPr>
+    </w:p>
+    <w:p>
+      <w:pPr>
+        <w:spacing w:after="140" w:before="0"/>
+      </w:pPr>
+      <w:r>
+        <w:rPr>
+          <w:b/>
+          <w:bCs/>
+        </w:rPr>
+        <w:t xml:space="preserve">WALK TO ITOKAMA AND RECORD IT.</w:t>
+      </w:r>
+      <w:r>
+        <w:t xml:space="preserve"> About 0.8 km.</w:t>
+      </w:r>
+    </w:p>
+    <w:p>
+      <w:pPr>
+        <w:pStyle w:val="Heading2"/>
+        <w:spacing w:after="120" w:before="260"/>
+      </w:pPr>
+      <w:r>
+        <w:t xml:space="preserve">25. Itokama</w:t>
+      </w:r>
+    </w:p>
+    <w:p>
+      <w:pPr>
+        <w:spacing w:after="140" w:before="0"/>
+      </w:pPr>
+      <w:r>
+        <w:rPr>
+          <w:rFonts w:ascii="Consolas" w:cs="Consolas" w:eastAsia="Consolas" w:hAnsi="Consolas"/>
+          <w:sz w:val="19"/>
+          <w:szCs w:val="19"/>
+        </w:rPr>
+        <w:t xml:space="preserve">-9.1999, 148.2660</w:t>
+      </w:r>
+      <w:r>
+        <w:t xml:space="preserve">  (gazetteer)</w:t>
       </w:r>
     </w:p>
     <w:p>
@@ -1896,7 +2930,7 @@
         <w:t xml:space="preserve">COLLECT</w:t>
       </w:r>
       <w:r>
-        <w:t xml:space="preserve"> Health Centre</w:t>
+        <w:t xml:space="preserve"> Itokama Health Centre + 1 CHW house</w:t>
       </w:r>
     </w:p>
     <w:p>
@@ -1909,14 +2943,134 @@
         <w:spacing w:after="40" w:before="20"/>
       </w:pPr>
       <w:r>
-        <w:t xml:space="preserve">ward 11 Tahama, reported </w:t>
+        <w:t xml:space="preserve">ward 14 Ufia, reported </w:t>
       </w:r>
       <w:r>
         <w:rPr>
           <w:i/>
           <w:iCs/>
         </w:rPr>
-        <w:t xml:space="preserve">Incomplete, no CHW</w:t>
+        <w:t xml:space="preserve">Incomplete but in use</w:t>
+      </w:r>
+    </w:p>
+    <w:p>
+      <w:pPr>
+        <w:pStyle w:val="ListParagraph"/>
+        <w:numPr>
+          <w:ilvl w:val="0"/>
+          <w:numId w:val="2"/>
+        </w:numPr>
+        <w:spacing w:after="40" w:before="20"/>
+      </w:pPr>
+      <w:r>
+        <w:rPr>
+          <w:b/>
+          <w:bCs/>
+        </w:rPr>
+        <w:t xml:space="preserve">COLLECT</w:t>
+      </w:r>
+      <w:r>
+        <w:t xml:space="preserve"> Itokama Elementary School</w:t>
+      </w:r>
+    </w:p>
+    <w:p>
+      <w:pPr>
+        <w:pStyle w:val="ListParagraph"/>
+        <w:numPr>
+          <w:ilvl w:val="1"/>
+          <w:numId w:val="2"/>
+        </w:numPr>
+        <w:spacing w:after="40" w:before="20"/>
+      </w:pPr>
+      <w:r>
+        <w:t xml:space="preserve">ward 14 Ufia, reported </w:t>
+      </w:r>
+      <w:r>
+        <w:rPr>
+          <w:i/>
+          <w:iCs/>
+        </w:rPr>
+        <w:t xml:space="preserve">Functioning</w:t>
+      </w:r>
+    </w:p>
+    <w:p>
+      <w:pPr>
+        <w:pStyle w:val="ListParagraph"/>
+        <w:numPr>
+          <w:ilvl w:val="0"/>
+          <w:numId w:val="2"/>
+        </w:numPr>
+        <w:spacing w:after="40" w:before="20"/>
+      </w:pPr>
+      <w:r>
+        <w:rPr>
+          <w:b/>
+          <w:bCs/>
+        </w:rPr>
+        <w:t xml:space="preserve">COLLECT</w:t>
+      </w:r>
+      <w:r>
+        <w:t xml:space="preserve"> Itokama Primary School, 3 × 2-in-1, 8 teacher houses, library</w:t>
+      </w:r>
+    </w:p>
+    <w:p>
+      <w:pPr>
+        <w:pStyle w:val="ListParagraph"/>
+        <w:numPr>
+          <w:ilvl w:val="1"/>
+          <w:numId w:val="2"/>
+        </w:numPr>
+        <w:spacing w:after="40" w:before="20"/>
+      </w:pPr>
+      <w:r>
+        <w:t xml:space="preserve">ward 14 Ufia, reported </w:t>
+      </w:r>
+      <w:r>
+        <w:rPr>
+          <w:i/>
+          <w:iCs/>
+        </w:rPr>
+        <w:t xml:space="preserve">In use</w:t>
+      </w:r>
+    </w:p>
+    <w:p>
+      <w:pPr>
+        <w:pStyle w:val="ListParagraph"/>
+        <w:numPr>
+          <w:ilvl w:val="0"/>
+          <w:numId w:val="2"/>
+        </w:numPr>
+        <w:spacing w:after="40" w:before="20"/>
+      </w:pPr>
+      <w:r>
+        <w:rPr>
+          <w:b/>
+          <w:bCs/>
+        </w:rPr>
+        <w:t xml:space="preserve">COLLECT</w:t>
+      </w:r>
+      <w:r>
+        <w:t xml:space="preserve"> Itokama Airstrip, natural surface</w:t>
+      </w:r>
+    </w:p>
+    <w:p>
+      <w:pPr>
+        <w:pStyle w:val="ListParagraph"/>
+        <w:numPr>
+          <w:ilvl w:val="1"/>
+          <w:numId w:val="2"/>
+        </w:numPr>
+        <w:spacing w:after="40" w:before="20"/>
+      </w:pPr>
+      <w:r>
+        <w:t xml:space="preserve">ward 14 Ufia, reported </w:t>
+      </w:r>
+      <w:r>
+        <w:rPr>
+          <w:i/>
+          <w:iCs/>
+        </w:rPr>
+        <w:t xml:space="preserve">Ceased 2023, charters only</w:t>
       </w:r>
     </w:p>
     <w:p>
@@ -1933,10 +3087,10 @@
           <w:b/>
           <w:bCs/>
         </w:rPr>
-        <w:t xml:space="preserve">WALK TO KIARA AND RECORD IT.</w:t>
-      </w:r>
-      <w:r>
-        <w:t xml:space="preserve"> About 3.0 km.</w:t>
+        <w:t xml:space="preserve">WALK TO NAOKANANE AND RECORD IT.</w:t>
+      </w:r>
+      <w:r>
+        <w:t xml:space="preserve"> About 1.2 km.</w:t>
       </w:r>
     </w:p>
     <w:p>
@@ -1945,23 +3099,23 @@
         <w:spacing w:after="120" w:before="260"/>
       </w:pPr>
       <w:r>
-        <w:t xml:space="preserve">15. Kiara</w:t>
-      </w:r>
-    </w:p>
-    <w:p>
-      <w:pPr>
-        <w:spacing w:after="140" w:before="0"/>
-      </w:pPr>
-      <w:r>
-        <w:rPr>
-          <w:rFonts w:ascii="Consolas" w:cs="Consolas" w:eastAsia="Consolas" w:hAnsi="Consolas"/>
-          <w:sz w:val="19"/>
-          <w:szCs w:val="19"/>
-        </w:rPr>
-        <w:t xml:space="preserve">-9.0959, 148.2882</w:t>
-      </w:r>
-      <w:r>
-        <w:t xml:space="preserve">  (field evidence)</w:t>
+        <w:t xml:space="preserve">26. Naokanane</w:t>
+      </w:r>
+    </w:p>
+    <w:p>
+      <w:pPr>
+        <w:spacing w:after="140" w:before="0"/>
+      </w:pPr>
+      <w:r>
+        <w:rPr>
+          <w:rFonts w:ascii="Consolas" w:cs="Consolas" w:eastAsia="Consolas" w:hAnsi="Consolas"/>
+          <w:sz w:val="19"/>
+          <w:szCs w:val="19"/>
+        </w:rPr>
+        <w:t xml:space="preserve">-9.2106, 148.2657</w:t>
+      </w:r>
+      <w:r>
+        <w:t xml:space="preserve">  (gazetteer)</w:t>
       </w:r>
     </w:p>
     <w:p>
@@ -1981,7 +3135,7 @@
         <w:t xml:space="preserve">COLLECT</w:t>
       </w:r>
       <w:r>
-        <w:t xml:space="preserve"> Kiara Elementary School</w:t>
+        <w:t xml:space="preserve"> Naukanane Elementary School</w:t>
       </w:r>
     </w:p>
     <w:p>
@@ -1994,14 +3148,14 @@
         <w:spacing w:after="40" w:before="20"/>
       </w:pPr>
       <w:r>
-        <w:t xml:space="preserve">ward 09 Natanga, reported </w:t>
+        <w:t xml:space="preserve">ward 14 Ufia, reported </w:t>
       </w:r>
       <w:r>
         <w:rPr>
           <w:i/>
           <w:iCs/>
         </w:rPr>
-        <w:t xml:space="preserve">Semi-permanent</w:t>
+        <w:t xml:space="preserve">Functioning</w:t>
       </w:r>
     </w:p>
     <w:p>
@@ -2018,10 +3172,10 @@
           <w:b/>
           <w:bCs/>
         </w:rPr>
-        <w:t xml:space="preserve">WALK TO BODOIMO AND RECORD IT.</w:t>
-      </w:r>
-      <w:r>
-        <w:t xml:space="preserve"> About 2.2 km.</w:t>
+        <w:t xml:space="preserve">WALK TO UMUATE AND RECORD IT.</w:t>
+      </w:r>
+      <w:r>
+        <w:t xml:space="preserve"> About 6.7 km.</w:t>
       </w:r>
     </w:p>
     <w:p>
@@ -2030,23 +3184,23 @@
         <w:spacing w:after="120" w:before="260"/>
       </w:pPr>
       <w:r>
-        <w:t xml:space="preserve">16. Bodoimo</w:t>
-      </w:r>
-    </w:p>
-    <w:p>
-      <w:pPr>
-        <w:spacing w:after="140" w:before="0"/>
-      </w:pPr>
-      <w:r>
-        <w:rPr>
-          <w:rFonts w:ascii="Consolas" w:cs="Consolas" w:eastAsia="Consolas" w:hAnsi="Consolas"/>
-          <w:sz w:val="19"/>
-          <w:szCs w:val="19"/>
-        </w:rPr>
-        <w:t xml:space="preserve">-9.1154, 148.2861</w:t>
-      </w:r>
-      <w:r>
-        <w:t xml:space="preserve">  (placed by the team)</w:t>
+        <w:t xml:space="preserve">27. Umuate</w:t>
+      </w:r>
+    </w:p>
+    <w:p>
+      <w:pPr>
+        <w:spacing w:after="140" w:before="0"/>
+      </w:pPr>
+      <w:r>
+        <w:rPr>
+          <w:rFonts w:ascii="Consolas" w:cs="Consolas" w:eastAsia="Consolas" w:hAnsi="Consolas"/>
+          <w:sz w:val="19"/>
+          <w:szCs w:val="19"/>
+        </w:rPr>
+        <w:t xml:space="preserve">-9.2637, 148.2370</w:t>
+      </w:r>
+      <w:r>
+        <w:t xml:space="preserve">  (field evidence)</w:t>
       </w:r>
     </w:p>
     <w:p>
@@ -2066,7 +3220,7 @@
         <w:t xml:space="preserve">COLLECT</w:t>
       </w:r>
       <w:r>
-        <w:t xml:space="preserve"> Boidomo Elementary School</w:t>
+        <w:t xml:space="preserve"> Umuate Elementary School</w:t>
       </w:r>
     </w:p>
     <w:p>
@@ -2079,14 +3233,14 @@
         <w:spacing w:after="40" w:before="20"/>
       </w:pPr>
       <w:r>
-        <w:t xml:space="preserve">ward 12 Umbuwara, reported </w:t>
+        <w:t xml:space="preserve">ward 14 Ufia, reported </w:t>
       </w:r>
       <w:r>
         <w:rPr>
           <w:i/>
           <w:iCs/>
         </w:rPr>
-        <w:t xml:space="preserve">In use</w:t>
+        <w:t xml:space="preserve">Functioning</w:t>
       </w:r>
     </w:p>
     <w:p>
@@ -2103,10 +3257,10 @@
           <w:b/>
           <w:bCs/>
         </w:rPr>
-        <w:t xml:space="preserve">WALK TO UMBUARA AND RECORD IT.</w:t>
-      </w:r>
-      <w:r>
-        <w:t xml:space="preserve"> About 1.6 km.</w:t>
+        <w:t xml:space="preserve">WALK TO AIARI AND RECORD IT.</w:t>
+      </w:r>
+      <w:r>
+        <w:t xml:space="preserve"> About 9.8 km.</w:t>
       </w:r>
     </w:p>
     <w:p>
@@ -2115,20 +3269,20 @@
         <w:spacing w:after="120" w:before="260"/>
       </w:pPr>
       <w:r>
-        <w:t xml:space="preserve">17. Umbuara</w:t>
-      </w:r>
-    </w:p>
-    <w:p>
-      <w:pPr>
-        <w:spacing w:after="140" w:before="0"/>
-      </w:pPr>
-      <w:r>
-        <w:rPr>
-          <w:rFonts w:ascii="Consolas" w:cs="Consolas" w:eastAsia="Consolas" w:hAnsi="Consolas"/>
-          <w:sz w:val="19"/>
-          <w:szCs w:val="19"/>
-        </w:rPr>
-        <w:t xml:space="preserve">-9.1215, 148.2731</w:t>
+        <w:t xml:space="preserve">28. Aiari</w:t>
+      </w:r>
+    </w:p>
+    <w:p>
+      <w:pPr>
+        <w:spacing w:after="140" w:before="0"/>
+      </w:pPr>
+      <w:r>
+        <w:rPr>
+          <w:rFonts w:ascii="Consolas" w:cs="Consolas" w:eastAsia="Consolas" w:hAnsi="Consolas"/>
+          <w:sz w:val="19"/>
+          <w:szCs w:val="19"/>
+        </w:rPr>
+        <w:t xml:space="preserve">-9.3497, 148.2172</w:t>
       </w:r>
       <w:r>
         <w:t xml:space="preserve">  (gazetteer)</w:t>
@@ -2136,21 +3290,6 @@
     </w:p>
     <w:p>
       <w:pPr>
-        <w:spacing w:after="140" w:before="0"/>
-      </w:pPr>
-      <w:r>
-        <w:t xml:space="preserve">&gt; </w:t>
-      </w:r>
-      <w:r>
-        <w:rPr>
-          <w:b/>
-          <w:bCs/>
-        </w:rPr>
-        <w:t xml:space="preserve">The ward table does not say where this aid post is - ask locally.</w:t>
-      </w:r>
-    </w:p>
-    <w:p>
-      <w:pPr>
         <w:pStyle w:val="ListParagraph"/>
         <w:numPr>
           <w:ilvl w:val="0"/>
@@ -2166,7 +3305,7 @@
         <w:t xml:space="preserve">COLLECT</w:t>
       </w:r>
       <w:r>
-        <w:t xml:space="preserve"> Umbuwara Elementary School</w:t>
+        <w:t xml:space="preserve"> Aiari Elementary School, EP and E1/E2 + teacher house</w:t>
       </w:r>
     </w:p>
     <w:p>
@@ -2179,14 +3318,14 @@
         <w:spacing w:after="40" w:before="20"/>
       </w:pPr>
       <w:r>
-        <w:t xml:space="preserve">ward 12 Umbuwara, reported </w:t>
+        <w:t xml:space="preserve">ward 16 Aiari, reported </w:t>
       </w:r>
       <w:r>
         <w:rPr>
           <w:i/>
           <w:iCs/>
         </w:rPr>
-        <w:t xml:space="preserve">In use</w:t>
+        <w:t xml:space="preserve">Running, bush material</w:t>
       </w:r>
     </w:p>
     <w:p>
@@ -2206,7 +3345,7 @@
         <w:t xml:space="preserve">COLLECT</w:t>
       </w:r>
       <w:r>
-        <w:t xml:space="preserve"> Umbuwara Primary School</w:t>
+        <w:t xml:space="preserve"> Aid Post</w:t>
       </w:r>
     </w:p>
     <w:p>
@@ -2219,14 +3358,14 @@
         <w:spacing w:after="40" w:before="20"/>
       </w:pPr>
       <w:r>
-        <w:t xml:space="preserve">ward 12 Umbuwara, reported </w:t>
+        <w:t xml:space="preserve">ward 16 Aiari, reported </w:t>
       </w:r>
       <w:r>
         <w:rPr>
           <w:i/>
           <w:iCs/>
         </w:rPr>
-        <w:t xml:space="preserve">Detail not recorded</w:t>
+        <w:t xml:space="preserve">Closed 1985</w:t>
       </w:r>
     </w:p>
     <w:p>
@@ -2246,7 +3385,7 @@
         <w:t xml:space="preserve">COLLECT</w:t>
       </w:r>
       <w:r>
-        <w:t xml:space="preserve"> Aid Post building</w:t>
+        <w:t xml:space="preserve"> Airstrip</w:t>
       </w:r>
     </w:p>
     <w:p>
@@ -2259,14 +3398,14 @@
         <w:spacing w:after="40" w:before="20"/>
       </w:pPr>
       <w:r>
-        <w:t xml:space="preserve">ward 12 Umbuwara, reported </w:t>
+        <w:t xml:space="preserve">ward 16 Aiari, reported </w:t>
       </w:r>
       <w:r>
         <w:rPr>
           <w:i/>
           <w:iCs/>
         </w:rPr>
-        <w:t xml:space="preserve">Incomplete since 2012</w:t>
+        <w:t xml:space="preserve">Closed 1988</w:t>
       </w:r>
     </w:p>
     <w:p>
@@ -2283,10 +3422,10 @@
           <w:b/>
           <w:bCs/>
         </w:rPr>
-        <w:t xml:space="preserve">WALK TO ANATUA AND RECORD IT.</w:t>
-      </w:r>
-      <w:r>
-        <w:t xml:space="preserve"> About 2.2 km.</w:t>
+        <w:t xml:space="preserve">WALK TO SUARI AND RECORD IT.</w:t>
+      </w:r>
+      <w:r>
+        <w:t xml:space="preserve"> About 5.2 km.</w:t>
       </w:r>
     </w:p>
     <w:p>
@@ -2295,53 +3434,23 @@
         <w:spacing w:after="120" w:before="260"/>
       </w:pPr>
       <w:r>
-        <w:t xml:space="preserve">18. Anatua</w:t>
-      </w:r>
-    </w:p>
-    <w:p>
-      <w:pPr>
-        <w:spacing w:after="140" w:before="0"/>
-      </w:pPr>
-      <w:r>
-        <w:rPr>
-          <w:rFonts w:ascii="Consolas" w:cs="Consolas" w:eastAsia="Consolas" w:hAnsi="Consolas"/>
-          <w:sz w:val="19"/>
-          <w:szCs w:val="19"/>
-        </w:rPr>
-        <w:t xml:space="preserve">-9.1403, 148.2655</w:t>
-      </w:r>
-      <w:r>
-        <w:t xml:space="preserve">  (GPS-inferred)</w:t>
-      </w:r>
-    </w:p>
-    <w:p>
-      <w:pPr>
-        <w:spacing w:after="140" w:before="0"/>
-      </w:pPr>
-      <w:r>
-        <w:t xml:space="preserve">&gt; </w:t>
-      </w:r>
-      <w:r>
-        <w:rPr>
-          <w:b/>
-          <w:bCs/>
-        </w:rPr>
-        <w:t xml:space="preserve">Anatua is a long village with Anatua 1 and Anatua 2 defined. Map both ends, not one point.</w:t>
-      </w:r>
-    </w:p>
-    <w:p>
-      <w:pPr>
-        <w:spacing w:after="140" w:before="0"/>
-      </w:pPr>
-      <w:r>
-        <w:t xml:space="preserve">&gt; </w:t>
-      </w:r>
-      <w:r>
-        <w:rPr>
-          <w:b/>
-          <w:bCs/>
-        </w:rPr>
-        <w:t xml:space="preserve">Anatua is a long village and they have defined Anatua 1 and Anatua 2 - map both ends, not one point.</w:t>
+        <w:t xml:space="preserve">29. Suari</w:t>
+      </w:r>
+    </w:p>
+    <w:p>
+      <w:pPr>
+        <w:spacing w:after="140" w:before="0"/>
+      </w:pPr>
+      <w:r>
+        <w:rPr>
+          <w:rFonts w:ascii="Consolas" w:cs="Consolas" w:eastAsia="Consolas" w:hAnsi="Consolas"/>
+          <w:sz w:val="19"/>
+          <w:szCs w:val="19"/>
+        </w:rPr>
+        <w:t xml:space="preserve">-9.3664, 148.1733</w:t>
+      </w:r>
+      <w:r>
+        <w:t xml:space="preserve">  (placed by the team)</w:t>
       </w:r>
     </w:p>
     <w:p>
@@ -2361,7 +3470,7 @@
         <w:t xml:space="preserve">COLLECT</w:t>
       </w:r>
       <w:r>
-        <w:t xml:space="preserve"> Anatua Elementary School</w:t>
+        <w:t xml:space="preserve"> Suari Elementary School, 2-in-1 + 1 teacher house</w:t>
       </w:r>
     </w:p>
     <w:p>
@@ -2374,7 +3483,7 @@
         <w:spacing w:after="40" w:before="20"/>
       </w:pPr>
       <w:r>
-        <w:t xml:space="preserve">ward 12 Umbuwara, reported </w:t>
+        <w:t xml:space="preserve">ward 17 Jaure, reported </w:t>
       </w:r>
       <w:r>
         <w:rPr>
@@ -2386,6 +3495,46 @@
     </w:p>
     <w:p>
       <w:pPr>
+        <w:pStyle w:val="ListParagraph"/>
+        <w:numPr>
+          <w:ilvl w:val="0"/>
+          <w:numId w:val="2"/>
+        </w:numPr>
+        <w:spacing w:after="40" w:before="20"/>
+      </w:pPr>
+      <w:r>
+        <w:rPr>
+          <w:b/>
+          <w:bCs/>
+        </w:rPr>
+        <w:t xml:space="preserve">COLLECT</w:t>
+      </w:r>
+      <w:r>
+        <w:t xml:space="preserve"> Primary School</w:t>
+      </w:r>
+    </w:p>
+    <w:p>
+      <w:pPr>
+        <w:pStyle w:val="ListParagraph"/>
+        <w:numPr>
+          <w:ilvl w:val="1"/>
+          <w:numId w:val="2"/>
+        </w:numPr>
+        <w:spacing w:after="40" w:before="20"/>
+      </w:pPr>
+      <w:r>
+        <w:t xml:space="preserve">ward 17 Jaure, reported </w:t>
+      </w:r>
+      <w:r>
+        <w:rPr>
+          <w:i/>
+          <w:iCs/>
+        </w:rPr>
+        <w:t xml:space="preserve">In use, bush material</w:t>
+      </w:r>
+    </w:p>
+    <w:p>
+      <w:pPr>
         <w:spacing w:after="100" w:before="0"/>
       </w:pPr>
     </w:p>
@@ -2398,10 +3547,10 @@
           <w:b/>
           <w:bCs/>
         </w:rPr>
-        <w:t xml:space="preserve">WALK TO SEREFUNA AND RECORD IT.</w:t>
-      </w:r>
-      <w:r>
-        <w:t xml:space="preserve"> About 1.9 km.</w:t>
+        <w:t xml:space="preserve">WALK TO JAURE AND RECORD IT.</w:t>
+      </w:r>
+      <w:r>
+        <w:t xml:space="preserve"> About 10.5 km.</w:t>
       </w:r>
     </w:p>
     <w:p>
@@ -2410,20 +3559,20 @@
         <w:spacing w:after="120" w:before="260"/>
       </w:pPr>
       <w:r>
-        <w:t xml:space="preserve">19. Serefuna</w:t>
-      </w:r>
-    </w:p>
-    <w:p>
-      <w:pPr>
-        <w:spacing w:after="140" w:before="0"/>
-      </w:pPr>
-      <w:r>
-        <w:rPr>
-          <w:rFonts w:ascii="Consolas" w:cs="Consolas" w:eastAsia="Consolas" w:hAnsi="Consolas"/>
-          <w:sz w:val="19"/>
-          <w:szCs w:val="19"/>
-        </w:rPr>
-        <w:t xml:space="preserve">-9.1560, 148.2731</w:t>
+        <w:t xml:space="preserve">30. Jaure</w:t>
+      </w:r>
+    </w:p>
+    <w:p>
+      <w:pPr>
+        <w:spacing w:after="140" w:before="0"/>
+      </w:pPr>
+      <w:r>
+        <w:rPr>
+          <w:rFonts w:ascii="Consolas" w:cs="Consolas" w:eastAsia="Consolas" w:hAnsi="Consolas"/>
+          <w:sz w:val="19"/>
+          <w:szCs w:val="19"/>
+        </w:rPr>
+        <w:t xml:space="preserve">-9.2754, 148.1452</w:t>
       </w:r>
       <w:r>
         <w:t xml:space="preserve">  (gazetteer)</w:t>
@@ -2446,7 +3595,7 @@
         <w:t xml:space="preserve">COLLECT</w:t>
       </w:r>
       <w:r>
-        <w:t xml:space="preserve"> Serefuna Elementary School, 1 × 2-in-1</w:t>
+        <w:t xml:space="preserve"> Yaure Aid Post</w:t>
       </w:r>
     </w:p>
     <w:p>
@@ -2459,14 +3608,54 @@
         <w:spacing w:after="40" w:before="20"/>
       </w:pPr>
       <w:r>
-        <w:t xml:space="preserve">ward 13 Kokoro, reported </w:t>
+        <w:t xml:space="preserve">ward 17 Jaure, reported </w:t>
       </w:r>
       <w:r>
         <w:rPr>
           <w:i/>
           <w:iCs/>
         </w:rPr>
-        <w:t xml:space="preserve">Upgrade needed, bush material</w:t>
+        <w:t xml:space="preserve">Incomplete since 1984, no structure</w:t>
+      </w:r>
+    </w:p>
+    <w:p>
+      <w:pPr>
+        <w:pStyle w:val="ListParagraph"/>
+        <w:numPr>
+          <w:ilvl w:val="0"/>
+          <w:numId w:val="2"/>
+        </w:numPr>
+        <w:spacing w:after="40" w:before="20"/>
+      </w:pPr>
+      <w:r>
+        <w:rPr>
+          <w:b/>
+          <w:bCs/>
+        </w:rPr>
+        <w:t xml:space="preserve">COLLECT</w:t>
+      </w:r>
+      <w:r>
+        <w:t xml:space="preserve"> Yaure Airstrip</w:t>
+      </w:r>
+    </w:p>
+    <w:p>
+      <w:pPr>
+        <w:pStyle w:val="ListParagraph"/>
+        <w:numPr>
+          <w:ilvl w:val="1"/>
+          <w:numId w:val="2"/>
+        </w:numPr>
+        <w:spacing w:after="40" w:before="20"/>
+      </w:pPr>
+      <w:r>
+        <w:t xml:space="preserve">ward 17 Jaure, reported </w:t>
+      </w:r>
+      <w:r>
+        <w:rPr>
+          <w:i/>
+          <w:iCs/>
+        </w:rPr>
+        <w:t xml:space="preserve">Closed 2002</w:t>
       </w:r>
     </w:p>
     <w:p>
@@ -2483,10 +3672,10 @@
           <w:b/>
           <w:bCs/>
         </w:rPr>
-        <w:t xml:space="preserve">WALK TO KOKORO AND RECORD IT.</w:t>
-      </w:r>
-      <w:r>
-        <w:t xml:space="preserve"> About 1.2 km.</w:t>
+        <w:t xml:space="preserve">WALK TO GOROBUNA AND RECORD IT.</w:t>
+      </w:r>
+      <w:r>
+        <w:t xml:space="preserve"> About 23.6 km.</w:t>
       </w:r>
     </w:p>
     <w:p>
@@ -2495,20 +3684,20 @@
         <w:spacing w:after="120" w:before="260"/>
       </w:pPr>
       <w:r>
-        <w:t xml:space="preserve">20. Kokoro</w:t>
-      </w:r>
-    </w:p>
-    <w:p>
-      <w:pPr>
-        <w:spacing w:after="140" w:before="0"/>
-      </w:pPr>
-      <w:r>
-        <w:rPr>
-          <w:rFonts w:ascii="Consolas" w:cs="Consolas" w:eastAsia="Consolas" w:hAnsi="Consolas"/>
-          <w:sz w:val="19"/>
-          <w:szCs w:val="19"/>
-        </w:rPr>
-        <w:t xml:space="preserve">-9.1667, 148.2715</w:t>
+        <w:t xml:space="preserve">31. Gorobuna</w:t>
+      </w:r>
+    </w:p>
+    <w:p>
+      <w:pPr>
+        <w:spacing w:after="140" w:before="0"/>
+      </w:pPr>
+      <w:r>
+        <w:rPr>
+          <w:rFonts w:ascii="Consolas" w:cs="Consolas" w:eastAsia="Consolas" w:hAnsi="Consolas"/>
+          <w:sz w:val="19"/>
+          <w:szCs w:val="19"/>
+        </w:rPr>
+        <w:t xml:space="preserve">-9.0662, 148.1895</w:t>
       </w:r>
       <w:r>
         <w:t xml:space="preserve">  (placed by the team)</w:t>
@@ -2526,7 +3715,7 @@
           <w:b/>
           <w:bCs/>
         </w:rPr>
-        <w:t xml:space="preserve">Kokoro is at least four hamlets - Namieta, Maragane, Jakiro and Buangfu (Buamfu), spread over about a kilometre and a half. Write down which hamlet the aid post is actually in.</w:t>
+        <w:t xml:space="preserve">Outside the conservation area, but Will kept it in scope - do it.</w:t>
       </w:r>
     </w:p>
     <w:p>
@@ -2546,7 +3735,7 @@
         <w:t xml:space="preserve">COLLECT</w:t>
       </w:r>
       <w:r>
-        <w:t xml:space="preserve"> Aid Post, moved from Serefuna 2025</w:t>
+        <w:t xml:space="preserve"> Elementary School</w:t>
       </w:r>
     </w:p>
     <w:p>
@@ -2559,14 +3748,54 @@
         <w:spacing w:after="40" w:before="20"/>
       </w:pPr>
       <w:r>
-        <w:t xml:space="preserve">ward 13 Kokoro, reported </w:t>
+        <w:t xml:space="preserve">ward 18 Gorobuna, reported </w:t>
       </w:r>
       <w:r>
         <w:rPr>
           <w:i/>
           <w:iCs/>
         </w:rPr>
-        <w:t xml:space="preserve">Incomplete, to complete 2026, 1 officer</w:t>
+        <w:t xml:space="preserve">Rundown and closed, no teacher, closed 2025, bush material</w:t>
+      </w:r>
+    </w:p>
+    <w:p>
+      <w:pPr>
+        <w:pStyle w:val="ListParagraph"/>
+        <w:numPr>
+          <w:ilvl w:val="0"/>
+          <w:numId w:val="2"/>
+        </w:numPr>
+        <w:spacing w:after="40" w:before="20"/>
+      </w:pPr>
+      <w:r>
+        <w:rPr>
+          <w:b/>
+          <w:bCs/>
+        </w:rPr>
+        <w:t xml:space="preserve">COLLECT</w:t>
+      </w:r>
+      <w:r>
+        <w:t xml:space="preserve"> Airstrip</w:t>
+      </w:r>
+    </w:p>
+    <w:p>
+      <w:pPr>
+        <w:pStyle w:val="ListParagraph"/>
+        <w:numPr>
+          <w:ilvl w:val="1"/>
+          <w:numId w:val="2"/>
+        </w:numPr>
+        <w:spacing w:after="40" w:before="20"/>
+      </w:pPr>
+      <w:r>
+        <w:t xml:space="preserve">ward 18 Gorobuna, reported </w:t>
+      </w:r>
+      <w:r>
+        <w:rPr>
+          <w:i/>
+          <w:iCs/>
+        </w:rPr>
+        <w:t xml:space="preserve">Unused since built, 2021</w:t>
       </w:r>
     </w:p>
     <w:p>
@@ -2583,10 +3812,10 @@
           <w:b/>
           <w:bCs/>
         </w:rPr>
-        <w:t xml:space="preserve">WALK TO ITOKAMA AND RECORD IT.</w:t>
-      </w:r>
-      <w:r>
-        <w:t xml:space="preserve"> About 3.7 km.</w:t>
+        <w:t xml:space="preserve">WALK TO ASAFA AND RECORD IT.</w:t>
+      </w:r>
+      <w:r>
+        <w:t xml:space="preserve"> About 13.4 km.</w:t>
       </w:r>
     </w:p>
     <w:p>
@@ -2595,23 +3824,154 @@
         <w:spacing w:after="120" w:before="260"/>
       </w:pPr>
       <w:r>
-        <w:t xml:space="preserve">21. Itokama</w:t>
-      </w:r>
-    </w:p>
-    <w:p>
-      <w:pPr>
-        <w:spacing w:after="140" w:before="0"/>
-      </w:pPr>
-      <w:r>
-        <w:rPr>
-          <w:rFonts w:ascii="Consolas" w:cs="Consolas" w:eastAsia="Consolas" w:hAnsi="Consolas"/>
-          <w:sz w:val="19"/>
-          <w:szCs w:val="19"/>
-        </w:rPr>
-        <w:t xml:space="preserve">-9.1999, 148.2660</w:t>
-      </w:r>
-      <w:r>
-        <w:t xml:space="preserve">  (gazetteer)</w:t>
+        <w:t xml:space="preserve">32. Asafa</w:t>
+      </w:r>
+    </w:p>
+    <w:p>
+      <w:pPr>
+        <w:spacing w:after="140" w:before="0"/>
+      </w:pPr>
+      <w:r>
+        <w:rPr>
+          <w:rFonts w:ascii="Consolas" w:cs="Consolas" w:eastAsia="Consolas" w:hAnsi="Consolas"/>
+          <w:sz w:val="19"/>
+          <w:szCs w:val="19"/>
+        </w:rPr>
+        <w:t xml:space="preserve">-8.9768, 148.1070</w:t>
+      </w:r>
+      <w:r>
+        <w:t xml:space="preserve">  (field evidence)</w:t>
+      </w:r>
+    </w:p>
+    <w:p>
+      <w:pPr>
+        <w:pStyle w:val="ListParagraph"/>
+        <w:numPr>
+          <w:ilvl w:val="0"/>
+          <w:numId w:val="2"/>
+        </w:numPr>
+        <w:spacing w:after="40" w:before="20"/>
+      </w:pPr>
+      <w:r>
+        <w:t xml:space="preserve">Nothing to collect here - this stop is on the way, or is one end of a walk that needs recording.</w:t>
+      </w:r>
+    </w:p>
+    <w:p>
+      <w:pPr>
+        <w:spacing w:after="100" w:before="0"/>
+      </w:pPr>
+    </w:p>
+    <w:p>
+      <w:pPr>
+        <w:spacing w:after="140" w:before="0"/>
+      </w:pPr>
+      <w:r>
+        <w:rPr>
+          <w:b/>
+          <w:bCs/>
+        </w:rPr>
+        <w:t xml:space="preserve">WALK TO SAIROPE AND RECORD IT.</w:t>
+      </w:r>
+      <w:r>
+        <w:t xml:space="preserve"> About 9.2 km.</w:t>
+      </w:r>
+    </w:p>
+    <w:p>
+      <w:pPr>
+        <w:pStyle w:val="Heading2"/>
+        <w:spacing w:after="120" w:before="260"/>
+      </w:pPr>
+      <w:r>
+        <w:t xml:space="preserve">33. Sairope</w:t>
+      </w:r>
+    </w:p>
+    <w:p>
+      <w:pPr>
+        <w:spacing w:after="140" w:before="0"/>
+      </w:pPr>
+      <w:r>
+        <w:rPr>
+          <w:rFonts w:ascii="Consolas" w:cs="Consolas" w:eastAsia="Consolas" w:hAnsi="Consolas"/>
+          <w:sz w:val="19"/>
+          <w:szCs w:val="19"/>
+        </w:rPr>
+        <w:t xml:space="preserve">-8.9213, 148.0440</w:t>
+      </w:r>
+      <w:r>
+        <w:t xml:space="preserve">  (field evidence)</w:t>
+      </w:r>
+    </w:p>
+    <w:p>
+      <w:pPr>
+        <w:pStyle w:val="ListParagraph"/>
+        <w:numPr>
+          <w:ilvl w:val="0"/>
+          <w:numId w:val="2"/>
+        </w:numPr>
+        <w:spacing w:after="40" w:before="20"/>
+      </w:pPr>
+      <w:r>
+        <w:t xml:space="preserve">Nothing to collect here - this stop is on the way, or is one end of a walk that needs recording.</w:t>
+      </w:r>
+    </w:p>
+    <w:p>
+      <w:pPr>
+        <w:spacing w:after="100" w:before="0"/>
+      </w:pPr>
+    </w:p>
+    <w:p>
+      <w:pPr>
+        <w:spacing w:after="140" w:before="0"/>
+      </w:pPr>
+      <w:r>
+        <w:rPr>
+          <w:b/>
+          <w:bCs/>
+        </w:rPr>
+        <w:t xml:space="preserve">WALK TO GORA AND RECORD IT.</w:t>
+      </w:r>
+      <w:r>
+        <w:t xml:space="preserve"> About 23.6 km.</w:t>
+      </w:r>
+    </w:p>
+    <w:p>
+      <w:pPr>
+        <w:pStyle w:val="Heading2"/>
+        <w:spacing w:after="120" w:before="260"/>
+      </w:pPr>
+      <w:r>
+        <w:t xml:space="preserve">34. Gora</w:t>
+      </w:r>
+    </w:p>
+    <w:p>
+      <w:pPr>
+        <w:spacing w:after="140" w:before="0"/>
+      </w:pPr>
+      <w:r>
+        <w:rPr>
+          <w:rFonts w:ascii="Consolas" w:cs="Consolas" w:eastAsia="Consolas" w:hAnsi="Consolas"/>
+          <w:sz w:val="19"/>
+          <w:szCs w:val="19"/>
+        </w:rPr>
+        <w:t xml:space="preserve">-9.0022, 148.2426</w:t>
+      </w:r>
+      <w:r>
+        <w:t xml:space="preserve">  (GPS-inferred)</w:t>
+      </w:r>
+    </w:p>
+    <w:p>
+      <w:pPr>
+        <w:spacing w:after="140" w:before="0"/>
+      </w:pPr>
+      <w:r>
+        <w:t xml:space="preserve">&gt; </w:t>
+      </w:r>
+      <w:r>
+        <w:rPr>
+          <w:b/>
+          <w:bCs/>
+        </w:rPr>
+        <w:t xml:space="preserve">Gora is one village with three hamlets, sometimes called villages, all close together - write down which hamlet each one is in.</w:t>
       </w:r>
     </w:p>
     <w:p>
@@ -2631,7 +3991,7 @@
         <w:t xml:space="preserve">COLLECT</w:t>
       </w:r>
       <w:r>
-        <w:t xml:space="preserve"> Itokama Health Centre + 1 CHW house</w:t>
+        <w:t xml:space="preserve"> Elementary School, 4-in-1 + 2 single classrooms, 4 teacher houses</w:t>
       </w:r>
     </w:p>
     <w:p>
@@ -2644,14 +4004,14 @@
         <w:spacing w:after="40" w:before="20"/>
       </w:pPr>
       <w:r>
-        <w:t xml:space="preserve">ward 14 Ufia, reported </w:t>
+        <w:t xml:space="preserve">ward 10 Gora, reported </w:t>
       </w:r>
       <w:r>
         <w:rPr>
           <w:i/>
           <w:iCs/>
         </w:rPr>
-        <w:t xml:space="preserve">Incomplete but in use</w:t>
+        <w:t xml:space="preserve">In use</w:t>
       </w:r>
     </w:p>
     <w:p>
@@ -2671,7 +4031,7 @@
         <w:t xml:space="preserve">COLLECT</w:t>
       </w:r>
       <w:r>
-        <w:t xml:space="preserve"> Itokama Elementary School</w:t>
+        <w:t xml:space="preserve"> Primary School</w:t>
       </w:r>
     </w:p>
     <w:p>
@@ -2684,14 +4044,14 @@
         <w:spacing w:after="40" w:before="20"/>
       </w:pPr>
       <w:r>
-        <w:t xml:space="preserve">ward 14 Ufia, reported </w:t>
+        <w:t xml:space="preserve">ward 10 Gora, reported </w:t>
       </w:r>
       <w:r>
         <w:rPr>
           <w:i/>
           <w:iCs/>
         </w:rPr>
-        <w:t xml:space="preserve">Functioning</w:t>
+        <w:t xml:space="preserve">In use</w:t>
       </w:r>
     </w:p>
     <w:p>
@@ -2711,7 +4071,7 @@
         <w:t xml:space="preserve">COLLECT</w:t>
       </w:r>
       <w:r>
-        <w:t xml:space="preserve"> Itokama Primary School, 3 × 2-in-1, 8 teacher houses, library</w:t>
+        <w:t xml:space="preserve"> Aid Post + CHW house</w:t>
       </w:r>
     </w:p>
     <w:p>
@@ -2724,14 +4084,14 @@
         <w:spacing w:after="40" w:before="20"/>
       </w:pPr>
       <w:r>
-        <w:t xml:space="preserve">ward 14 Ufia, reported </w:t>
+        <w:t xml:space="preserve">ward 10 Gora, reported </w:t>
       </w:r>
       <w:r>
         <w:rPr>
           <w:i/>
           <w:iCs/>
         </w:rPr>
-        <w:t xml:space="preserve">In use</w:t>
+        <w:t xml:space="preserve">CHW house 2024</w:t>
       </w:r>
     </w:p>
     <w:p>
@@ -2751,7 +4111,7 @@
         <w:t xml:space="preserve">COLLECT</w:t>
       </w:r>
       <w:r>
-        <w:t xml:space="preserve"> Itokama Airstrip, natural surface</w:t>
+        <w:t xml:space="preserve"> Airstrip</w:t>
       </w:r>
     </w:p>
     <w:p>
@@ -2764,14 +4124,14 @@
         <w:spacing w:after="40" w:before="20"/>
       </w:pPr>
       <w:r>
-        <w:t xml:space="preserve">ward 14 Ufia, reported </w:t>
+        <w:t xml:space="preserve">ward 10 Gora, reported </w:t>
       </w:r>
       <w:r>
         <w:rPr>
           <w:i/>
           <w:iCs/>
         </w:rPr>
-        <w:t xml:space="preserve">Ceased 2023, charters only</w:t>
+        <w:t xml:space="preserve">Closed 1988, to re-open</w:t>
       </w:r>
     </w:p>
     <w:p>
@@ -2788,10 +4148,10 @@
           <w:b/>
           <w:bCs/>
         </w:rPr>
-        <w:t xml:space="preserve">WALK TO NAOKANANE AND RECORD IT.</w:t>
-      </w:r>
-      <w:r>
-        <w:t xml:space="preserve"> About 1.2 km.</w:t>
+        <w:t xml:space="preserve">WALK TO NATANGA AND RECORD IT.</w:t>
+      </w:r>
+      <w:r>
+        <w:t xml:space="preserve"> About 9.2 km.</w:t>
       </w:r>
     </w:p>
     <w:p>
@@ -2800,20 +4160,20 @@
         <w:spacing w:after="120" w:before="260"/>
       </w:pPr>
       <w:r>
-        <w:t xml:space="preserve">22. Naokanane</w:t>
-      </w:r>
-    </w:p>
-    <w:p>
-      <w:pPr>
-        <w:spacing w:after="140" w:before="0"/>
-      </w:pPr>
-      <w:r>
-        <w:rPr>
-          <w:rFonts w:ascii="Consolas" w:cs="Consolas" w:eastAsia="Consolas" w:hAnsi="Consolas"/>
-          <w:sz w:val="19"/>
-          <w:szCs w:val="19"/>
-        </w:rPr>
-        <w:t xml:space="preserve">-9.2106, 148.2657</w:t>
+        <w:t xml:space="preserve">35. Natanga</w:t>
+      </w:r>
+    </w:p>
+    <w:p>
+      <w:pPr>
+        <w:spacing w:after="140" w:before="0"/>
+      </w:pPr>
+      <w:r>
+        <w:rPr>
+          <w:rFonts w:ascii="Consolas" w:cs="Consolas" w:eastAsia="Consolas" w:hAnsi="Consolas"/>
+          <w:sz w:val="19"/>
+          <w:szCs w:val="19"/>
+        </w:rPr>
+        <w:t xml:space="preserve">-9.0702, 148.2911</w:t>
       </w:r>
       <w:r>
         <w:t xml:space="preserve">  (gazetteer)</w:t>
@@ -2836,7 +4196,7 @@
         <w:t xml:space="preserve">COLLECT</w:t>
       </w:r>
       <w:r>
-        <w:t xml:space="preserve"> Naukanane Elementary School</w:t>
+        <w:t xml:space="preserve"> Natanga Elementary School</w:t>
       </w:r>
     </w:p>
     <w:p>
@@ -2849,14 +4209,54 @@
         <w:spacing w:after="40" w:before="20"/>
       </w:pPr>
       <w:r>
-        <w:t xml:space="preserve">ward 14 Ufia, reported </w:t>
+        <w:t xml:space="preserve">ward 09 Natanga, reported </w:t>
       </w:r>
       <w:r>
         <w:rPr>
           <w:i/>
           <w:iCs/>
         </w:rPr>
-        <w:t xml:space="preserve">Functioning</w:t>
+        <w:t xml:space="preserve">Semi-permanent</w:t>
+      </w:r>
+    </w:p>
+    <w:p>
+      <w:pPr>
+        <w:pStyle w:val="ListParagraph"/>
+        <w:numPr>
+          <w:ilvl w:val="0"/>
+          <w:numId w:val="2"/>
+        </w:numPr>
+        <w:spacing w:after="40" w:before="20"/>
+      </w:pPr>
+      <w:r>
+        <w:rPr>
+          <w:b/>
+          <w:bCs/>
+        </w:rPr>
+        <w:t xml:space="preserve">COLLECT</w:t>
+      </w:r>
+      <w:r>
+        <w:t xml:space="preserve"> Natanga Aid Post</w:t>
+      </w:r>
+    </w:p>
+    <w:p>
+      <w:pPr>
+        <w:pStyle w:val="ListParagraph"/>
+        <w:numPr>
+          <w:ilvl w:val="1"/>
+          <w:numId w:val="2"/>
+        </w:numPr>
+        <w:spacing w:after="40" w:before="20"/>
+      </w:pPr>
+      <w:r>
+        <w:t xml:space="preserve">ward 09 Natanga, reported </w:t>
+      </w:r>
+      <w:r>
+        <w:rPr>
+          <w:i/>
+          <w:iCs/>
+        </w:rPr>
+        <w:t xml:space="preserve">Non-operational, no CHW</w:t>
       </w:r>
     </w:p>
     <w:p>
@@ -2873,10 +4273,10 @@
           <w:b/>
           <w:bCs/>
         </w:rPr>
-        <w:t xml:space="preserve">WALK TO UMUATE AND RECORD IT.</w:t>
-      </w:r>
-      <w:r>
-        <w:t xml:space="preserve"> About 6.7 km.</w:t>
+        <w:t xml:space="preserve">WALK TO JORUA AND RECORD IT.</w:t>
+      </w:r>
+      <w:r>
+        <w:t xml:space="preserve"> About 2.4 km.</w:t>
       </w:r>
     </w:p>
     <w:p>
@@ -2885,23 +4285,23 @@
         <w:spacing w:after="120" w:before="260"/>
       </w:pPr>
       <w:r>
-        <w:t xml:space="preserve">23. Umuate</w:t>
-      </w:r>
-    </w:p>
-    <w:p>
-      <w:pPr>
-        <w:spacing w:after="140" w:before="0"/>
-      </w:pPr>
-      <w:r>
-        <w:rPr>
-          <w:rFonts w:ascii="Consolas" w:cs="Consolas" w:eastAsia="Consolas" w:hAnsi="Consolas"/>
-          <w:sz w:val="19"/>
-          <w:szCs w:val="19"/>
-        </w:rPr>
-        <w:t xml:space="preserve">-9.2637, 148.2370</w:t>
-      </w:r>
-      <w:r>
-        <w:t xml:space="preserve">  (field evidence)</w:t>
+        <w:t xml:space="preserve">36. Jorua</w:t>
+      </w:r>
+    </w:p>
+    <w:p>
+      <w:pPr>
+        <w:spacing w:after="140" w:before="0"/>
+      </w:pPr>
+      <w:r>
+        <w:rPr>
+          <w:rFonts w:ascii="Consolas" w:cs="Consolas" w:eastAsia="Consolas" w:hAnsi="Consolas"/>
+          <w:sz w:val="19"/>
+          <w:szCs w:val="19"/>
+        </w:rPr>
+        <w:t xml:space="preserve">-9.0872, 148.3045</w:t>
+      </w:r>
+      <w:r>
+        <w:t xml:space="preserve">  (gazetteer)</w:t>
       </w:r>
     </w:p>
     <w:p>
@@ -2921,7 +4321,7 @@
         <w:t xml:space="preserve">COLLECT</w:t>
       </w:r>
       <w:r>
-        <w:t xml:space="preserve"> Umuate Elementary School</w:t>
+        <w:t xml:space="preserve"> Jorura Elementary School</w:t>
       </w:r>
     </w:p>
     <w:p>
@@ -2934,14 +4334,14 @@
         <w:spacing w:after="40" w:before="20"/>
       </w:pPr>
       <w:r>
-        <w:t xml:space="preserve">ward 14 Ufia, reported </w:t>
+        <w:t xml:space="preserve">ward 09 Natanga, reported </w:t>
       </w:r>
       <w:r>
         <w:rPr>
           <w:i/>
           <w:iCs/>
         </w:rPr>
-        <w:t xml:space="preserve">Functioning</w:t>
+        <w:t xml:space="preserve">Semi-permanent</w:t>
       </w:r>
     </w:p>
     <w:p>
@@ -2958,10 +4358,10 @@
           <w:b/>
           <w:bCs/>
         </w:rPr>
-        <w:t xml:space="preserve">WALK TO AIARI AND RECORD IT.</w:t>
-      </w:r>
-      <w:r>
-        <w:t xml:space="preserve"> About 9.8 km.</w:t>
+        <w:t xml:space="preserve">WALK TO SIRIBU AND RECORD IT.</w:t>
+      </w:r>
+      <w:r>
+        <w:t xml:space="preserve"> About 1.9 km.</w:t>
       </w:r>
     </w:p>
     <w:p>
@@ -2970,20 +4370,20 @@
         <w:spacing w:after="120" w:before="260"/>
       </w:pPr>
       <w:r>
-        <w:t xml:space="preserve">24. Aiari</w:t>
-      </w:r>
-    </w:p>
-    <w:p>
-      <w:pPr>
-        <w:spacing w:after="140" w:before="0"/>
-      </w:pPr>
-      <w:r>
-        <w:rPr>
-          <w:rFonts w:ascii="Consolas" w:cs="Consolas" w:eastAsia="Consolas" w:hAnsi="Consolas"/>
-          <w:sz w:val="19"/>
-          <w:szCs w:val="19"/>
-        </w:rPr>
-        <w:t xml:space="preserve">-9.3497, 148.2172</w:t>
+        <w:t xml:space="preserve">37. Siribu</w:t>
+      </w:r>
+    </w:p>
+    <w:p>
+      <w:pPr>
+        <w:spacing w:after="140" w:before="0"/>
+      </w:pPr>
+      <w:r>
+        <w:rPr>
+          <w:rFonts w:ascii="Consolas" w:cs="Consolas" w:eastAsia="Consolas" w:hAnsi="Consolas"/>
+          <w:sz w:val="19"/>
+          <w:szCs w:val="19"/>
+        </w:rPr>
+        <w:t xml:space="preserve">-9.0911, 148.3212</w:t>
       </w:r>
       <w:r>
         <w:t xml:space="preserve">  (gazetteer)</w:t>
@@ -3006,7 +4406,7 @@
         <w:t xml:space="preserve">COLLECT</w:t>
       </w:r>
       <w:r>
-        <w:t xml:space="preserve"> Aiari Elementary School, EP and E1/E2 + teacher house</w:t>
+        <w:t xml:space="preserve"> Siribu Elementary School, 2 × 2-in-1</w:t>
       </w:r>
     </w:p>
     <w:p>
@@ -3019,14 +4419,59 @@
         <w:spacing w:after="40" w:before="20"/>
       </w:pPr>
       <w:r>
-        <w:t xml:space="preserve">ward 16 Aiari, reported </w:t>
+        <w:t xml:space="preserve">ward 08 Siribu, reported </w:t>
       </w:r>
       <w:r>
         <w:rPr>
           <w:i/>
           <w:iCs/>
         </w:rPr>
-        <w:t xml:space="preserve">Running, bush material</w:t>
+        <w:t xml:space="preserve">In use</w:t>
+      </w:r>
+    </w:p>
+    <w:p>
+      <w:pPr>
+        <w:spacing w:after="100" w:before="0"/>
+      </w:pPr>
+    </w:p>
+    <w:p>
+      <w:pPr>
+        <w:spacing w:after="140" w:before="0"/>
+      </w:pPr>
+      <w:r>
+        <w:rPr>
+          <w:b/>
+          <w:bCs/>
+        </w:rPr>
+        <w:t xml:space="preserve">WALK TO UGUNOMU AND RECORD IT.</w:t>
+      </w:r>
+      <w:r>
+        <w:t xml:space="preserve"> About 3.1 km.</w:t>
+      </w:r>
+    </w:p>
+    <w:p>
+      <w:pPr>
+        <w:pStyle w:val="Heading2"/>
+        <w:spacing w:after="120" w:before="260"/>
+      </w:pPr>
+      <w:r>
+        <w:t xml:space="preserve">38. Ugunomu</w:t>
+      </w:r>
+    </w:p>
+    <w:p>
+      <w:pPr>
+        <w:spacing w:after="140" w:before="0"/>
+      </w:pPr>
+      <w:r>
+        <w:rPr>
+          <w:rFonts w:ascii="Consolas" w:cs="Consolas" w:eastAsia="Consolas" w:hAnsi="Consolas"/>
+          <w:sz w:val="19"/>
+          <w:szCs w:val="19"/>
+        </w:rPr>
+        <w:t xml:space="preserve">-9.0631, 148.3179</w:t>
+      </w:r>
+      <w:r>
+        <w:t xml:space="preserve">  (gazetteer)</w:t>
       </w:r>
     </w:p>
     <w:p>
@@ -3046,7 +4491,7 @@
         <w:t xml:space="preserve">COLLECT</w:t>
       </w:r>
       <w:r>
-        <w:t xml:space="preserve"> Aid Post</w:t>
+        <w:t xml:space="preserve"> Ugunomo Elementary School</w:t>
       </w:r>
     </w:p>
     <w:p>
@@ -3059,14 +4504,74 @@
         <w:spacing w:after="40" w:before="20"/>
       </w:pPr>
       <w:r>
-        <w:t xml:space="preserve">ward 16 Aiari, reported </w:t>
+        <w:t xml:space="preserve">ward 07 Dea, reported </w:t>
       </w:r>
       <w:r>
         <w:rPr>
           <w:i/>
           <w:iCs/>
         </w:rPr>
-        <w:t xml:space="preserve">Closed 1985</w:t>
+        <w:t xml:space="preserve">In use</w:t>
+      </w:r>
+    </w:p>
+    <w:p>
+      <w:pPr>
+        <w:spacing w:after="100" w:before="0"/>
+      </w:pPr>
+    </w:p>
+    <w:p>
+      <w:pPr>
+        <w:spacing w:after="140" w:before="0"/>
+      </w:pPr>
+      <w:r>
+        <w:rPr>
+          <w:b/>
+          <w:bCs/>
+        </w:rPr>
+        <w:t xml:space="preserve">WALK TO DEA AND RECORD IT.</w:t>
+      </w:r>
+      <w:r>
+        <w:t xml:space="preserve"> About 1.4 km.</w:t>
+      </w:r>
+    </w:p>
+    <w:p>
+      <w:pPr>
+        <w:pStyle w:val="Heading2"/>
+        <w:spacing w:after="120" w:before="260"/>
+      </w:pPr>
+      <w:r>
+        <w:t xml:space="preserve">39. Dea</w:t>
+      </w:r>
+    </w:p>
+    <w:p>
+      <w:pPr>
+        <w:spacing w:after="140" w:before="0"/>
+      </w:pPr>
+      <w:r>
+        <w:rPr>
+          <w:rFonts w:ascii="Consolas" w:cs="Consolas" w:eastAsia="Consolas" w:hAnsi="Consolas"/>
+          <w:sz w:val="19"/>
+          <w:szCs w:val="19"/>
+        </w:rPr>
+        <w:t xml:space="preserve">-9.0672, 148.3297</w:t>
+      </w:r>
+      <w:r>
+        <w:t xml:space="preserve">  (gazetteer)</w:t>
+      </w:r>
+    </w:p>
+    <w:p>
+      <w:pPr>
+        <w:spacing w:after="140" w:before="0"/>
+      </w:pPr>
+      <w:r>
+        <w:t xml:space="preserve">&gt; </w:t>
+      </w:r>
+      <w:r>
+        <w:rPr>
+          <w:b/>
+          <w:bCs/>
+        </w:rPr>
+        <w:t xml:space="preserve">Nobody knows where this airstrip is - ask in the ward.</w:t>
       </w:r>
     </w:p>
     <w:p>
@@ -3086,7 +4591,7 @@
         <w:t xml:space="preserve">COLLECT</w:t>
       </w:r>
       <w:r>
-        <w:t xml:space="preserve"> Airstrip</w:t>
+        <w:t xml:space="preserve"> Dea Elementary School, 4 classrooms, 1 teacher house</w:t>
       </w:r>
     </w:p>
     <w:p>
@@ -3099,13 +4604,93 @@
         <w:spacing w:after="40" w:before="20"/>
       </w:pPr>
       <w:r>
-        <w:t xml:space="preserve">ward 16 Aiari, reported </w:t>
+        <w:t xml:space="preserve">ward 07 Dea, reported </w:t>
       </w:r>
       <w:r>
         <w:rPr>
           <w:i/>
           <w:iCs/>
         </w:rPr>
+        <w:t xml:space="preserve">In use</w:t>
+      </w:r>
+    </w:p>
+    <w:p>
+      <w:pPr>
+        <w:pStyle w:val="ListParagraph"/>
+        <w:numPr>
+          <w:ilvl w:val="0"/>
+          <w:numId w:val="2"/>
+        </w:numPr>
+        <w:spacing w:after="40" w:before="20"/>
+      </w:pPr>
+      <w:r>
+        <w:rPr>
+          <w:b/>
+          <w:bCs/>
+        </w:rPr>
+        <w:t xml:space="preserve">COLLECT</w:t>
+      </w:r>
+      <w:r>
+        <w:t xml:space="preserve"> Dea Primary School, 8 classrooms, 6 teacher houses</w:t>
+      </w:r>
+    </w:p>
+    <w:p>
+      <w:pPr>
+        <w:pStyle w:val="ListParagraph"/>
+        <w:numPr>
+          <w:ilvl w:val="1"/>
+          <w:numId w:val="2"/>
+        </w:numPr>
+        <w:spacing w:after="40" w:before="20"/>
+      </w:pPr>
+      <w:r>
+        <w:t xml:space="preserve">ward 07 Dea, reported </w:t>
+      </w:r>
+      <w:r>
+        <w:rPr>
+          <w:i/>
+          <w:iCs/>
+        </w:rPr>
+        <w:t xml:space="preserve">In use</w:t>
+      </w:r>
+    </w:p>
+    <w:p>
+      <w:pPr>
+        <w:pStyle w:val="ListParagraph"/>
+        <w:numPr>
+          <w:ilvl w:val="0"/>
+          <w:numId w:val="2"/>
+        </w:numPr>
+        <w:spacing w:after="40" w:before="20"/>
+      </w:pPr>
+      <w:r>
+        <w:rPr>
+          <w:b/>
+          <w:bCs/>
+        </w:rPr>
+        <w:t xml:space="preserve">COLLECT</w:t>
+      </w:r>
+      <w:r>
+        <w:t xml:space="preserve"> Airstrip</w:t>
+      </w:r>
+    </w:p>
+    <w:p>
+      <w:pPr>
+        <w:pStyle w:val="ListParagraph"/>
+        <w:numPr>
+          <w:ilvl w:val="1"/>
+          <w:numId w:val="2"/>
+        </w:numPr>
+        <w:spacing w:after="40" w:before="20"/>
+      </w:pPr>
+      <w:r>
+        <w:t xml:space="preserve">ward 07 Dea, reported </w:t>
+      </w:r>
+      <w:r>
+        <w:rPr>
+          <w:i/>
+          <w:iCs/>
+        </w:rPr>
         <w:t xml:space="preserve">Closed 1988</w:t>
       </w:r>
     </w:p>
@@ -3123,10 +4708,10 @@
           <w:b/>
           <w:bCs/>
         </w:rPr>
-        <w:t xml:space="preserve">WALK TO SUARI AND RECORD IT.</w:t>
-      </w:r>
-      <w:r>
-        <w:t xml:space="preserve"> About 5.2 km.</w:t>
+        <w:t xml:space="preserve">WALK TO TABUANE AND RECORD IT.</w:t>
+      </w:r>
+      <w:r>
+        <w:t xml:space="preserve"> About 1.2 km.</w:t>
       </w:r>
     </w:p>
     <w:p>
@@ -3135,23 +4720,23 @@
         <w:spacing w:after="120" w:before="260"/>
       </w:pPr>
       <w:r>
-        <w:t xml:space="preserve">25. Suari</w:t>
-      </w:r>
-    </w:p>
-    <w:p>
-      <w:pPr>
-        <w:spacing w:after="140" w:before="0"/>
-      </w:pPr>
-      <w:r>
-        <w:rPr>
-          <w:rFonts w:ascii="Consolas" w:cs="Consolas" w:eastAsia="Consolas" w:hAnsi="Consolas"/>
-          <w:sz w:val="19"/>
-          <w:szCs w:val="19"/>
-        </w:rPr>
-        <w:t xml:space="preserve">-9.3664, 148.1733</w:t>
-      </w:r>
-      <w:r>
-        <w:t xml:space="preserve">  (placed by the team)</w:t>
+        <w:t xml:space="preserve">40. Tabuane</w:t>
+      </w:r>
+    </w:p>
+    <w:p>
+      <w:pPr>
+        <w:spacing w:after="140" w:before="0"/>
+      </w:pPr>
+      <w:r>
+        <w:rPr>
+          <w:rFonts w:ascii="Consolas" w:cs="Consolas" w:eastAsia="Consolas" w:hAnsi="Consolas"/>
+          <w:sz w:val="19"/>
+          <w:szCs w:val="19"/>
+        </w:rPr>
+        <w:t xml:space="preserve">-9.0647, 148.3403</w:t>
+      </w:r>
+      <w:r>
+        <w:t xml:space="preserve">  (gazetteer)</w:t>
       </w:r>
     </w:p>
     <w:p>
@@ -3171,7 +4756,7 @@
         <w:t xml:space="preserve">COLLECT</w:t>
       </w:r>
       <w:r>
-        <w:t xml:space="preserve"> Suari Elementary School, 2-in-1 + 1 teacher house</w:t>
+        <w:t xml:space="preserve"> Tabuane Elementary School</w:t>
       </w:r>
     </w:p>
     <w:p>
@@ -3184,14 +4769,59 @@
         <w:spacing w:after="40" w:before="20"/>
       </w:pPr>
       <w:r>
-        <w:t xml:space="preserve">ward 17 Jaure, reported </w:t>
+        <w:t xml:space="preserve">ward 07 Dea, reported </w:t>
       </w:r>
       <w:r>
         <w:rPr>
           <w:i/>
           <w:iCs/>
         </w:rPr>
-        <w:t xml:space="preserve">In use</w:t>
+        <w:t xml:space="preserve">In use, no data collected</w:t>
+      </w:r>
+    </w:p>
+    <w:p>
+      <w:pPr>
+        <w:spacing w:after="100" w:before="0"/>
+      </w:pPr>
+    </w:p>
+    <w:p>
+      <w:pPr>
+        <w:spacing w:after="140" w:before="0"/>
+      </w:pPr>
+      <w:r>
+        <w:rPr>
+          <w:b/>
+          <w:bCs/>
+        </w:rPr>
+        <w:t xml:space="preserve">WALK TO KOENO AND RECORD IT.</w:t>
+      </w:r>
+      <w:r>
+        <w:t xml:space="preserve"> About 1.9 km.</w:t>
+      </w:r>
+    </w:p>
+    <w:p>
+      <w:pPr>
+        <w:pStyle w:val="Heading2"/>
+        <w:spacing w:after="120" w:before="260"/>
+      </w:pPr>
+      <w:r>
+        <w:t xml:space="preserve">41. Koeno</w:t>
+      </w:r>
+    </w:p>
+    <w:p>
+      <w:pPr>
+        <w:spacing w:after="140" w:before="0"/>
+      </w:pPr>
+      <w:r>
+        <w:rPr>
+          <w:rFonts w:ascii="Consolas" w:cs="Consolas" w:eastAsia="Consolas" w:hAnsi="Consolas"/>
+          <w:sz w:val="19"/>
+          <w:szCs w:val="19"/>
+        </w:rPr>
+        <w:t xml:space="preserve">-9.0540, 148.3544</w:t>
+      </w:r>
+      <w:r>
+        <w:t xml:space="preserve">  (GPS-inferred)</w:t>
       </w:r>
     </w:p>
     <w:p>
@@ -3211,7 +4841,7 @@
         <w:t xml:space="preserve">COLLECT</w:t>
       </w:r>
       <w:r>
-        <w:t xml:space="preserve"> Primary School</w:t>
+        <w:t xml:space="preserve"> Koeno Elementary School + teacher houses</w:t>
       </w:r>
     </w:p>
     <w:p>
@@ -3224,14 +4854,14 @@
         <w:spacing w:after="40" w:before="20"/>
       </w:pPr>
       <w:r>
-        <w:t xml:space="preserve">ward 17 Jaure, reported </w:t>
+        <w:t xml:space="preserve">ward 06 Koeno, reported </w:t>
       </w:r>
       <w:r>
         <w:rPr>
           <w:i/>
           <w:iCs/>
         </w:rPr>
-        <w:t xml:space="preserve">In use, bush material</w:t>
+        <w:t xml:space="preserve">In use</w:t>
       </w:r>
     </w:p>
     <w:p>
@@ -3248,10 +4878,10 @@
           <w:b/>
           <w:bCs/>
         </w:rPr>
-        <w:t xml:space="preserve">WALK TO JAURE AND RECORD IT.</w:t>
-      </w:r>
-      <w:r>
-        <w:t xml:space="preserve"> About 10.5 km.</w:t>
+        <w:t xml:space="preserve">WALK TO NUMBA AND RECORD IT.</w:t>
+      </w:r>
+      <w:r>
+        <w:t xml:space="preserve"> About 1.3 km.</w:t>
       </w:r>
     </w:p>
     <w:p>
@@ -3260,20 +4890,20 @@
         <w:spacing w:after="120" w:before="260"/>
       </w:pPr>
       <w:r>
-        <w:t xml:space="preserve">26. Jaure</w:t>
-      </w:r>
-    </w:p>
-    <w:p>
-      <w:pPr>
-        <w:spacing w:after="140" w:before="0"/>
-      </w:pPr>
-      <w:r>
-        <w:rPr>
-          <w:rFonts w:ascii="Consolas" w:cs="Consolas" w:eastAsia="Consolas" w:hAnsi="Consolas"/>
-          <w:sz w:val="19"/>
-          <w:szCs w:val="19"/>
-        </w:rPr>
-        <w:t xml:space="preserve">-9.2754, 148.1452</w:t>
+        <w:t xml:space="preserve">42. Numba</w:t>
+      </w:r>
+    </w:p>
+    <w:p>
+      <w:pPr>
+        <w:spacing w:after="140" w:before="0"/>
+      </w:pPr>
+      <w:r>
+        <w:rPr>
+          <w:rFonts w:ascii="Consolas" w:cs="Consolas" w:eastAsia="Consolas" w:hAnsi="Consolas"/>
+          <w:sz w:val="19"/>
+          <w:szCs w:val="19"/>
+        </w:rPr>
+        <w:t xml:space="preserve">-9.0511, 148.3655</w:t>
       </w:r>
       <w:r>
         <w:t xml:space="preserve">  (gazetteer)</w:t>
@@ -3281,6 +4911,21 @@
     </w:p>
     <w:p>
       <w:pPr>
+        <w:spacing w:after="140" w:before="0"/>
+      </w:pPr>
+      <w:r>
+        <w:t xml:space="preserve">&gt; </w:t>
+      </w:r>
+      <w:r>
+        <w:rPr>
+          <w:b/>
+          <w:bCs/>
+        </w:rPr>
+        <w:t xml:space="preserve">Siurani is the old name of the village that came before Numba. Try the NORTHERN end of Numba first - that end is nearest the old site and is still called Sivurana by some.</w:t>
+      </w:r>
+    </w:p>
+    <w:p>
+      <w:pPr>
         <w:pStyle w:val="ListParagraph"/>
         <w:numPr>
           <w:ilvl w:val="0"/>
@@ -3296,7 +4941,7 @@
         <w:t xml:space="preserve">COLLECT</w:t>
       </w:r>
       <w:r>
-        <w:t xml:space="preserve"> Yaure Aid Post</w:t>
+        <w:t xml:space="preserve"> Elementary School, 2-in-1</w:t>
       </w:r>
     </w:p>
     <w:p>
@@ -3309,14 +4954,59 @@
         <w:spacing w:after="40" w:before="20"/>
       </w:pPr>
       <w:r>
-        <w:t xml:space="preserve">ward 17 Jaure, reported </w:t>
+        <w:t xml:space="preserve">ward 05 Siurani, reported </w:t>
       </w:r>
       <w:r>
         <w:rPr>
           <w:i/>
           <w:iCs/>
         </w:rPr>
-        <w:t xml:space="preserve">Incomplete since 1984, no structure</w:t>
+        <w:t xml:space="preserve">Not functioning, closed</w:t>
+      </w:r>
+    </w:p>
+    <w:p>
+      <w:pPr>
+        <w:spacing w:after="100" w:before="0"/>
+      </w:pPr>
+    </w:p>
+    <w:p>
+      <w:pPr>
+        <w:spacing w:after="140" w:before="0"/>
+      </w:pPr>
+      <w:r>
+        <w:rPr>
+          <w:b/>
+          <w:bCs/>
+        </w:rPr>
+        <w:t xml:space="preserve">WALK TO SAKARINA AND RECORD IT.</w:t>
+      </w:r>
+      <w:r>
+        <w:t xml:space="preserve"> About 1.7 km.</w:t>
+      </w:r>
+    </w:p>
+    <w:p>
+      <w:pPr>
+        <w:pStyle w:val="Heading2"/>
+        <w:spacing w:after="120" w:before="260"/>
+      </w:pPr>
+      <w:r>
+        <w:t xml:space="preserve">43. Sakarina</w:t>
+      </w:r>
+    </w:p>
+    <w:p>
+      <w:pPr>
+        <w:spacing w:after="140" w:before="0"/>
+      </w:pPr>
+      <w:r>
+        <w:rPr>
+          <w:rFonts w:ascii="Consolas" w:cs="Consolas" w:eastAsia="Consolas" w:hAnsi="Consolas"/>
+          <w:sz w:val="19"/>
+          <w:szCs w:val="19"/>
+        </w:rPr>
+        <w:t xml:space="preserve">-9.0658, 148.3699</w:t>
+      </w:r>
+      <w:r>
+        <w:t xml:space="preserve">  (gazetteer)</w:t>
       </w:r>
     </w:p>
     <w:p>
@@ -3336,7 +5026,7 @@
         <w:t xml:space="preserve">COLLECT</w:t>
       </w:r>
       <w:r>
-        <w:t xml:space="preserve"> Yaure Airstrip</w:t>
+        <w:t xml:space="preserve"> Airstrip</w:t>
       </w:r>
     </w:p>
     <w:p>
@@ -3349,14 +5039,14 @@
         <w:spacing w:after="40" w:before="20"/>
       </w:pPr>
       <w:r>
-        <w:t xml:space="preserve">ward 17 Jaure, reported </w:t>
+        <w:t xml:space="preserve">ward 06 Koeno, reported </w:t>
       </w:r>
       <w:r>
         <w:rPr>
           <w:i/>
           <w:iCs/>
         </w:rPr>
-        <w:t xml:space="preserve">Closed 2002</w:t>
+        <w:t xml:space="preserve">Closed 2019, lack of maintenance</w:t>
       </w:r>
     </w:p>
     <w:p>
@@ -3373,10 +5063,10 @@
           <w:b/>
           <w:bCs/>
         </w:rPr>
-        <w:t xml:space="preserve">WALK TO SINGATA AND RECORD IT.</w:t>
-      </w:r>
-      <w:r>
-        <w:t xml:space="preserve"> About 20.5 km.</w:t>
+        <w:t xml:space="preserve">WALK TO KAURA AND RECORD IT.</w:t>
+      </w:r>
+      <w:r>
+        <w:t xml:space="preserve"> About 0.9 km.</w:t>
       </w:r>
     </w:p>
     <w:p>
@@ -3385,36 +5075,63 @@
         <w:spacing w:after="120" w:before="260"/>
       </w:pPr>
       <w:r>
-        <w:t xml:space="preserve">27. Singata</w:t>
-      </w:r>
-    </w:p>
-    <w:p>
-      <w:pPr>
-        <w:spacing w:after="140" w:before="0"/>
-      </w:pPr>
-      <w:r>
-        <w:rPr>
-          <w:rFonts w:ascii="Consolas" w:cs="Consolas" w:eastAsia="Consolas" w:hAnsi="Consolas"/>
-          <w:sz w:val="19"/>
-          <w:szCs w:val="19"/>
-        </w:rPr>
-        <w:t xml:space="preserve">-9.1279, 148.2584</w:t>
-      </w:r>
-      <w:r>
-        <w:t xml:space="preserve">  (placed by the team)</w:t>
-      </w:r>
-    </w:p>
-    <w:p>
-      <w:pPr>
-        <w:pStyle w:val="ListParagraph"/>
-        <w:numPr>
-          <w:ilvl w:val="0"/>
-          <w:numId w:val="2"/>
-        </w:numPr>
-        <w:spacing w:after="40" w:before="20"/>
-      </w:pPr>
-      <w:r>
-        <w:t xml:space="preserve">Nothing to collect here - this stop is on the way, or is one end of a walk that needs recording.</w:t>
+        <w:t xml:space="preserve">44. Kaura</w:t>
+      </w:r>
+    </w:p>
+    <w:p>
+      <w:pPr>
+        <w:spacing w:after="140" w:before="0"/>
+      </w:pPr>
+      <w:r>
+        <w:rPr>
+          <w:rFonts w:ascii="Consolas" w:cs="Consolas" w:eastAsia="Consolas" w:hAnsi="Consolas"/>
+          <w:sz w:val="19"/>
+          <w:szCs w:val="19"/>
+        </w:rPr>
+        <w:t xml:space="preserve">-9.0633, 148.3775</w:t>
+      </w:r>
+      <w:r>
+        <w:t xml:space="preserve">  (gazetteer)</w:t>
+      </w:r>
+    </w:p>
+    <w:p>
+      <w:pPr>
+        <w:pStyle w:val="ListParagraph"/>
+        <w:numPr>
+          <w:ilvl w:val="0"/>
+          <w:numId w:val="2"/>
+        </w:numPr>
+        <w:spacing w:after="40" w:before="20"/>
+      </w:pPr>
+      <w:r>
+        <w:rPr>
+          <w:b/>
+          <w:bCs/>
+        </w:rPr>
+        <w:t xml:space="preserve">COLLECT</w:t>
+      </w:r>
+      <w:r>
+        <w:t xml:space="preserve"> Kaura Elementary School, 1 × 2-in-1</w:t>
+      </w:r>
+    </w:p>
+    <w:p>
+      <w:pPr>
+        <w:pStyle w:val="ListParagraph"/>
+        <w:numPr>
+          <w:ilvl w:val="1"/>
+          <w:numId w:val="2"/>
+        </w:numPr>
+        <w:spacing w:after="40" w:before="20"/>
+      </w:pPr>
+      <w:r>
+        <w:t xml:space="preserve">ward 04 Kaura, reported </w:t>
+      </w:r>
+      <w:r>
+        <w:rPr>
+          <w:i/>
+          <w:iCs/>
+        </w:rPr>
+        <w:t xml:space="preserve">Running</w:t>
       </w:r>
     </w:p>
     <w:p>
@@ -3431,10 +5148,10 @@
           <w:b/>
           <w:bCs/>
         </w:rPr>
-        <w:t xml:space="preserve">WALK TO GOROBUNA AND RECORD IT.</w:t>
-      </w:r>
-      <w:r>
-        <w:t xml:space="preserve"> About 10.2 km.</w:t>
+        <w:t xml:space="preserve">WALK TO AWARU AND RECORD IT.</w:t>
+      </w:r>
+      <w:r>
+        <w:t xml:space="preserve"> About 2.2 km.</w:t>
       </w:r>
     </w:p>
     <w:p>
@@ -3443,118 +5160,36 @@
         <w:spacing w:after="120" w:before="260"/>
       </w:pPr>
       <w:r>
-        <w:t xml:space="preserve">28. Gorobuna</w:t>
-      </w:r>
-    </w:p>
-    <w:p>
-      <w:pPr>
-        <w:spacing w:after="140" w:before="0"/>
-      </w:pPr>
-      <w:r>
-        <w:rPr>
-          <w:rFonts w:ascii="Consolas" w:cs="Consolas" w:eastAsia="Consolas" w:hAnsi="Consolas"/>
-          <w:sz w:val="19"/>
-          <w:szCs w:val="19"/>
-        </w:rPr>
-        <w:t xml:space="preserve">-9.0662, 148.1895</w:t>
-      </w:r>
-      <w:r>
-        <w:t xml:space="preserve">  (placed by the team)</w:t>
-      </w:r>
-    </w:p>
-    <w:p>
-      <w:pPr>
-        <w:spacing w:after="140" w:before="0"/>
-      </w:pPr>
-      <w:r>
-        <w:t xml:space="preserve">&gt; </w:t>
-      </w:r>
-      <w:r>
-        <w:rPr>
-          <w:b/>
-          <w:bCs/>
-        </w:rPr>
-        <w:t xml:space="preserve">Outside the conservation area, but Will kept it in scope - do it.</w:t>
-      </w:r>
-    </w:p>
-    <w:p>
-      <w:pPr>
-        <w:pStyle w:val="ListParagraph"/>
-        <w:numPr>
-          <w:ilvl w:val="0"/>
-          <w:numId w:val="2"/>
-        </w:numPr>
-        <w:spacing w:after="40" w:before="20"/>
-      </w:pPr>
-      <w:r>
-        <w:rPr>
-          <w:b/>
-          <w:bCs/>
-        </w:rPr>
-        <w:t xml:space="preserve">COLLECT</w:t>
-      </w:r>
-      <w:r>
-        <w:t xml:space="preserve"> Elementary School</w:t>
-      </w:r>
-    </w:p>
-    <w:p>
-      <w:pPr>
-        <w:pStyle w:val="ListParagraph"/>
-        <w:numPr>
-          <w:ilvl w:val="1"/>
-          <w:numId w:val="2"/>
-        </w:numPr>
-        <w:spacing w:after="40" w:before="20"/>
-      </w:pPr>
-      <w:r>
-        <w:t xml:space="preserve">ward 18 Gorobuna, reported </w:t>
-      </w:r>
-      <w:r>
-        <w:rPr>
-          <w:i/>
-          <w:iCs/>
-        </w:rPr>
-        <w:t xml:space="preserve">Rundown and closed, no teacher, closed 2025, bush material</w:t>
-      </w:r>
-    </w:p>
-    <w:p>
-      <w:pPr>
-        <w:pStyle w:val="ListParagraph"/>
-        <w:numPr>
-          <w:ilvl w:val="0"/>
-          <w:numId w:val="2"/>
-        </w:numPr>
-        <w:spacing w:after="40" w:before="20"/>
-      </w:pPr>
-      <w:r>
-        <w:rPr>
-          <w:b/>
-          <w:bCs/>
-        </w:rPr>
-        <w:t xml:space="preserve">COLLECT</w:t>
-      </w:r>
-      <w:r>
-        <w:t xml:space="preserve"> Airstrip</w:t>
-      </w:r>
-    </w:p>
-    <w:p>
-      <w:pPr>
-        <w:pStyle w:val="ListParagraph"/>
-        <w:numPr>
-          <w:ilvl w:val="1"/>
-          <w:numId w:val="2"/>
-        </w:numPr>
-        <w:spacing w:after="40" w:before="20"/>
-      </w:pPr>
-      <w:r>
-        <w:t xml:space="preserve">ward 18 Gorobuna, reported </w:t>
-      </w:r>
-      <w:r>
-        <w:rPr>
-          <w:i/>
-          <w:iCs/>
-        </w:rPr>
-        <w:t xml:space="preserve">Unused since built, 2021</w:t>
+        <w:t xml:space="preserve">45. Awaru</w:t>
+      </w:r>
+    </w:p>
+    <w:p>
+      <w:pPr>
+        <w:spacing w:after="140" w:before="0"/>
+      </w:pPr>
+      <w:r>
+        <w:rPr>
+          <w:rFonts w:ascii="Consolas" w:cs="Consolas" w:eastAsia="Consolas" w:hAnsi="Consolas"/>
+          <w:sz w:val="19"/>
+          <w:szCs w:val="19"/>
+        </w:rPr>
+        <w:t xml:space="preserve">-9.0732, 148.3951</w:t>
+      </w:r>
+      <w:r>
+        <w:t xml:space="preserve">  (GPS-inferred)</w:t>
+      </w:r>
+    </w:p>
+    <w:p>
+      <w:pPr>
+        <w:pStyle w:val="ListParagraph"/>
+        <w:numPr>
+          <w:ilvl w:val="0"/>
+          <w:numId w:val="2"/>
+        </w:numPr>
+        <w:spacing w:after="40" w:before="20"/>
+      </w:pPr>
+      <w:r>
+        <w:t xml:space="preserve">Nothing to collect here - this stop is on the way, or is one end of a walk that needs recording.</w:t>
       </w:r>
     </w:p>
     <w:p>
@@ -3571,10 +5206,10 @@
           <w:b/>
           <w:bCs/>
         </w:rPr>
-        <w:t xml:space="preserve">WALK TO ASAFA AND RECORD IT.</w:t>
-      </w:r>
-      <w:r>
-        <w:t xml:space="preserve"> About 13.4 km.</w:t>
+        <w:t xml:space="preserve">WALK TO SIGARA AND RECORD IT.</w:t>
+      </w:r>
+      <w:r>
+        <w:t xml:space="preserve"> About 5.8 km.</w:t>
       </w:r>
     </w:p>
     <w:p>
@@ -3583,20 +5218,20 @@
         <w:spacing w:after="120" w:before="260"/>
       </w:pPr>
       <w:r>
-        <w:t xml:space="preserve">29. Asafa</w:t>
-      </w:r>
-    </w:p>
-    <w:p>
-      <w:pPr>
-        <w:spacing w:after="140" w:before="0"/>
-      </w:pPr>
-      <w:r>
-        <w:rPr>
-          <w:rFonts w:ascii="Consolas" w:cs="Consolas" w:eastAsia="Consolas" w:hAnsi="Consolas"/>
-          <w:sz w:val="19"/>
-          <w:szCs w:val="19"/>
-        </w:rPr>
-        <w:t xml:space="preserve">-8.9768, 148.1070</w:t>
+        <w:t xml:space="preserve">46. Sigara</w:t>
+      </w:r>
+    </w:p>
+    <w:p>
+      <w:pPr>
+        <w:spacing w:after="140" w:before="0"/>
+      </w:pPr>
+      <w:r>
+        <w:rPr>
+          <w:rFonts w:ascii="Consolas" w:cs="Consolas" w:eastAsia="Consolas" w:hAnsi="Consolas"/>
+          <w:sz w:val="19"/>
+          <w:szCs w:val="19"/>
+        </w:rPr>
+        <w:t xml:space="preserve">-9.0411, 148.4374</w:t>
       </w:r>
       <w:r>
         <w:t xml:space="preserve">  (field evidence)</w:t>
@@ -3629,10 +5264,10 @@
           <w:b/>
           <w:bCs/>
         </w:rPr>
-        <w:t xml:space="preserve">WALK TO SAIROPE AND RECORD IT.</w:t>
-      </w:r>
-      <w:r>
-        <w:t xml:space="preserve"> About 9.2 km.</w:t>
+        <w:t xml:space="preserve">WALK TO BANDERI AND RECORD IT.</w:t>
+      </w:r>
+      <w:r>
+        <w:t xml:space="preserve"> About 8.8 km.</w:t>
       </w:r>
     </w:p>
     <w:p>
@@ -3641,1584 +5276,7 @@
         <w:spacing w:after="120" w:before="260"/>
       </w:pPr>
       <w:r>
-        <w:t xml:space="preserve">30. Sairope</w:t>
-      </w:r>
-    </w:p>
-    <w:p>
-      <w:pPr>
-        <w:spacing w:after="140" w:before="0"/>
-      </w:pPr>
-      <w:r>
-        <w:rPr>
-          <w:rFonts w:ascii="Consolas" w:cs="Consolas" w:eastAsia="Consolas" w:hAnsi="Consolas"/>
-          <w:sz w:val="19"/>
-          <w:szCs w:val="19"/>
-        </w:rPr>
-        <w:t xml:space="preserve">-8.9213, 148.0440</w:t>
-      </w:r>
-      <w:r>
-        <w:t xml:space="preserve">  (field evidence)</w:t>
-      </w:r>
-    </w:p>
-    <w:p>
-      <w:pPr>
-        <w:pStyle w:val="ListParagraph"/>
-        <w:numPr>
-          <w:ilvl w:val="0"/>
-          <w:numId w:val="2"/>
-        </w:numPr>
-        <w:spacing w:after="40" w:before="20"/>
-      </w:pPr>
-      <w:r>
-        <w:t xml:space="preserve">Nothing to collect here - this stop is on the way, or is one end of a walk that needs recording.</w:t>
-      </w:r>
-    </w:p>
-    <w:p>
-      <w:pPr>
-        <w:spacing w:after="100" w:before="0"/>
-      </w:pPr>
-    </w:p>
-    <w:p>
-      <w:pPr>
-        <w:spacing w:after="140" w:before="0"/>
-      </w:pPr>
-      <w:r>
-        <w:rPr>
-          <w:b/>
-          <w:bCs/>
-        </w:rPr>
-        <w:t xml:space="preserve">WALK TO GORA AND RECORD IT.</w:t>
-      </w:r>
-      <w:r>
-        <w:t xml:space="preserve"> About 23.6 km.</w:t>
-      </w:r>
-    </w:p>
-    <w:p>
-      <w:pPr>
-        <w:pStyle w:val="Heading2"/>
-        <w:spacing w:after="120" w:before="260"/>
-      </w:pPr>
-      <w:r>
-        <w:t xml:space="preserve">31. Gora</w:t>
-      </w:r>
-    </w:p>
-    <w:p>
-      <w:pPr>
-        <w:spacing w:after="140" w:before="0"/>
-      </w:pPr>
-      <w:r>
-        <w:rPr>
-          <w:rFonts w:ascii="Consolas" w:cs="Consolas" w:eastAsia="Consolas" w:hAnsi="Consolas"/>
-          <w:sz w:val="19"/>
-          <w:szCs w:val="19"/>
-        </w:rPr>
-        <w:t xml:space="preserve">-9.0022, 148.2426</w:t>
-      </w:r>
-      <w:r>
-        <w:t xml:space="preserve">  (GPS-inferred)</w:t>
-      </w:r>
-    </w:p>
-    <w:p>
-      <w:pPr>
-        <w:spacing w:after="140" w:before="0"/>
-      </w:pPr>
-      <w:r>
-        <w:t xml:space="preserve">&gt; </w:t>
-      </w:r>
-      <w:r>
-        <w:rPr>
-          <w:b/>
-          <w:bCs/>
-        </w:rPr>
-        <w:t xml:space="preserve">Gora is one village with three hamlets, sometimes called villages, all close together - write down which hamlet each one is in.</w:t>
-      </w:r>
-    </w:p>
-    <w:p>
-      <w:pPr>
-        <w:pStyle w:val="ListParagraph"/>
-        <w:numPr>
-          <w:ilvl w:val="0"/>
-          <w:numId w:val="2"/>
-        </w:numPr>
-        <w:spacing w:after="40" w:before="20"/>
-      </w:pPr>
-      <w:r>
-        <w:rPr>
-          <w:b/>
-          <w:bCs/>
-        </w:rPr>
-        <w:t xml:space="preserve">COLLECT</w:t>
-      </w:r>
-      <w:r>
-        <w:t xml:space="preserve"> Elementary School, 4-in-1 + 2 single classrooms, 4 teacher houses</w:t>
-      </w:r>
-    </w:p>
-    <w:p>
-      <w:pPr>
-        <w:pStyle w:val="ListParagraph"/>
-        <w:numPr>
-          <w:ilvl w:val="1"/>
-          <w:numId w:val="2"/>
-        </w:numPr>
-        <w:spacing w:after="40" w:before="20"/>
-      </w:pPr>
-      <w:r>
-        <w:t xml:space="preserve">ward 10 Gora, reported </w:t>
-      </w:r>
-      <w:r>
-        <w:rPr>
-          <w:i/>
-          <w:iCs/>
-        </w:rPr>
-        <w:t xml:space="preserve">In use</w:t>
-      </w:r>
-    </w:p>
-    <w:p>
-      <w:pPr>
-        <w:pStyle w:val="ListParagraph"/>
-        <w:numPr>
-          <w:ilvl w:val="0"/>
-          <w:numId w:val="2"/>
-        </w:numPr>
-        <w:spacing w:after="40" w:before="20"/>
-      </w:pPr>
-      <w:r>
-        <w:rPr>
-          <w:b/>
-          <w:bCs/>
-        </w:rPr>
-        <w:t xml:space="preserve">COLLECT</w:t>
-      </w:r>
-      <w:r>
-        <w:t xml:space="preserve"> Primary School</w:t>
-      </w:r>
-    </w:p>
-    <w:p>
-      <w:pPr>
-        <w:pStyle w:val="ListParagraph"/>
-        <w:numPr>
-          <w:ilvl w:val="1"/>
-          <w:numId w:val="2"/>
-        </w:numPr>
-        <w:spacing w:after="40" w:before="20"/>
-      </w:pPr>
-      <w:r>
-        <w:t xml:space="preserve">ward 10 Gora, reported </w:t>
-      </w:r>
-      <w:r>
-        <w:rPr>
-          <w:i/>
-          <w:iCs/>
-        </w:rPr>
-        <w:t xml:space="preserve">In use</w:t>
-      </w:r>
-    </w:p>
-    <w:p>
-      <w:pPr>
-        <w:pStyle w:val="ListParagraph"/>
-        <w:numPr>
-          <w:ilvl w:val="0"/>
-          <w:numId w:val="2"/>
-        </w:numPr>
-        <w:spacing w:after="40" w:before="20"/>
-      </w:pPr>
-      <w:r>
-        <w:rPr>
-          <w:b/>
-          <w:bCs/>
-        </w:rPr>
-        <w:t xml:space="preserve">COLLECT</w:t>
-      </w:r>
-      <w:r>
-        <w:t xml:space="preserve"> Aid Post + CHW house</w:t>
-      </w:r>
-    </w:p>
-    <w:p>
-      <w:pPr>
-        <w:pStyle w:val="ListParagraph"/>
-        <w:numPr>
-          <w:ilvl w:val="1"/>
-          <w:numId w:val="2"/>
-        </w:numPr>
-        <w:spacing w:after="40" w:before="20"/>
-      </w:pPr>
-      <w:r>
-        <w:t xml:space="preserve">ward 10 Gora, reported </w:t>
-      </w:r>
-      <w:r>
-        <w:rPr>
-          <w:i/>
-          <w:iCs/>
-        </w:rPr>
-        <w:t xml:space="preserve">CHW house 2024</w:t>
-      </w:r>
-    </w:p>
-    <w:p>
-      <w:pPr>
-        <w:pStyle w:val="ListParagraph"/>
-        <w:numPr>
-          <w:ilvl w:val="0"/>
-          <w:numId w:val="2"/>
-        </w:numPr>
-        <w:spacing w:after="40" w:before="20"/>
-      </w:pPr>
-      <w:r>
-        <w:rPr>
-          <w:b/>
-          <w:bCs/>
-        </w:rPr>
-        <w:t xml:space="preserve">COLLECT</w:t>
-      </w:r>
-      <w:r>
-        <w:t xml:space="preserve"> Airstrip</w:t>
-      </w:r>
-    </w:p>
-    <w:p>
-      <w:pPr>
-        <w:pStyle w:val="ListParagraph"/>
-        <w:numPr>
-          <w:ilvl w:val="1"/>
-          <w:numId w:val="2"/>
-        </w:numPr>
-        <w:spacing w:after="40" w:before="20"/>
-      </w:pPr>
-      <w:r>
-        <w:t xml:space="preserve">ward 10 Gora, reported </w:t>
-      </w:r>
-      <w:r>
-        <w:rPr>
-          <w:i/>
-          <w:iCs/>
-        </w:rPr>
-        <w:t xml:space="preserve">Closed 1988, to re-open</w:t>
-      </w:r>
-    </w:p>
-    <w:p>
-      <w:pPr>
-        <w:spacing w:after="100" w:before="0"/>
-      </w:pPr>
-    </w:p>
-    <w:p>
-      <w:pPr>
-        <w:spacing w:after="140" w:before="0"/>
-      </w:pPr>
-      <w:r>
-        <w:rPr>
-          <w:b/>
-          <w:bCs/>
-        </w:rPr>
-        <w:t xml:space="preserve">WALK TO NATANGA AND RECORD IT.</w:t>
-      </w:r>
-      <w:r>
-        <w:t xml:space="preserve"> About 9.2 km.</w:t>
-      </w:r>
-    </w:p>
-    <w:p>
-      <w:pPr>
-        <w:pStyle w:val="Heading2"/>
-        <w:spacing w:after="120" w:before="260"/>
-      </w:pPr>
-      <w:r>
-        <w:t xml:space="preserve">32. Natanga</w:t>
-      </w:r>
-    </w:p>
-    <w:p>
-      <w:pPr>
-        <w:spacing w:after="140" w:before="0"/>
-      </w:pPr>
-      <w:r>
-        <w:rPr>
-          <w:rFonts w:ascii="Consolas" w:cs="Consolas" w:eastAsia="Consolas" w:hAnsi="Consolas"/>
-          <w:sz w:val="19"/>
-          <w:szCs w:val="19"/>
-        </w:rPr>
-        <w:t xml:space="preserve">-9.0702, 148.2911</w:t>
-      </w:r>
-      <w:r>
-        <w:t xml:space="preserve">  (gazetteer)</w:t>
-      </w:r>
-    </w:p>
-    <w:p>
-      <w:pPr>
-        <w:pStyle w:val="ListParagraph"/>
-        <w:numPr>
-          <w:ilvl w:val="0"/>
-          <w:numId w:val="2"/>
-        </w:numPr>
-        <w:spacing w:after="40" w:before="20"/>
-      </w:pPr>
-      <w:r>
-        <w:rPr>
-          <w:b/>
-          <w:bCs/>
-        </w:rPr>
-        <w:t xml:space="preserve">COLLECT</w:t>
-      </w:r>
-      <w:r>
-        <w:t xml:space="preserve"> Natanga Elementary School</w:t>
-      </w:r>
-    </w:p>
-    <w:p>
-      <w:pPr>
-        <w:pStyle w:val="ListParagraph"/>
-        <w:numPr>
-          <w:ilvl w:val="1"/>
-          <w:numId w:val="2"/>
-        </w:numPr>
-        <w:spacing w:after="40" w:before="20"/>
-      </w:pPr>
-      <w:r>
-        <w:t xml:space="preserve">ward 09 Natanga, reported </w:t>
-      </w:r>
-      <w:r>
-        <w:rPr>
-          <w:i/>
-          <w:iCs/>
-        </w:rPr>
-        <w:t xml:space="preserve">Semi-permanent</w:t>
-      </w:r>
-    </w:p>
-    <w:p>
-      <w:pPr>
-        <w:pStyle w:val="ListParagraph"/>
-        <w:numPr>
-          <w:ilvl w:val="0"/>
-          <w:numId w:val="2"/>
-        </w:numPr>
-        <w:spacing w:after="40" w:before="20"/>
-      </w:pPr>
-      <w:r>
-        <w:rPr>
-          <w:b/>
-          <w:bCs/>
-        </w:rPr>
-        <w:t xml:space="preserve">COLLECT</w:t>
-      </w:r>
-      <w:r>
-        <w:t xml:space="preserve"> Natanga Aid Post</w:t>
-      </w:r>
-    </w:p>
-    <w:p>
-      <w:pPr>
-        <w:pStyle w:val="ListParagraph"/>
-        <w:numPr>
-          <w:ilvl w:val="1"/>
-          <w:numId w:val="2"/>
-        </w:numPr>
-        <w:spacing w:after="40" w:before="20"/>
-      </w:pPr>
-      <w:r>
-        <w:t xml:space="preserve">ward 09 Natanga, reported </w:t>
-      </w:r>
-      <w:r>
-        <w:rPr>
-          <w:i/>
-          <w:iCs/>
-        </w:rPr>
-        <w:t xml:space="preserve">Non-operational, no CHW</w:t>
-      </w:r>
-    </w:p>
-    <w:p>
-      <w:pPr>
-        <w:spacing w:after="100" w:before="0"/>
-      </w:pPr>
-    </w:p>
-    <w:p>
-      <w:pPr>
-        <w:spacing w:after="140" w:before="0"/>
-      </w:pPr>
-      <w:r>
-        <w:rPr>
-          <w:b/>
-          <w:bCs/>
-        </w:rPr>
-        <w:t xml:space="preserve">WALK TO JORUA AND RECORD IT.</w:t>
-      </w:r>
-      <w:r>
-        <w:t xml:space="preserve"> About 2.4 km.</w:t>
-      </w:r>
-    </w:p>
-    <w:p>
-      <w:pPr>
-        <w:pStyle w:val="Heading2"/>
-        <w:spacing w:after="120" w:before="260"/>
-      </w:pPr>
-      <w:r>
-        <w:t xml:space="preserve">33. Jorua</w:t>
-      </w:r>
-    </w:p>
-    <w:p>
-      <w:pPr>
-        <w:spacing w:after="140" w:before="0"/>
-      </w:pPr>
-      <w:r>
-        <w:rPr>
-          <w:rFonts w:ascii="Consolas" w:cs="Consolas" w:eastAsia="Consolas" w:hAnsi="Consolas"/>
-          <w:sz w:val="19"/>
-          <w:szCs w:val="19"/>
-        </w:rPr>
-        <w:t xml:space="preserve">-9.0872, 148.3045</w:t>
-      </w:r>
-      <w:r>
-        <w:t xml:space="preserve">  (gazetteer)</w:t>
-      </w:r>
-    </w:p>
-    <w:p>
-      <w:pPr>
-        <w:pStyle w:val="ListParagraph"/>
-        <w:numPr>
-          <w:ilvl w:val="0"/>
-          <w:numId w:val="2"/>
-        </w:numPr>
-        <w:spacing w:after="40" w:before="20"/>
-      </w:pPr>
-      <w:r>
-        <w:rPr>
-          <w:b/>
-          <w:bCs/>
-        </w:rPr>
-        <w:t xml:space="preserve">COLLECT</w:t>
-      </w:r>
-      <w:r>
-        <w:t xml:space="preserve"> Jorura Elementary School</w:t>
-      </w:r>
-    </w:p>
-    <w:p>
-      <w:pPr>
-        <w:pStyle w:val="ListParagraph"/>
-        <w:numPr>
-          <w:ilvl w:val="1"/>
-          <w:numId w:val="2"/>
-        </w:numPr>
-        <w:spacing w:after="40" w:before="20"/>
-      </w:pPr>
-      <w:r>
-        <w:t xml:space="preserve">ward 09 Natanga, reported </w:t>
-      </w:r>
-      <w:r>
-        <w:rPr>
-          <w:i/>
-          <w:iCs/>
-        </w:rPr>
-        <w:t xml:space="preserve">Semi-permanent</w:t>
-      </w:r>
-    </w:p>
-    <w:p>
-      <w:pPr>
-        <w:spacing w:after="100" w:before="0"/>
-      </w:pPr>
-    </w:p>
-    <w:p>
-      <w:pPr>
-        <w:spacing w:after="140" w:before="0"/>
-      </w:pPr>
-      <w:r>
-        <w:rPr>
-          <w:b/>
-          <w:bCs/>
-        </w:rPr>
-        <w:t xml:space="preserve">WALK TO SIRIBU AND RECORD IT.</w:t>
-      </w:r>
-      <w:r>
-        <w:t xml:space="preserve"> About 1.9 km.</w:t>
-      </w:r>
-    </w:p>
-    <w:p>
-      <w:pPr>
-        <w:pStyle w:val="Heading2"/>
-        <w:spacing w:after="120" w:before="260"/>
-      </w:pPr>
-      <w:r>
-        <w:t xml:space="preserve">34. Siribu</w:t>
-      </w:r>
-    </w:p>
-    <w:p>
-      <w:pPr>
-        <w:spacing w:after="140" w:before="0"/>
-      </w:pPr>
-      <w:r>
-        <w:rPr>
-          <w:rFonts w:ascii="Consolas" w:cs="Consolas" w:eastAsia="Consolas" w:hAnsi="Consolas"/>
-          <w:sz w:val="19"/>
-          <w:szCs w:val="19"/>
-        </w:rPr>
-        <w:t xml:space="preserve">-9.0911, 148.3212</w:t>
-      </w:r>
-      <w:r>
-        <w:t xml:space="preserve">  (gazetteer)</w:t>
-      </w:r>
-    </w:p>
-    <w:p>
-      <w:pPr>
-        <w:pStyle w:val="ListParagraph"/>
-        <w:numPr>
-          <w:ilvl w:val="0"/>
-          <w:numId w:val="2"/>
-        </w:numPr>
-        <w:spacing w:after="40" w:before="20"/>
-      </w:pPr>
-      <w:r>
-        <w:rPr>
-          <w:b/>
-          <w:bCs/>
-        </w:rPr>
-        <w:t xml:space="preserve">COLLECT</w:t>
-      </w:r>
-      <w:r>
-        <w:t xml:space="preserve"> Siribu Elementary School, 2 × 2-in-1</w:t>
-      </w:r>
-    </w:p>
-    <w:p>
-      <w:pPr>
-        <w:pStyle w:val="ListParagraph"/>
-        <w:numPr>
-          <w:ilvl w:val="1"/>
-          <w:numId w:val="2"/>
-        </w:numPr>
-        <w:spacing w:after="40" w:before="20"/>
-      </w:pPr>
-      <w:r>
-        <w:t xml:space="preserve">ward 08 Siribu, reported </w:t>
-      </w:r>
-      <w:r>
-        <w:rPr>
-          <w:i/>
-          <w:iCs/>
-        </w:rPr>
-        <w:t xml:space="preserve">In use</w:t>
-      </w:r>
-    </w:p>
-    <w:p>
-      <w:pPr>
-        <w:spacing w:after="100" w:before="0"/>
-      </w:pPr>
-    </w:p>
-    <w:p>
-      <w:pPr>
-        <w:spacing w:after="140" w:before="0"/>
-      </w:pPr>
-      <w:r>
-        <w:rPr>
-          <w:b/>
-          <w:bCs/>
-        </w:rPr>
-        <w:t xml:space="preserve">WALK TO UGUNOMU AND RECORD IT.</w:t>
-      </w:r>
-      <w:r>
-        <w:t xml:space="preserve"> About 3.1 km.</w:t>
-      </w:r>
-    </w:p>
-    <w:p>
-      <w:pPr>
-        <w:pStyle w:val="Heading2"/>
-        <w:spacing w:after="120" w:before="260"/>
-      </w:pPr>
-      <w:r>
-        <w:t xml:space="preserve">35. Ugunomu</w:t>
-      </w:r>
-    </w:p>
-    <w:p>
-      <w:pPr>
-        <w:spacing w:after="140" w:before="0"/>
-      </w:pPr>
-      <w:r>
-        <w:rPr>
-          <w:rFonts w:ascii="Consolas" w:cs="Consolas" w:eastAsia="Consolas" w:hAnsi="Consolas"/>
-          <w:sz w:val="19"/>
-          <w:szCs w:val="19"/>
-        </w:rPr>
-        <w:t xml:space="preserve">-9.0631, 148.3179</w:t>
-      </w:r>
-      <w:r>
-        <w:t xml:space="preserve">  (gazetteer)</w:t>
-      </w:r>
-    </w:p>
-    <w:p>
-      <w:pPr>
-        <w:pStyle w:val="ListParagraph"/>
-        <w:numPr>
-          <w:ilvl w:val="0"/>
-          <w:numId w:val="2"/>
-        </w:numPr>
-        <w:spacing w:after="40" w:before="20"/>
-      </w:pPr>
-      <w:r>
-        <w:rPr>
-          <w:b/>
-          <w:bCs/>
-        </w:rPr>
-        <w:t xml:space="preserve">COLLECT</w:t>
-      </w:r>
-      <w:r>
-        <w:t xml:space="preserve"> Ugunomo Elementary School</w:t>
-      </w:r>
-    </w:p>
-    <w:p>
-      <w:pPr>
-        <w:pStyle w:val="ListParagraph"/>
-        <w:numPr>
-          <w:ilvl w:val="1"/>
-          <w:numId w:val="2"/>
-        </w:numPr>
-        <w:spacing w:after="40" w:before="20"/>
-      </w:pPr>
-      <w:r>
-        <w:t xml:space="preserve">ward 07 Dea, reported </w:t>
-      </w:r>
-      <w:r>
-        <w:rPr>
-          <w:i/>
-          <w:iCs/>
-        </w:rPr>
-        <w:t xml:space="preserve">In use</w:t>
-      </w:r>
-    </w:p>
-    <w:p>
-      <w:pPr>
-        <w:spacing w:after="100" w:before="0"/>
-      </w:pPr>
-    </w:p>
-    <w:p>
-      <w:pPr>
-        <w:spacing w:after="140" w:before="0"/>
-      </w:pPr>
-      <w:r>
-        <w:rPr>
-          <w:b/>
-          <w:bCs/>
-        </w:rPr>
-        <w:t xml:space="preserve">WALK TO DEA AND RECORD IT.</w:t>
-      </w:r>
-      <w:r>
-        <w:t xml:space="preserve"> About 1.4 km.</w:t>
-      </w:r>
-    </w:p>
-    <w:p>
-      <w:pPr>
-        <w:pStyle w:val="Heading2"/>
-        <w:spacing w:after="120" w:before="260"/>
-      </w:pPr>
-      <w:r>
-        <w:t xml:space="preserve">36. Dea</w:t>
-      </w:r>
-    </w:p>
-    <w:p>
-      <w:pPr>
-        <w:spacing w:after="140" w:before="0"/>
-      </w:pPr>
-      <w:r>
-        <w:rPr>
-          <w:rFonts w:ascii="Consolas" w:cs="Consolas" w:eastAsia="Consolas" w:hAnsi="Consolas"/>
-          <w:sz w:val="19"/>
-          <w:szCs w:val="19"/>
-        </w:rPr>
-        <w:t xml:space="preserve">-9.0672, 148.3297</w:t>
-      </w:r>
-      <w:r>
-        <w:t xml:space="preserve">  (gazetteer)</w:t>
-      </w:r>
-    </w:p>
-    <w:p>
-      <w:pPr>
-        <w:spacing w:after="140" w:before="0"/>
-      </w:pPr>
-      <w:r>
-        <w:t xml:space="preserve">&gt; </w:t>
-      </w:r>
-      <w:r>
-        <w:rPr>
-          <w:b/>
-          <w:bCs/>
-        </w:rPr>
-        <w:t xml:space="preserve">Nobody knows where this airstrip is - ask in the ward.</w:t>
-      </w:r>
-    </w:p>
-    <w:p>
-      <w:pPr>
-        <w:pStyle w:val="ListParagraph"/>
-        <w:numPr>
-          <w:ilvl w:val="0"/>
-          <w:numId w:val="2"/>
-        </w:numPr>
-        <w:spacing w:after="40" w:before="20"/>
-      </w:pPr>
-      <w:r>
-        <w:rPr>
-          <w:b/>
-          <w:bCs/>
-        </w:rPr>
-        <w:t xml:space="preserve">COLLECT</w:t>
-      </w:r>
-      <w:r>
-        <w:t xml:space="preserve"> Dea Elementary School, 4 classrooms, 1 teacher house</w:t>
-      </w:r>
-    </w:p>
-    <w:p>
-      <w:pPr>
-        <w:pStyle w:val="ListParagraph"/>
-        <w:numPr>
-          <w:ilvl w:val="1"/>
-          <w:numId w:val="2"/>
-        </w:numPr>
-        <w:spacing w:after="40" w:before="20"/>
-      </w:pPr>
-      <w:r>
-        <w:t xml:space="preserve">ward 07 Dea, reported </w:t>
-      </w:r>
-      <w:r>
-        <w:rPr>
-          <w:i/>
-          <w:iCs/>
-        </w:rPr>
-        <w:t xml:space="preserve">In use</w:t>
-      </w:r>
-    </w:p>
-    <w:p>
-      <w:pPr>
-        <w:pStyle w:val="ListParagraph"/>
-        <w:numPr>
-          <w:ilvl w:val="0"/>
-          <w:numId w:val="2"/>
-        </w:numPr>
-        <w:spacing w:after="40" w:before="20"/>
-      </w:pPr>
-      <w:r>
-        <w:rPr>
-          <w:b/>
-          <w:bCs/>
-        </w:rPr>
-        <w:t xml:space="preserve">COLLECT</w:t>
-      </w:r>
-      <w:r>
-        <w:t xml:space="preserve"> Dea Primary School, 8 classrooms, 6 teacher houses</w:t>
-      </w:r>
-    </w:p>
-    <w:p>
-      <w:pPr>
-        <w:pStyle w:val="ListParagraph"/>
-        <w:numPr>
-          <w:ilvl w:val="1"/>
-          <w:numId w:val="2"/>
-        </w:numPr>
-        <w:spacing w:after="40" w:before="20"/>
-      </w:pPr>
-      <w:r>
-        <w:t xml:space="preserve">ward 07 Dea, reported </w:t>
-      </w:r>
-      <w:r>
-        <w:rPr>
-          <w:i/>
-          <w:iCs/>
-        </w:rPr>
-        <w:t xml:space="preserve">In use</w:t>
-      </w:r>
-    </w:p>
-    <w:p>
-      <w:pPr>
-        <w:pStyle w:val="ListParagraph"/>
-        <w:numPr>
-          <w:ilvl w:val="0"/>
-          <w:numId w:val="2"/>
-        </w:numPr>
-        <w:spacing w:after="40" w:before="20"/>
-      </w:pPr>
-      <w:r>
-        <w:rPr>
-          <w:b/>
-          <w:bCs/>
-        </w:rPr>
-        <w:t xml:space="preserve">COLLECT</w:t>
-      </w:r>
-      <w:r>
-        <w:t xml:space="preserve"> Airstrip</w:t>
-      </w:r>
-    </w:p>
-    <w:p>
-      <w:pPr>
-        <w:pStyle w:val="ListParagraph"/>
-        <w:numPr>
-          <w:ilvl w:val="1"/>
-          <w:numId w:val="2"/>
-        </w:numPr>
-        <w:spacing w:after="40" w:before="20"/>
-      </w:pPr>
-      <w:r>
-        <w:t xml:space="preserve">ward 07 Dea, reported </w:t>
-      </w:r>
-      <w:r>
-        <w:rPr>
-          <w:i/>
-          <w:iCs/>
-        </w:rPr>
-        <w:t xml:space="preserve">Closed 1988</w:t>
-      </w:r>
-    </w:p>
-    <w:p>
-      <w:pPr>
-        <w:spacing w:after="100" w:before="0"/>
-      </w:pPr>
-    </w:p>
-    <w:p>
-      <w:pPr>
-        <w:spacing w:after="140" w:before="0"/>
-      </w:pPr>
-      <w:r>
-        <w:rPr>
-          <w:b/>
-          <w:bCs/>
-        </w:rPr>
-        <w:t xml:space="preserve">WALK TO TABUANE AND RECORD IT.</w:t>
-      </w:r>
-      <w:r>
-        <w:t xml:space="preserve"> About 1.2 km.</w:t>
-      </w:r>
-    </w:p>
-    <w:p>
-      <w:pPr>
-        <w:pStyle w:val="Heading2"/>
-        <w:spacing w:after="120" w:before="260"/>
-      </w:pPr>
-      <w:r>
-        <w:t xml:space="preserve">37. Tabuane</w:t>
-      </w:r>
-    </w:p>
-    <w:p>
-      <w:pPr>
-        <w:spacing w:after="140" w:before="0"/>
-      </w:pPr>
-      <w:r>
-        <w:rPr>
-          <w:rFonts w:ascii="Consolas" w:cs="Consolas" w:eastAsia="Consolas" w:hAnsi="Consolas"/>
-          <w:sz w:val="19"/>
-          <w:szCs w:val="19"/>
-        </w:rPr>
-        <w:t xml:space="preserve">-9.0647, 148.3403</w:t>
-      </w:r>
-      <w:r>
-        <w:t xml:space="preserve">  (gazetteer)</w:t>
-      </w:r>
-    </w:p>
-    <w:p>
-      <w:pPr>
-        <w:pStyle w:val="ListParagraph"/>
-        <w:numPr>
-          <w:ilvl w:val="0"/>
-          <w:numId w:val="2"/>
-        </w:numPr>
-        <w:spacing w:after="40" w:before="20"/>
-      </w:pPr>
-      <w:r>
-        <w:rPr>
-          <w:b/>
-          <w:bCs/>
-        </w:rPr>
-        <w:t xml:space="preserve">COLLECT</w:t>
-      </w:r>
-      <w:r>
-        <w:t xml:space="preserve"> Tabuane Elementary School</w:t>
-      </w:r>
-    </w:p>
-    <w:p>
-      <w:pPr>
-        <w:pStyle w:val="ListParagraph"/>
-        <w:numPr>
-          <w:ilvl w:val="1"/>
-          <w:numId w:val="2"/>
-        </w:numPr>
-        <w:spacing w:after="40" w:before="20"/>
-      </w:pPr>
-      <w:r>
-        <w:t xml:space="preserve">ward 07 Dea, reported </w:t>
-      </w:r>
-      <w:r>
-        <w:rPr>
-          <w:i/>
-          <w:iCs/>
-        </w:rPr>
-        <w:t xml:space="preserve">In use, no data collected</w:t>
-      </w:r>
-    </w:p>
-    <w:p>
-      <w:pPr>
-        <w:spacing w:after="100" w:before="0"/>
-      </w:pPr>
-    </w:p>
-    <w:p>
-      <w:pPr>
-        <w:spacing w:after="140" w:before="0"/>
-      </w:pPr>
-      <w:r>
-        <w:rPr>
-          <w:b/>
-          <w:bCs/>
-        </w:rPr>
-        <w:t xml:space="preserve">WALK TO KOENO AND RECORD IT.</w:t>
-      </w:r>
-      <w:r>
-        <w:t xml:space="preserve"> About 1.7 km.</w:t>
-      </w:r>
-    </w:p>
-    <w:p>
-      <w:pPr>
-        <w:pStyle w:val="Heading2"/>
-        <w:spacing w:after="120" w:before="260"/>
-      </w:pPr>
-      <w:r>
-        <w:t xml:space="preserve">38. Koeno</w:t>
-      </w:r>
-    </w:p>
-    <w:p>
-      <w:pPr>
-        <w:spacing w:after="140" w:before="0"/>
-      </w:pPr>
-      <w:r>
-        <w:rPr>
-          <w:rFonts w:ascii="Consolas" w:cs="Consolas" w:eastAsia="Consolas" w:hAnsi="Consolas"/>
-          <w:sz w:val="19"/>
-          <w:szCs w:val="19"/>
-        </w:rPr>
-        <w:t xml:space="preserve">-9.0562, 148.3528</w:t>
-      </w:r>
-      <w:r>
-        <w:t xml:space="preserve">  (GPS-inferred)</w:t>
-      </w:r>
-    </w:p>
-    <w:p>
-      <w:pPr>
-        <w:pStyle w:val="ListParagraph"/>
-        <w:numPr>
-          <w:ilvl w:val="0"/>
-          <w:numId w:val="2"/>
-        </w:numPr>
-        <w:spacing w:after="40" w:before="20"/>
-      </w:pPr>
-      <w:r>
-        <w:rPr>
-          <w:b/>
-          <w:bCs/>
-        </w:rPr>
-        <w:t xml:space="preserve">COLLECT</w:t>
-      </w:r>
-      <w:r>
-        <w:t xml:space="preserve"> Koeno Elementary School + teacher houses</w:t>
-      </w:r>
-    </w:p>
-    <w:p>
-      <w:pPr>
-        <w:pStyle w:val="ListParagraph"/>
-        <w:numPr>
-          <w:ilvl w:val="1"/>
-          <w:numId w:val="2"/>
-        </w:numPr>
-        <w:spacing w:after="40" w:before="20"/>
-      </w:pPr>
-      <w:r>
-        <w:t xml:space="preserve">ward 06 Koeno, reported </w:t>
-      </w:r>
-      <w:r>
-        <w:rPr>
-          <w:i/>
-          <w:iCs/>
-        </w:rPr>
-        <w:t xml:space="preserve">In use</w:t>
-      </w:r>
-    </w:p>
-    <w:p>
-      <w:pPr>
-        <w:spacing w:after="100" w:before="0"/>
-      </w:pPr>
-    </w:p>
-    <w:p>
-      <w:pPr>
-        <w:spacing w:after="140" w:before="0"/>
-      </w:pPr>
-      <w:r>
-        <w:rPr>
-          <w:b/>
-          <w:bCs/>
-        </w:rPr>
-        <w:t xml:space="preserve">WALK TO NUMBA AND RECORD IT.</w:t>
-      </w:r>
-      <w:r>
-        <w:t xml:space="preserve"> About 1.5 km.</w:t>
-      </w:r>
-    </w:p>
-    <w:p>
-      <w:pPr>
-        <w:pStyle w:val="Heading2"/>
-        <w:spacing w:after="120" w:before="260"/>
-      </w:pPr>
-      <w:r>
-        <w:t xml:space="preserve">39. Numba</w:t>
-      </w:r>
-    </w:p>
-    <w:p>
-      <w:pPr>
-        <w:spacing w:after="140" w:before="0"/>
-      </w:pPr>
-      <w:r>
-        <w:rPr>
-          <w:rFonts w:ascii="Consolas" w:cs="Consolas" w:eastAsia="Consolas" w:hAnsi="Consolas"/>
-          <w:sz w:val="19"/>
-          <w:szCs w:val="19"/>
-        </w:rPr>
-        <w:t xml:space="preserve">-9.0511, 148.3655</w:t>
-      </w:r>
-      <w:r>
-        <w:t xml:space="preserve">  (gazetteer)</w:t>
-      </w:r>
-    </w:p>
-    <w:p>
-      <w:pPr>
-        <w:spacing w:after="140" w:before="0"/>
-      </w:pPr>
-      <w:r>
-        <w:t xml:space="preserve">&gt; </w:t>
-      </w:r>
-      <w:r>
-        <w:rPr>
-          <w:b/>
-          <w:bCs/>
-        </w:rPr>
-        <w:t xml:space="preserve">Siurani is the old name of the village that came before Numba. Try the NORTHERN end of Numba first - that end is nearest the old site and is still called Sivurana by some.</w:t>
-      </w:r>
-    </w:p>
-    <w:p>
-      <w:pPr>
-        <w:pStyle w:val="ListParagraph"/>
-        <w:numPr>
-          <w:ilvl w:val="0"/>
-          <w:numId w:val="2"/>
-        </w:numPr>
-        <w:spacing w:after="40" w:before="20"/>
-      </w:pPr>
-      <w:r>
-        <w:rPr>
-          <w:b/>
-          <w:bCs/>
-        </w:rPr>
-        <w:t xml:space="preserve">COLLECT</w:t>
-      </w:r>
-      <w:r>
-        <w:t xml:space="preserve"> Elementary School, 2-in-1</w:t>
-      </w:r>
-    </w:p>
-    <w:p>
-      <w:pPr>
-        <w:pStyle w:val="ListParagraph"/>
-        <w:numPr>
-          <w:ilvl w:val="1"/>
-          <w:numId w:val="2"/>
-        </w:numPr>
-        <w:spacing w:after="40" w:before="20"/>
-      </w:pPr>
-      <w:r>
-        <w:t xml:space="preserve">ward 05 Siurani, reported </w:t>
-      </w:r>
-      <w:r>
-        <w:rPr>
-          <w:i/>
-          <w:iCs/>
-        </w:rPr>
-        <w:t xml:space="preserve">Not functioning, closed</w:t>
-      </w:r>
-    </w:p>
-    <w:p>
-      <w:pPr>
-        <w:spacing w:after="100" w:before="0"/>
-      </w:pPr>
-    </w:p>
-    <w:p>
-      <w:pPr>
-        <w:spacing w:after="140" w:before="0"/>
-      </w:pPr>
-      <w:r>
-        <w:rPr>
-          <w:b/>
-          <w:bCs/>
-        </w:rPr>
-        <w:t xml:space="preserve">WALK TO SAKARINA AND RECORD IT.</w:t>
-      </w:r>
-      <w:r>
-        <w:t xml:space="preserve"> About 1.7 km.</w:t>
-      </w:r>
-    </w:p>
-    <w:p>
-      <w:pPr>
-        <w:pStyle w:val="Heading2"/>
-        <w:spacing w:after="120" w:before="260"/>
-      </w:pPr>
-      <w:r>
-        <w:t xml:space="preserve">40. Sakarina</w:t>
-      </w:r>
-    </w:p>
-    <w:p>
-      <w:pPr>
-        <w:spacing w:after="140" w:before="0"/>
-      </w:pPr>
-      <w:r>
-        <w:rPr>
-          <w:rFonts w:ascii="Consolas" w:cs="Consolas" w:eastAsia="Consolas" w:hAnsi="Consolas"/>
-          <w:sz w:val="19"/>
-          <w:szCs w:val="19"/>
-        </w:rPr>
-        <w:t xml:space="preserve">-9.0658, 148.3699</w:t>
-      </w:r>
-      <w:r>
-        <w:t xml:space="preserve">  (gazetteer)</w:t>
-      </w:r>
-    </w:p>
-    <w:p>
-      <w:pPr>
-        <w:pStyle w:val="ListParagraph"/>
-        <w:numPr>
-          <w:ilvl w:val="0"/>
-          <w:numId w:val="2"/>
-        </w:numPr>
-        <w:spacing w:after="40" w:before="20"/>
-      </w:pPr>
-      <w:r>
-        <w:rPr>
-          <w:b/>
-          <w:bCs/>
-        </w:rPr>
-        <w:t xml:space="preserve">COLLECT</w:t>
-      </w:r>
-      <w:r>
-        <w:t xml:space="preserve"> Airstrip</w:t>
-      </w:r>
-    </w:p>
-    <w:p>
-      <w:pPr>
-        <w:pStyle w:val="ListParagraph"/>
-        <w:numPr>
-          <w:ilvl w:val="1"/>
-          <w:numId w:val="2"/>
-        </w:numPr>
-        <w:spacing w:after="40" w:before="20"/>
-      </w:pPr>
-      <w:r>
-        <w:t xml:space="preserve">ward 06 Koeno, reported </w:t>
-      </w:r>
-      <w:r>
-        <w:rPr>
-          <w:i/>
-          <w:iCs/>
-        </w:rPr>
-        <w:t xml:space="preserve">Closed 2019, lack of maintenance</w:t>
-      </w:r>
-    </w:p>
-    <w:p>
-      <w:pPr>
-        <w:spacing w:after="100" w:before="0"/>
-      </w:pPr>
-    </w:p>
-    <w:p>
-      <w:pPr>
-        <w:spacing w:after="140" w:before="0"/>
-      </w:pPr>
-      <w:r>
-        <w:rPr>
-          <w:b/>
-          <w:bCs/>
-        </w:rPr>
-        <w:t xml:space="preserve">WALK TO KAURA AND RECORD IT.</w:t>
-      </w:r>
-      <w:r>
-        <w:t xml:space="preserve"> About 0.9 km.</w:t>
-      </w:r>
-    </w:p>
-    <w:p>
-      <w:pPr>
-        <w:pStyle w:val="Heading2"/>
-        <w:spacing w:after="120" w:before="260"/>
-      </w:pPr>
-      <w:r>
-        <w:t xml:space="preserve">41. Kaura</w:t>
-      </w:r>
-    </w:p>
-    <w:p>
-      <w:pPr>
-        <w:spacing w:after="140" w:before="0"/>
-      </w:pPr>
-      <w:r>
-        <w:rPr>
-          <w:rFonts w:ascii="Consolas" w:cs="Consolas" w:eastAsia="Consolas" w:hAnsi="Consolas"/>
-          <w:sz w:val="19"/>
-          <w:szCs w:val="19"/>
-        </w:rPr>
-        <w:t xml:space="preserve">-9.0633, 148.3775</w:t>
-      </w:r>
-      <w:r>
-        <w:t xml:space="preserve">  (gazetteer)</w:t>
-      </w:r>
-    </w:p>
-    <w:p>
-      <w:pPr>
-        <w:pStyle w:val="ListParagraph"/>
-        <w:numPr>
-          <w:ilvl w:val="0"/>
-          <w:numId w:val="2"/>
-        </w:numPr>
-        <w:spacing w:after="40" w:before="20"/>
-      </w:pPr>
-      <w:r>
-        <w:rPr>
-          <w:b/>
-          <w:bCs/>
-        </w:rPr>
-        <w:t xml:space="preserve">COLLECT</w:t>
-      </w:r>
-      <w:r>
-        <w:t xml:space="preserve"> Kaura Elementary School, 1 × 2-in-1</w:t>
-      </w:r>
-    </w:p>
-    <w:p>
-      <w:pPr>
-        <w:pStyle w:val="ListParagraph"/>
-        <w:numPr>
-          <w:ilvl w:val="1"/>
-          <w:numId w:val="2"/>
-        </w:numPr>
-        <w:spacing w:after="40" w:before="20"/>
-      </w:pPr>
-      <w:r>
-        <w:t xml:space="preserve">ward 04 Kaura, reported </w:t>
-      </w:r>
-      <w:r>
-        <w:rPr>
-          <w:i/>
-          <w:iCs/>
-        </w:rPr>
-        <w:t xml:space="preserve">Running</w:t>
-      </w:r>
-    </w:p>
-    <w:p>
-      <w:pPr>
-        <w:spacing w:after="100" w:before="0"/>
-      </w:pPr>
-    </w:p>
-    <w:p>
-      <w:pPr>
-        <w:spacing w:after="140" w:before="0"/>
-      </w:pPr>
-      <w:r>
-        <w:rPr>
-          <w:b/>
-          <w:bCs/>
-        </w:rPr>
-        <w:t xml:space="preserve">WALK TO AWARU AND RECORD IT.</w:t>
-      </w:r>
-      <w:r>
-        <w:t xml:space="preserve"> About 2.2 km.</w:t>
-      </w:r>
-    </w:p>
-    <w:p>
-      <w:pPr>
-        <w:pStyle w:val="Heading2"/>
-        <w:spacing w:after="120" w:before="260"/>
-      </w:pPr>
-      <w:r>
-        <w:t xml:space="preserve">42. Awaru</w:t>
-      </w:r>
-    </w:p>
-    <w:p>
-      <w:pPr>
-        <w:spacing w:after="140" w:before="0"/>
-      </w:pPr>
-      <w:r>
-        <w:rPr>
-          <w:rFonts w:ascii="Consolas" w:cs="Consolas" w:eastAsia="Consolas" w:hAnsi="Consolas"/>
-          <w:sz w:val="19"/>
-          <w:szCs w:val="19"/>
-        </w:rPr>
-        <w:t xml:space="preserve">-9.0732, 148.3951</w:t>
-      </w:r>
-      <w:r>
-        <w:t xml:space="preserve">  (GPS-inferred)</w:t>
-      </w:r>
-    </w:p>
-    <w:p>
-      <w:pPr>
-        <w:pStyle w:val="ListParagraph"/>
-        <w:numPr>
-          <w:ilvl w:val="0"/>
-          <w:numId w:val="2"/>
-        </w:numPr>
-        <w:spacing w:after="40" w:before="20"/>
-      </w:pPr>
-      <w:r>
-        <w:t xml:space="preserve">Nothing to collect here - this stop is on the way, or is one end of a walk that needs recording.</w:t>
-      </w:r>
-    </w:p>
-    <w:p>
-      <w:pPr>
-        <w:spacing w:after="100" w:before="0"/>
-      </w:pPr>
-    </w:p>
-    <w:p>
-      <w:pPr>
-        <w:spacing w:after="140" w:before="0"/>
-      </w:pPr>
-      <w:r>
-        <w:rPr>
-          <w:b/>
-          <w:bCs/>
-        </w:rPr>
-        <w:t xml:space="preserve">WALK TO BIOI AND RECORD IT.</w:t>
-      </w:r>
-      <w:r>
-        <w:t xml:space="preserve"> About 6.6 km.</w:t>
-      </w:r>
-    </w:p>
-    <w:p>
-      <w:pPr>
-        <w:pStyle w:val="Heading2"/>
-        <w:spacing w:after="120" w:before="260"/>
-      </w:pPr>
-      <w:r>
-        <w:t xml:space="preserve">43. Bioi</w:t>
-      </w:r>
-    </w:p>
-    <w:p>
-      <w:pPr>
-        <w:spacing w:after="140" w:before="0"/>
-      </w:pPr>
-      <w:r>
-        <w:rPr>
-          <w:rFonts w:ascii="Consolas" w:cs="Consolas" w:eastAsia="Consolas" w:hAnsi="Consolas"/>
-          <w:sz w:val="19"/>
-          <w:szCs w:val="19"/>
-        </w:rPr>
-        <w:t xml:space="preserve">-9.1066, 148.4446</w:t>
-      </w:r>
-      <w:r>
-        <w:t xml:space="preserve">  (GPS-inferred)</w:t>
-      </w:r>
-    </w:p>
-    <w:p>
-      <w:pPr>
-        <w:pStyle w:val="ListParagraph"/>
-        <w:numPr>
-          <w:ilvl w:val="0"/>
-          <w:numId w:val="2"/>
-        </w:numPr>
-        <w:spacing w:after="40" w:before="20"/>
-      </w:pPr>
-      <w:r>
-        <w:t xml:space="preserve">Nothing to collect here - this stop is on the way, or is one end of a walk that needs recording.</w:t>
-      </w:r>
-    </w:p>
-    <w:p>
-      <w:pPr>
-        <w:spacing w:after="100" w:before="0"/>
-      </w:pPr>
-    </w:p>
-    <w:p>
-      <w:pPr>
-        <w:spacing w:after="140" w:before="0"/>
-      </w:pPr>
-      <w:r>
-        <w:rPr>
-          <w:b/>
-          <w:bCs/>
-        </w:rPr>
-        <w:t xml:space="preserve">WALK TO DAREKI AND RECORD IT.</w:t>
-      </w:r>
-      <w:r>
-        <w:t xml:space="preserve"> About 1.5 km.</w:t>
-      </w:r>
-    </w:p>
-    <w:p>
-      <w:pPr>
-        <w:pStyle w:val="Heading2"/>
-        <w:spacing w:after="120" w:before="260"/>
-      </w:pPr>
-      <w:r>
-        <w:t xml:space="preserve">44. Dareki</w:t>
-      </w:r>
-    </w:p>
-    <w:p>
-      <w:pPr>
-        <w:spacing w:after="140" w:before="0"/>
-      </w:pPr>
-      <w:r>
-        <w:rPr>
-          <w:rFonts w:ascii="Consolas" w:cs="Consolas" w:eastAsia="Consolas" w:hAnsi="Consolas"/>
-          <w:sz w:val="19"/>
-          <w:szCs w:val="19"/>
-        </w:rPr>
-        <w:t xml:space="preserve">-9.1002, 148.4323</w:t>
-      </w:r>
-      <w:r>
-        <w:t xml:space="preserve">  (gazetteer)</w:t>
-      </w:r>
-    </w:p>
-    <w:p>
-      <w:pPr>
-        <w:pStyle w:val="ListParagraph"/>
-        <w:numPr>
-          <w:ilvl w:val="0"/>
-          <w:numId w:val="2"/>
-        </w:numPr>
-        <w:spacing w:after="40" w:before="20"/>
-      </w:pPr>
-      <w:r>
-        <w:rPr>
-          <w:b/>
-          <w:bCs/>
-        </w:rPr>
-        <w:t xml:space="preserve">COLLECT</w:t>
-      </w:r>
-      <w:r>
-        <w:t xml:space="preserve"> Dareki Elementary School, 2-in-1</w:t>
-      </w:r>
-    </w:p>
-    <w:p>
-      <w:pPr>
-        <w:pStyle w:val="ListParagraph"/>
-        <w:numPr>
-          <w:ilvl w:val="1"/>
-          <w:numId w:val="2"/>
-        </w:numPr>
-        <w:spacing w:after="40" w:before="20"/>
-      </w:pPr>
-      <w:r>
-        <w:t xml:space="preserve">ward 03 Kawowoki, reported </w:t>
-      </w:r>
-      <w:r>
-        <w:rPr>
-          <w:i/>
-          <w:iCs/>
-        </w:rPr>
-        <w:t xml:space="preserve">Functioning</w:t>
-      </w:r>
-    </w:p>
-    <w:p>
-      <w:pPr>
-        <w:pStyle w:val="ListParagraph"/>
-        <w:numPr>
-          <w:ilvl w:val="0"/>
-          <w:numId w:val="2"/>
-        </w:numPr>
-        <w:spacing w:after="40" w:before="20"/>
-      </w:pPr>
-      <w:r>
-        <w:rPr>
-          <w:b/>
-          <w:bCs/>
-        </w:rPr>
-        <w:t xml:space="preserve">COLLECT</w:t>
-      </w:r>
-      <w:r>
-        <w:t xml:space="preserve"> Dareki Aid Post</w:t>
-      </w:r>
-    </w:p>
-    <w:p>
-      <w:pPr>
-        <w:pStyle w:val="ListParagraph"/>
-        <w:numPr>
-          <w:ilvl w:val="1"/>
-          <w:numId w:val="2"/>
-        </w:numPr>
-        <w:spacing w:after="40" w:before="20"/>
-      </w:pPr>
-      <w:r>
-        <w:t xml:space="preserve">ward 03 Kawowoki, reported </w:t>
-      </w:r>
-      <w:r>
-        <w:rPr>
-          <w:i/>
-          <w:iCs/>
-        </w:rPr>
-        <w:t xml:space="preserve">Closed 2010</w:t>
-      </w:r>
-    </w:p>
-    <w:p>
-      <w:pPr>
-        <w:spacing w:after="100" w:before="0"/>
-      </w:pPr>
-    </w:p>
-    <w:p>
-      <w:pPr>
-        <w:spacing w:after="140" w:before="0"/>
-      </w:pPr>
-      <w:r>
-        <w:rPr>
-          <w:b/>
-          <w:bCs/>
-        </w:rPr>
-        <w:t xml:space="preserve">WALK TO SIGARA AND RECORD IT.</w:t>
-      </w:r>
-      <w:r>
-        <w:t xml:space="preserve"> About 6.6 km.</w:t>
-      </w:r>
-    </w:p>
-    <w:p>
-      <w:pPr>
-        <w:pStyle w:val="Heading2"/>
-        <w:spacing w:after="120" w:before="260"/>
-      </w:pPr>
-      <w:r>
-        <w:t xml:space="preserve">45. Sigara</w:t>
-      </w:r>
-    </w:p>
-    <w:p>
-      <w:pPr>
-        <w:spacing w:after="140" w:before="0"/>
-      </w:pPr>
-      <w:r>
-        <w:rPr>
-          <w:rFonts w:ascii="Consolas" w:cs="Consolas" w:eastAsia="Consolas" w:hAnsi="Consolas"/>
-          <w:sz w:val="19"/>
-          <w:szCs w:val="19"/>
-        </w:rPr>
-        <w:t xml:space="preserve">-9.0411, 148.4374</w:t>
-      </w:r>
-      <w:r>
-        <w:t xml:space="preserve">  (field evidence)</w:t>
-      </w:r>
-    </w:p>
-    <w:p>
-      <w:pPr>
-        <w:pStyle w:val="ListParagraph"/>
-        <w:numPr>
-          <w:ilvl w:val="0"/>
-          <w:numId w:val="2"/>
-        </w:numPr>
-        <w:spacing w:after="40" w:before="20"/>
-      </w:pPr>
-      <w:r>
-        <w:t xml:space="preserve">Nothing to collect here - this stop is on the way, or is one end of a walk that needs recording.</w:t>
-      </w:r>
-    </w:p>
-    <w:p>
-      <w:pPr>
-        <w:spacing w:after="100" w:before="0"/>
-      </w:pPr>
-    </w:p>
-    <w:p>
-      <w:pPr>
-        <w:spacing w:after="140" w:before="0"/>
-      </w:pPr>
-      <w:r>
-        <w:rPr>
-          <w:b/>
-          <w:bCs/>
-        </w:rPr>
-        <w:t xml:space="preserve">WALK TO BANDERI AND RECORD IT.</w:t>
-      </w:r>
-      <w:r>
-        <w:t xml:space="preserve"> About 8.8 km.</w:t>
-      </w:r>
-    </w:p>
-    <w:p>
-      <w:pPr>
-        <w:pStyle w:val="Heading2"/>
-        <w:spacing w:after="120" w:before="260"/>
-      </w:pPr>
-      <w:r>
-        <w:t xml:space="preserve">46. Banderi</w:t>
+        <w:t xml:space="preserve">47. Banderi</w:t>
       </w:r>
     </w:p>
     <w:p>
@@ -5316,7 +5374,7 @@
         <w:t xml:space="preserve">Dea → Siribu</w:t>
       </w:r>
       <w:r>
-        <w:t xml:space="preserve">, about 2.8 km — you are at stop 34 and stop 36  </w:t>
+        <w:t xml:space="preserve">, about 2.8 km — you are at stop 37 and stop 39  </w:t>
       </w:r>
       <w:r>
         <w:rPr>
@@ -5350,7 +5408,7 @@
         <w:t xml:space="preserve">Kawowoki → Awaru</w:t>
       </w:r>
       <w:r>
-        <w:t xml:space="preserve">, about 3.1 km — you are at stop 13 and stop 42  </w:t>
+        <w:t xml:space="preserve">, about 3.1 km — you are at stop 15 and stop 45  </w:t>
       </w:r>
       <w:r>
         <w:rPr>
@@ -5384,7 +5442,7 @@
         <w:t xml:space="preserve">Umbuara → Kiara</w:t>
       </w:r>
       <w:r>
-        <w:t xml:space="preserve">, about 3.3 km — you are at stop 15 and stop 17  </w:t>
+        <w:t xml:space="preserve">, about 3.3 km — you are at stop 17 and stop 19  </w:t>
       </w:r>
       <w:r>
         <w:rPr>
@@ -5415,10 +5473,44 @@
           <w:b/>
           <w:bCs/>
         </w:rPr>
+        <w:t xml:space="preserve">Dareki → Kawowoki</w:t>
+      </w:r>
+      <w:r>
+        <w:t xml:space="preserve">, about 4.3 km — you are at stop 13 and stop 15  </w:t>
+      </w:r>
+      <w:r>
+        <w:rPr>
+          <w:rFonts w:ascii="Consolas" w:cs="Consolas" w:eastAsia="Consolas" w:hAnsi="Consolas"/>
+          <w:sz w:val="19"/>
+          <w:szCs w:val="19"/>
+        </w:rPr>
+        <w:t xml:space="preserve">F06</w:t>
+      </w:r>
+    </w:p>
+    <w:p>
+      <w:pPr>
+        <w:spacing w:after="40" w:before="20"/>
+        <w:ind w:left="360" w:hanging="360"/>
+      </w:pPr>
+      <w:r>
+        <w:rPr>
+          <w:rFonts w:ascii="Consolas" w:cs="Consolas" w:eastAsia="Consolas" w:hAnsi="Consolas"/>
+          <w:b/>
+          <w:bCs/>
+          <w:sz w:val="19"/>
+          <w:szCs w:val="19"/>
+        </w:rPr>
+        <w:t xml:space="preserve">[ ]  </w:t>
+      </w:r>
+      <w:r>
+        <w:rPr>
+          <w:b/>
+          <w:bCs/>
+        </w:rPr>
         <w:t xml:space="preserve">Awaru → Dareki</w:t>
       </w:r>
       <w:r>
-        <w:t xml:space="preserve">, about 5.1 km — you are at stop 42 and stop 44  </w:t>
+        <w:t xml:space="preserve">, about 5.1 km — you are at stop 13 and stop 45  </w:t>
       </w:r>
       <w:r>
         <w:rPr>
@@ -5449,18 +5541,18 @@
           <w:b/>
           <w:bCs/>
         </w:rPr>
-        <w:t xml:space="preserve">Awaru → Sigara</w:t>
-      </w:r>
-      <w:r>
-        <w:t xml:space="preserve">, about 5.8 km — you are at stop 42 and stop 45  </w:t>
-      </w:r>
-      <w:r>
-        <w:rPr>
-          <w:rFonts w:ascii="Consolas" w:cs="Consolas" w:eastAsia="Consolas" w:hAnsi="Consolas"/>
-          <w:sz w:val="19"/>
-          <w:szCs w:val="19"/>
-        </w:rPr>
-        <w:t xml:space="preserve">F03</w:t>
+        <w:t xml:space="preserve">Dareki → Sigara</w:t>
+      </w:r>
+      <w:r>
+        <w:t xml:space="preserve">, about 6.6 km — you are at stop 13 and stop 46  </w:t>
+      </w:r>
+      <w:r>
+        <w:rPr>
+          <w:rFonts w:ascii="Consolas" w:cs="Consolas" w:eastAsia="Consolas" w:hAnsi="Consolas"/>
+          <w:sz w:val="19"/>
+          <w:szCs w:val="19"/>
+        </w:rPr>
+        <w:t xml:space="preserve">F05</w:t>
       </w:r>
     </w:p>
     <w:p>
@@ -5483,10 +5575,44 @@
           <w:b/>
           <w:bCs/>
         </w:rPr>
+        <w:t xml:space="preserve">Afore → Toma</w:t>
+      </w:r>
+      <w:r>
+        <w:t xml:space="preserve">, about 7.6 km — you are at stop 1 and stop 4  </w:t>
+      </w:r>
+      <w:r>
+        <w:rPr>
+          <w:rFonts w:ascii="Consolas" w:cs="Consolas" w:eastAsia="Consolas" w:hAnsi="Consolas"/>
+          <w:sz w:val="19"/>
+          <w:szCs w:val="19"/>
+        </w:rPr>
+        <w:t xml:space="preserve">F25</w:t>
+      </w:r>
+    </w:p>
+    <w:p>
+      <w:pPr>
+        <w:spacing w:after="40" w:before="20"/>
+        <w:ind w:left="360" w:hanging="360"/>
+      </w:pPr>
+      <w:r>
+        <w:rPr>
+          <w:rFonts w:ascii="Consolas" w:cs="Consolas" w:eastAsia="Consolas" w:hAnsi="Consolas"/>
+          <w:b/>
+          <w:bCs/>
+          <w:sz w:val="19"/>
+          <w:szCs w:val="19"/>
+        </w:rPr>
+        <w:t xml:space="preserve">[ ]  </w:t>
+      </w:r>
+      <w:r>
+        <w:rPr>
+          <w:b/>
+          <w:bCs/>
+        </w:rPr>
         <w:t xml:space="preserve">Semahara Tahama → Serefuna</w:t>
       </w:r>
       <w:r>
-        <w:t xml:space="preserve">, about 11.0 km — you are at stop 3 and stop 19  </w:t>
+        <w:t xml:space="preserve">, about 11.0 km — you are at stop 3 and stop 22  </w:t>
       </w:r>
       <w:r>
         <w:rPr>
@@ -5517,10 +5643,44 @@
           <w:b/>
           <w:bCs/>
         </w:rPr>
+        <w:t xml:space="preserve">Singata → Gora</w:t>
+      </w:r>
+      <w:r>
+        <w:t xml:space="preserve">, about 14.0 km — you are at stop 20 and stop 34  </w:t>
+      </w:r>
+      <w:r>
+        <w:rPr>
+          <w:rFonts w:ascii="Consolas" w:cs="Consolas" w:eastAsia="Consolas" w:hAnsi="Consolas"/>
+          <w:sz w:val="19"/>
+          <w:szCs w:val="19"/>
+        </w:rPr>
+        <w:t xml:space="preserve">F62</w:t>
+      </w:r>
+    </w:p>
+    <w:p>
+      <w:pPr>
+        <w:spacing w:after="40" w:before="20"/>
+        <w:ind w:left="360" w:hanging="360"/>
+      </w:pPr>
+      <w:r>
+        <w:rPr>
+          <w:rFonts w:ascii="Consolas" w:cs="Consolas" w:eastAsia="Consolas" w:hAnsi="Consolas"/>
+          <w:b/>
+          <w:bCs/>
+          <w:sz w:val="19"/>
+          <w:szCs w:val="19"/>
+        </w:rPr>
+        <w:t xml:space="preserve">[ ]  </w:t>
+      </w:r>
+      <w:r>
+        <w:rPr>
+          <w:b/>
+          <w:bCs/>
+        </w:rPr>
         <w:t xml:space="preserve">Toma → Itokama</w:t>
       </w:r>
       <w:r>
-        <w:t xml:space="preserve">, about 14.8 km — you are at stop 4 and stop 21  </w:t>
+        <w:t xml:space="preserve">, about 14.8 km — you are at stop 4 and stop 25  </w:t>
       </w:r>
       <w:r>
         <w:rPr>

--- a/outputs/access/MCA_itinerary.docx
+++ b/outputs/access/MCA_itinerary.docx
@@ -26,7 +26,7 @@
           <w:sz w:val="20"/>
           <w:szCs w:val="20"/>
         </w:rPr>
-        <w:t xml:space="preserve">Managalas Conservation Area · round one · where to go, what to do · generated 20 October 2026</w:t>
+        <w:t xml:space="preserve">Managalas Conservation Area — field collection itinerary</w:t>
       </w:r>
     </w:p>
     <w:p>
@@ -2527,7 +2527,7 @@
         <w:t xml:space="preserve">WALK TO ANATUA AND RECORD IT.</w:t>
       </w:r>
       <w:r>
-        <w:t xml:space="preserve"> About 1.5 km.</w:t>
+        <w:t xml:space="preserve"> About 2.5 km.</w:t>
       </w:r>
     </w:p>
     <w:p>
@@ -2549,7 +2549,7 @@
           <w:sz w:val="19"/>
           <w:szCs w:val="19"/>
         </w:rPr>
-        <w:t xml:space="preserve">-9.1400, 148.2654</w:t>
+        <w:t xml:space="preserve">-9.1495, 148.2644</w:t>
       </w:r>
       <w:r>
         <w:t xml:space="preserve">  (GPS-inferred)</w:t>
@@ -2642,7 +2642,7 @@
         <w:t xml:space="preserve">WALK TO SEREFUNA AND RECORD IT.</w:t>
       </w:r>
       <w:r>
-        <w:t xml:space="preserve"> About 2.0 km.</w:t>
+        <w:t xml:space="preserve"> About 1.2 km.</w:t>
       </w:r>
     </w:p>
     <w:p>

--- a/outputs/access/MCA_itinerary.docx
+++ b/outputs/access/MCA_itinerary.docx
@@ -350,22 +350,22 @@
           <w:b/>
           <w:bCs/>
         </w:rPr>
-        <w:t xml:space="preserve">38 stops</w:t>
-      </w:r>
-      <w:r>
-        <w:t xml:space="preserve">, 19 of them with something to collect, 33 points in all.</w:t>
-      </w:r>
-    </w:p>
-    <w:p>
-      <w:pPr>
-        <w:spacing w:after="140" w:before="0"/>
-      </w:pPr>
-      <w:r>
-        <w:rPr>
-          <w:b/>
-          <w:bCs/>
-        </w:rPr>
-        <w:t xml:space="preserve">All 37 legs between stops get recorded.</w:t>
+        <w:t xml:space="preserve">37 stops</w:t>
+      </w:r>
+      <w:r>
+        <w:t xml:space="preserve">, 14 of them with something to collect, 27 points in all.</w:t>
+      </w:r>
+    </w:p>
+    <w:p>
+      <w:pPr>
+        <w:spacing w:after="140" w:before="0"/>
+      </w:pPr>
+      <w:r>
+        <w:rPr>
+          <w:b/>
+          <w:bCs/>
+        </w:rPr>
+        <w:t xml:space="preserve">All 36 legs between stops get recorded.</w:t>
       </w:r>
       <w:r>
         <w:t xml:space="preserve"> They all count the same. Do not try to work out which ones are worth more.</w:t>
@@ -376,7 +376,7 @@
         <w:spacing w:after="140" w:before="0"/>
       </w:pPr>
       <w:r>
-        <w:t xml:space="preserve">30 points that were on the earlier version of this list have been taken off, because they were recorded between 17 and 26 October and are already in. They are not forgotten - every one is named in </w:t>
+        <w:t xml:space="preserve">36 points that were on the earlier version of this list have been taken off: recorded between 17 and 26 October, or with nothing to put a coordinate on, or already in hand. They are not forgotten - every one is named in </w:t>
       </w:r>
       <w:r>
         <w:rPr>
@@ -402,7 +402,7 @@
           <w:b/>
           <w:bCs/>
         </w:rPr>
-        <w:t xml:space="preserve">240 km</w:t>
+        <w:t xml:space="preserve">239 km</w:t>
       </w:r>
       <w:r>
         <w:t xml:space="preserve"> of travel measured in straight lines between stops, so the real walking is more. It is not one trip; take it in whatever pieces suit, in this order.</w:t>
@@ -1752,10 +1752,10 @@
           <w:b/>
           <w:bCs/>
         </w:rPr>
-        <w:t xml:space="preserve">WALK TO NUMBA AND RECORD IT.</w:t>
-      </w:r>
-      <w:r>
-        <w:t xml:space="preserve"> About 1.9 km.</w:t>
+        <w:t xml:space="preserve">WALK TO DEA AND RECORD IT.</w:t>
+      </w:r>
+      <w:r>
+        <w:t xml:space="preserve"> About 5.3 km.</w:t>
       </w:r>
     </w:p>
     <w:p>
@@ -1764,20 +1764,20 @@
         <w:spacing w:after="120" w:before="260"/>
       </w:pPr>
       <w:r>
-        <w:t xml:space="preserve">18. Numba</w:t>
-      </w:r>
-    </w:p>
-    <w:p>
-      <w:pPr>
-        <w:spacing w:after="140" w:before="0"/>
-      </w:pPr>
-      <w:r>
-        <w:rPr>
-          <w:rFonts w:ascii="Consolas" w:cs="Consolas" w:eastAsia="Consolas" w:hAnsi="Consolas"/>
-          <w:sz w:val="19"/>
-          <w:szCs w:val="19"/>
-        </w:rPr>
-        <w:t xml:space="preserve">-9.0511, 148.3655</w:t>
+        <w:t xml:space="preserve">18. Dea</w:t>
+      </w:r>
+    </w:p>
+    <w:p>
+      <w:pPr>
+        <w:spacing w:after="140" w:before="0"/>
+      </w:pPr>
+      <w:r>
+        <w:rPr>
+          <w:rFonts w:ascii="Consolas" w:cs="Consolas" w:eastAsia="Consolas" w:hAnsi="Consolas"/>
+          <w:sz w:val="19"/>
+          <w:szCs w:val="19"/>
+        </w:rPr>
+        <w:t xml:space="preserve">-9.0672, 148.3297</w:t>
       </w:r>
       <w:r>
         <w:t xml:space="preserve">  (gazetteer)</w:t>
@@ -1785,17 +1785,176 @@
     </w:p>
     <w:p>
       <w:pPr>
-        <w:spacing w:after="140" w:before="0"/>
-      </w:pPr>
-      <w:r>
-        <w:t xml:space="preserve">&gt; </w:t>
-      </w:r>
-      <w:r>
-        <w:rPr>
-          <w:b/>
-          <w:bCs/>
-        </w:rPr>
-        <w:t xml:space="preserve">Siurani is the old name of the village that came before Numba. Try the NORTHERN end of Numba first - that end is nearest the old site and is still called Sivurana by some.</w:t>
+        <w:pStyle w:val="ListParagraph"/>
+        <w:numPr>
+          <w:ilvl w:val="0"/>
+          <w:numId w:val="2"/>
+        </w:numPr>
+        <w:spacing w:after="40" w:before="20"/>
+      </w:pPr>
+      <w:r>
+        <w:t xml:space="preserve">Nothing to collect here - this stop is on the way, or is one end of a walk that needs recording.</w:t>
+      </w:r>
+    </w:p>
+    <w:p>
+      <w:pPr>
+        <w:spacing w:after="100" w:before="0"/>
+      </w:pPr>
+    </w:p>
+    <w:p>
+      <w:pPr>
+        <w:spacing w:after="140" w:before="0"/>
+      </w:pPr>
+      <w:r>
+        <w:rPr>
+          <w:b/>
+          <w:bCs/>
+        </w:rPr>
+        <w:t xml:space="preserve">WALK TO SIRIBU AND RECORD IT.</w:t>
+      </w:r>
+      <w:r>
+        <w:t xml:space="preserve"> About 2.8 km.</w:t>
+      </w:r>
+    </w:p>
+    <w:p>
+      <w:pPr>
+        <w:pStyle w:val="Heading2"/>
+        <w:spacing w:after="120" w:before="260"/>
+      </w:pPr>
+      <w:r>
+        <w:t xml:space="preserve">19. Siribu</w:t>
+      </w:r>
+    </w:p>
+    <w:p>
+      <w:pPr>
+        <w:spacing w:after="140" w:before="0"/>
+      </w:pPr>
+      <w:r>
+        <w:rPr>
+          <w:rFonts w:ascii="Consolas" w:cs="Consolas" w:eastAsia="Consolas" w:hAnsi="Consolas"/>
+          <w:sz w:val="19"/>
+          <w:szCs w:val="19"/>
+        </w:rPr>
+        <w:t xml:space="preserve">-9.0911, 148.3212</w:t>
+      </w:r>
+      <w:r>
+        <w:t xml:space="preserve">  (gazetteer)</w:t>
+      </w:r>
+    </w:p>
+    <w:p>
+      <w:pPr>
+        <w:pStyle w:val="ListParagraph"/>
+        <w:numPr>
+          <w:ilvl w:val="0"/>
+          <w:numId w:val="2"/>
+        </w:numPr>
+        <w:spacing w:after="40" w:before="20"/>
+      </w:pPr>
+      <w:r>
+        <w:t xml:space="preserve">Nothing to collect here - this stop is on the way, or is one end of a walk that needs recording.</w:t>
+      </w:r>
+    </w:p>
+    <w:p>
+      <w:pPr>
+        <w:spacing w:after="100" w:before="0"/>
+      </w:pPr>
+    </w:p>
+    <w:p>
+      <w:pPr>
+        <w:spacing w:after="140" w:before="0"/>
+      </w:pPr>
+      <w:r>
+        <w:rPr>
+          <w:b/>
+          <w:bCs/>
+        </w:rPr>
+        <w:t xml:space="preserve">WALK TO UGUNOMU AND RECORD IT.</w:t>
+      </w:r>
+      <w:r>
+        <w:t xml:space="preserve"> About 3.1 km.</w:t>
+      </w:r>
+    </w:p>
+    <w:p>
+      <w:pPr>
+        <w:pStyle w:val="Heading2"/>
+        <w:spacing w:after="120" w:before="260"/>
+      </w:pPr>
+      <w:r>
+        <w:t xml:space="preserve">20. Ugunomu</w:t>
+      </w:r>
+    </w:p>
+    <w:p>
+      <w:pPr>
+        <w:spacing w:after="140" w:before="0"/>
+      </w:pPr>
+      <w:r>
+        <w:rPr>
+          <w:rFonts w:ascii="Consolas" w:cs="Consolas" w:eastAsia="Consolas" w:hAnsi="Consolas"/>
+          <w:sz w:val="19"/>
+          <w:szCs w:val="19"/>
+        </w:rPr>
+        <w:t xml:space="preserve">-9.0631, 148.3179</w:t>
+      </w:r>
+      <w:r>
+        <w:t xml:space="preserve">  (gazetteer)</w:t>
+      </w:r>
+    </w:p>
+    <w:p>
+      <w:pPr>
+        <w:pStyle w:val="ListParagraph"/>
+        <w:numPr>
+          <w:ilvl w:val="0"/>
+          <w:numId w:val="2"/>
+        </w:numPr>
+        <w:spacing w:after="40" w:before="20"/>
+      </w:pPr>
+      <w:r>
+        <w:t xml:space="preserve">Nothing to collect here - this stop is on the way, or is one end of a walk that needs recording.</w:t>
+      </w:r>
+    </w:p>
+    <w:p>
+      <w:pPr>
+        <w:spacing w:after="100" w:before="0"/>
+      </w:pPr>
+    </w:p>
+    <w:p>
+      <w:pPr>
+        <w:spacing w:after="140" w:before="0"/>
+      </w:pPr>
+      <w:r>
+        <w:rPr>
+          <w:b/>
+          <w:bCs/>
+        </w:rPr>
+        <w:t xml:space="preserve">WALK TO NATANGA AND RECORD IT.</w:t>
+      </w:r>
+      <w:r>
+        <w:t xml:space="preserve"> About 3.0 km.</w:t>
+      </w:r>
+    </w:p>
+    <w:p>
+      <w:pPr>
+        <w:pStyle w:val="Heading2"/>
+        <w:spacing w:after="120" w:before="260"/>
+      </w:pPr>
+      <w:r>
+        <w:t xml:space="preserve">21. Natanga</w:t>
+      </w:r>
+    </w:p>
+    <w:p>
+      <w:pPr>
+        <w:spacing w:after="140" w:before="0"/>
+      </w:pPr>
+      <w:r>
+        <w:rPr>
+          <w:rFonts w:ascii="Consolas" w:cs="Consolas" w:eastAsia="Consolas" w:hAnsi="Consolas"/>
+          <w:sz w:val="19"/>
+          <w:szCs w:val="19"/>
+        </w:rPr>
+        <w:t xml:space="preserve">-9.0702, 148.2911</w:t>
+      </w:r>
+      <w:r>
+        <w:t xml:space="preserve">  (gazetteer)</w:t>
       </w:r>
     </w:p>
     <w:p>
@@ -1815,7 +1974,7 @@
         <w:t xml:space="preserve">COLLECT</w:t>
       </w:r>
       <w:r>
-        <w:t xml:space="preserve"> Elementary School, 2-in-1</w:t>
+        <w:t xml:space="preserve"> Natanga Elementary School</w:t>
       </w:r>
     </w:p>
     <w:p>
@@ -1828,14 +1987,54 @@
         <w:spacing w:after="40" w:before="20"/>
       </w:pPr>
       <w:r>
-        <w:t xml:space="preserve">ward 05 Siurani, reported </w:t>
+        <w:t xml:space="preserve">ward 09 Natanga, reported </w:t>
       </w:r>
       <w:r>
         <w:rPr>
           <w:i/>
           <w:iCs/>
         </w:rPr>
-        <w:t xml:space="preserve">Not functioning, closed</w:t>
+        <w:t xml:space="preserve">Semi-permanent</w:t>
+      </w:r>
+    </w:p>
+    <w:p>
+      <w:pPr>
+        <w:pStyle w:val="ListParagraph"/>
+        <w:numPr>
+          <w:ilvl w:val="0"/>
+          <w:numId w:val="2"/>
+        </w:numPr>
+        <w:spacing w:after="40" w:before="20"/>
+      </w:pPr>
+      <w:r>
+        <w:rPr>
+          <w:b/>
+          <w:bCs/>
+        </w:rPr>
+        <w:t xml:space="preserve">COLLECT</w:t>
+      </w:r>
+      <w:r>
+        <w:t xml:space="preserve"> Natanga Aid Post</w:t>
+      </w:r>
+    </w:p>
+    <w:p>
+      <w:pPr>
+        <w:pStyle w:val="ListParagraph"/>
+        <w:numPr>
+          <w:ilvl w:val="1"/>
+          <w:numId w:val="2"/>
+        </w:numPr>
+        <w:spacing w:after="40" w:before="20"/>
+      </w:pPr>
+      <w:r>
+        <w:t xml:space="preserve">ward 09 Natanga, reported </w:t>
+      </w:r>
+      <w:r>
+        <w:rPr>
+          <w:i/>
+          <w:iCs/>
+        </w:rPr>
+        <w:t xml:space="preserve">Non-operational, no CHW</w:t>
       </w:r>
     </w:p>
     <w:p>
@@ -1852,10 +2051,10 @@
           <w:b/>
           <w:bCs/>
         </w:rPr>
-        <w:t xml:space="preserve">WALK TO DEA AND RECORD IT.</w:t>
-      </w:r>
-      <w:r>
-        <w:t xml:space="preserve"> About 4.3 km.</w:t>
+        <w:t xml:space="preserve">WALK TO KORUWO AND RECORD IT.</w:t>
+      </w:r>
+      <w:r>
+        <w:t xml:space="preserve"> About 5.0 km.</w:t>
       </w:r>
     </w:p>
     <w:p>
@@ -1864,20 +2063,20 @@
         <w:spacing w:after="120" w:before="260"/>
       </w:pPr>
       <w:r>
-        <w:t xml:space="preserve">19. Dea</w:t>
-      </w:r>
-    </w:p>
-    <w:p>
-      <w:pPr>
-        <w:spacing w:after="140" w:before="0"/>
-      </w:pPr>
-      <w:r>
-        <w:rPr>
-          <w:rFonts w:ascii="Consolas" w:cs="Consolas" w:eastAsia="Consolas" w:hAnsi="Consolas"/>
-          <w:sz w:val="19"/>
-          <w:szCs w:val="19"/>
-        </w:rPr>
-        <w:t xml:space="preserve">-9.0672, 148.3297</w:t>
+        <w:t xml:space="preserve">22. Koruwo</w:t>
+      </w:r>
+    </w:p>
+    <w:p>
+      <w:pPr>
+        <w:spacing w:after="140" w:before="0"/>
+      </w:pPr>
+      <w:r>
+        <w:rPr>
+          <w:rFonts w:ascii="Consolas" w:cs="Consolas" w:eastAsia="Consolas" w:hAnsi="Consolas"/>
+          <w:sz w:val="19"/>
+          <w:szCs w:val="19"/>
+        </w:rPr>
+        <w:t xml:space="preserve">-9.1099, 148.3122</w:t>
       </w:r>
       <w:r>
         <w:t xml:space="preserve">  (gazetteer)</w:t>
@@ -1885,17 +2084,408 @@
     </w:p>
     <w:p>
       <w:pPr>
-        <w:spacing w:after="140" w:before="0"/>
-      </w:pPr>
-      <w:r>
-        <w:t xml:space="preserve">&gt; </w:t>
-      </w:r>
-      <w:r>
-        <w:rPr>
-          <w:b/>
-          <w:bCs/>
-        </w:rPr>
-        <w:t xml:space="preserve">Nobody knows where this airstrip is - ask in the ward.</w:t>
+        <w:pStyle w:val="ListParagraph"/>
+        <w:numPr>
+          <w:ilvl w:val="0"/>
+          <w:numId w:val="2"/>
+        </w:numPr>
+        <w:spacing w:after="40" w:before="20"/>
+      </w:pPr>
+      <w:r>
+        <w:t xml:space="preserve">Nothing to collect here - this stop is on the way, or is one end of a walk that needs recording.</w:t>
+      </w:r>
+    </w:p>
+    <w:p>
+      <w:pPr>
+        <w:spacing w:after="100" w:before="0"/>
+      </w:pPr>
+    </w:p>
+    <w:p>
+      <w:pPr>
+        <w:spacing w:after="140" w:before="0"/>
+      </w:pPr>
+      <w:r>
+        <w:rPr>
+          <w:b/>
+          <w:bCs/>
+        </w:rPr>
+        <w:t xml:space="preserve">WALK TO KIARA AND RECORD IT.</w:t>
+      </w:r>
+      <w:r>
+        <w:t xml:space="preserve"> About 3.0 km.</w:t>
+      </w:r>
+    </w:p>
+    <w:p>
+      <w:pPr>
+        <w:pStyle w:val="Heading2"/>
+        <w:spacing w:after="120" w:before="260"/>
+      </w:pPr>
+      <w:r>
+        <w:t xml:space="preserve">23. Kiara</w:t>
+      </w:r>
+    </w:p>
+    <w:p>
+      <w:pPr>
+        <w:spacing w:after="140" w:before="0"/>
+      </w:pPr>
+      <w:r>
+        <w:rPr>
+          <w:rFonts w:ascii="Consolas" w:cs="Consolas" w:eastAsia="Consolas" w:hAnsi="Consolas"/>
+          <w:sz w:val="19"/>
+          <w:szCs w:val="19"/>
+        </w:rPr>
+        <w:t xml:space="preserve">-9.0959, 148.2882</w:t>
+      </w:r>
+      <w:r>
+        <w:t xml:space="preserve">  (field evidence)</w:t>
+      </w:r>
+    </w:p>
+    <w:p>
+      <w:pPr>
+        <w:pStyle w:val="ListParagraph"/>
+        <w:numPr>
+          <w:ilvl w:val="0"/>
+          <w:numId w:val="2"/>
+        </w:numPr>
+        <w:spacing w:after="40" w:before="20"/>
+      </w:pPr>
+      <w:r>
+        <w:t xml:space="preserve">Nothing to collect here - this stop is on the way, or is one end of a walk that needs recording.</w:t>
+      </w:r>
+    </w:p>
+    <w:p>
+      <w:pPr>
+        <w:spacing w:after="100" w:before="0"/>
+      </w:pPr>
+    </w:p>
+    <w:p>
+      <w:pPr>
+        <w:spacing w:after="140" w:before="0"/>
+      </w:pPr>
+      <w:r>
+        <w:rPr>
+          <w:b/>
+          <w:bCs/>
+        </w:rPr>
+        <w:t xml:space="preserve">WALK TO UMBUARA AND RECORD IT.</w:t>
+      </w:r>
+      <w:r>
+        <w:t xml:space="preserve"> About 3.3 km.</w:t>
+      </w:r>
+    </w:p>
+    <w:p>
+      <w:pPr>
+        <w:pStyle w:val="Heading2"/>
+        <w:spacing w:after="120" w:before="260"/>
+      </w:pPr>
+      <w:r>
+        <w:t xml:space="preserve">24. Umbuara</w:t>
+      </w:r>
+    </w:p>
+    <w:p>
+      <w:pPr>
+        <w:spacing w:after="140" w:before="0"/>
+      </w:pPr>
+      <w:r>
+        <w:rPr>
+          <w:rFonts w:ascii="Consolas" w:cs="Consolas" w:eastAsia="Consolas" w:hAnsi="Consolas"/>
+          <w:sz w:val="19"/>
+          <w:szCs w:val="19"/>
+        </w:rPr>
+        <w:t xml:space="preserve">-9.1215, 148.2731</w:t>
+      </w:r>
+      <w:r>
+        <w:t xml:space="preserve">  (gazetteer)</w:t>
+      </w:r>
+    </w:p>
+    <w:p>
+      <w:pPr>
+        <w:pStyle w:val="ListParagraph"/>
+        <w:numPr>
+          <w:ilvl w:val="0"/>
+          <w:numId w:val="2"/>
+        </w:numPr>
+        <w:spacing w:after="40" w:before="20"/>
+      </w:pPr>
+      <w:r>
+        <w:t xml:space="preserve">Nothing to collect here - this stop is on the way, or is one end of a walk that needs recording.</w:t>
+      </w:r>
+    </w:p>
+    <w:p>
+      <w:pPr>
+        <w:spacing w:after="100" w:before="0"/>
+      </w:pPr>
+    </w:p>
+    <w:p>
+      <w:pPr>
+        <w:spacing w:after="140" w:before="0"/>
+      </w:pPr>
+      <w:r>
+        <w:rPr>
+          <w:b/>
+          <w:bCs/>
+        </w:rPr>
+        <w:t xml:space="preserve">WALK TO SINGATA AND RECORD IT.</w:t>
+      </w:r>
+      <w:r>
+        <w:t xml:space="preserve"> About 1.8 km.</w:t>
+      </w:r>
+    </w:p>
+    <w:p>
+      <w:pPr>
+        <w:pStyle w:val="Heading2"/>
+        <w:spacing w:after="120" w:before="260"/>
+      </w:pPr>
+      <w:r>
+        <w:t xml:space="preserve">25. Singata</w:t>
+      </w:r>
+    </w:p>
+    <w:p>
+      <w:pPr>
+        <w:spacing w:after="140" w:before="0"/>
+      </w:pPr>
+      <w:r>
+        <w:rPr>
+          <w:rFonts w:ascii="Consolas" w:cs="Consolas" w:eastAsia="Consolas" w:hAnsi="Consolas"/>
+          <w:sz w:val="19"/>
+          <w:szCs w:val="19"/>
+        </w:rPr>
+        <w:t xml:space="preserve">-9.1279, 148.2584</w:t>
+      </w:r>
+      <w:r>
+        <w:t xml:space="preserve">  (placed by the team)</w:t>
+      </w:r>
+    </w:p>
+    <w:p>
+      <w:pPr>
+        <w:pStyle w:val="ListParagraph"/>
+        <w:numPr>
+          <w:ilvl w:val="0"/>
+          <w:numId w:val="2"/>
+        </w:numPr>
+        <w:spacing w:after="40" w:before="20"/>
+      </w:pPr>
+      <w:r>
+        <w:t xml:space="preserve">Nothing to collect here - this stop is on the way, or is one end of a walk that needs recording.</w:t>
+      </w:r>
+    </w:p>
+    <w:p>
+      <w:pPr>
+        <w:spacing w:after="100" w:before="0"/>
+      </w:pPr>
+    </w:p>
+    <w:p>
+      <w:pPr>
+        <w:spacing w:after="140" w:before="0"/>
+      </w:pPr>
+      <w:r>
+        <w:rPr>
+          <w:b/>
+          <w:bCs/>
+        </w:rPr>
+        <w:t xml:space="preserve">WALK TO SEREFUNA AND RECORD IT.</w:t>
+      </w:r>
+      <w:r>
+        <w:t xml:space="preserve"> About 3.5 km.</w:t>
+      </w:r>
+    </w:p>
+    <w:p>
+      <w:pPr>
+        <w:pStyle w:val="Heading2"/>
+        <w:spacing w:after="120" w:before="260"/>
+      </w:pPr>
+      <w:r>
+        <w:t xml:space="preserve">26. Serefuna</w:t>
+      </w:r>
+    </w:p>
+    <w:p>
+      <w:pPr>
+        <w:spacing w:after="140" w:before="0"/>
+      </w:pPr>
+      <w:r>
+        <w:rPr>
+          <w:rFonts w:ascii="Consolas" w:cs="Consolas" w:eastAsia="Consolas" w:hAnsi="Consolas"/>
+          <w:sz w:val="19"/>
+          <w:szCs w:val="19"/>
+        </w:rPr>
+        <w:t xml:space="preserve">-9.1560, 148.2731</w:t>
+      </w:r>
+      <w:r>
+        <w:t xml:space="preserve">  (gazetteer)</w:t>
+      </w:r>
+    </w:p>
+    <w:p>
+      <w:pPr>
+        <w:pStyle w:val="ListParagraph"/>
+        <w:numPr>
+          <w:ilvl w:val="0"/>
+          <w:numId w:val="2"/>
+        </w:numPr>
+        <w:spacing w:after="40" w:before="20"/>
+      </w:pPr>
+      <w:r>
+        <w:t xml:space="preserve">Nothing to collect here - this stop is on the way, or is one end of a walk that needs recording.</w:t>
+      </w:r>
+    </w:p>
+    <w:p>
+      <w:pPr>
+        <w:spacing w:after="100" w:before="0"/>
+      </w:pPr>
+    </w:p>
+    <w:p>
+      <w:pPr>
+        <w:spacing w:after="140" w:before="0"/>
+      </w:pPr>
+      <w:r>
+        <w:rPr>
+          <w:b/>
+          <w:bCs/>
+        </w:rPr>
+        <w:t xml:space="preserve">WALK TO KWAE AND RECORD IT.</w:t>
+      </w:r>
+      <w:r>
+        <w:t xml:space="preserve"> About 4.5 km.</w:t>
+      </w:r>
+    </w:p>
+    <w:p>
+      <w:pPr>
+        <w:pStyle w:val="Heading2"/>
+        <w:spacing w:after="120" w:before="260"/>
+      </w:pPr>
+      <w:r>
+        <w:t xml:space="preserve">27. Kwae</w:t>
+      </w:r>
+    </w:p>
+    <w:p>
+      <w:pPr>
+        <w:spacing w:after="140" w:before="0"/>
+      </w:pPr>
+      <w:r>
+        <w:rPr>
+          <w:rFonts w:ascii="Consolas" w:cs="Consolas" w:eastAsia="Consolas" w:hAnsi="Consolas"/>
+          <w:sz w:val="19"/>
+          <w:szCs w:val="19"/>
+        </w:rPr>
+        <w:t xml:space="preserve">-9.1950, 148.2609</w:t>
+      </w:r>
+      <w:r>
+        <w:t xml:space="preserve">  (gazetteer)</w:t>
+      </w:r>
+    </w:p>
+    <w:p>
+      <w:pPr>
+        <w:pStyle w:val="ListParagraph"/>
+        <w:numPr>
+          <w:ilvl w:val="0"/>
+          <w:numId w:val="2"/>
+        </w:numPr>
+        <w:spacing w:after="40" w:before="20"/>
+      </w:pPr>
+      <w:r>
+        <w:t xml:space="preserve">Nothing to collect here - this stop is on the way, or is one end of a walk that needs recording.</w:t>
+      </w:r>
+    </w:p>
+    <w:p>
+      <w:pPr>
+        <w:spacing w:after="100" w:before="0"/>
+      </w:pPr>
+    </w:p>
+    <w:p>
+      <w:pPr>
+        <w:spacing w:after="140" w:before="0"/>
+      </w:pPr>
+      <w:r>
+        <w:rPr>
+          <w:b/>
+          <w:bCs/>
+        </w:rPr>
+        <w:t xml:space="preserve">WALK TO ITOKAMA AND RECORD IT.</w:t>
+      </w:r>
+      <w:r>
+        <w:t xml:space="preserve"> About 0.8 km.</w:t>
+      </w:r>
+    </w:p>
+    <w:p>
+      <w:pPr>
+        <w:pStyle w:val="Heading2"/>
+        <w:spacing w:after="120" w:before="260"/>
+      </w:pPr>
+      <w:r>
+        <w:t xml:space="preserve">28. Itokama</w:t>
+      </w:r>
+    </w:p>
+    <w:p>
+      <w:pPr>
+        <w:spacing w:after="140" w:before="0"/>
+      </w:pPr>
+      <w:r>
+        <w:rPr>
+          <w:rFonts w:ascii="Consolas" w:cs="Consolas" w:eastAsia="Consolas" w:hAnsi="Consolas"/>
+          <w:sz w:val="19"/>
+          <w:szCs w:val="19"/>
+        </w:rPr>
+        <w:t xml:space="preserve">-9.1999, 148.2660</w:t>
+      </w:r>
+      <w:r>
+        <w:t xml:space="preserve">  (gazetteer)</w:t>
+      </w:r>
+    </w:p>
+    <w:p>
+      <w:pPr>
+        <w:pStyle w:val="ListParagraph"/>
+        <w:numPr>
+          <w:ilvl w:val="0"/>
+          <w:numId w:val="2"/>
+        </w:numPr>
+        <w:spacing w:after="40" w:before="20"/>
+      </w:pPr>
+      <w:r>
+        <w:t xml:space="preserve">Nothing to collect here - this stop is on the way, or is one end of a walk that needs recording.</w:t>
+      </w:r>
+    </w:p>
+    <w:p>
+      <w:pPr>
+        <w:spacing w:after="100" w:before="0"/>
+      </w:pPr>
+    </w:p>
+    <w:p>
+      <w:pPr>
+        <w:spacing w:after="140" w:before="0"/>
+      </w:pPr>
+      <w:r>
+        <w:rPr>
+          <w:b/>
+          <w:bCs/>
+        </w:rPr>
+        <w:t xml:space="preserve">WALK TO UMUATE AND RECORD IT.</w:t>
+      </w:r>
+      <w:r>
+        <w:t xml:space="preserve"> About 7.7 km.</w:t>
+      </w:r>
+    </w:p>
+    <w:p>
+      <w:pPr>
+        <w:pStyle w:val="Heading2"/>
+        <w:spacing w:after="120" w:before="260"/>
+      </w:pPr>
+      <w:r>
+        <w:t xml:space="preserve">29. Umuate</w:t>
+      </w:r>
+    </w:p>
+    <w:p>
+      <w:pPr>
+        <w:spacing w:after="140" w:before="0"/>
+      </w:pPr>
+      <w:r>
+        <w:rPr>
+          <w:rFonts w:ascii="Consolas" w:cs="Consolas" w:eastAsia="Consolas" w:hAnsi="Consolas"/>
+          <w:sz w:val="19"/>
+          <w:szCs w:val="19"/>
+        </w:rPr>
+        <w:t xml:space="preserve">-9.2637, 148.2370</w:t>
+      </w:r>
+      <w:r>
+        <w:t xml:space="preserve">  (field evidence)</w:t>
       </w:r>
     </w:p>
     <w:p>
@@ -1915,7 +2505,7 @@
         <w:t xml:space="preserve">COLLECT</w:t>
       </w:r>
       <w:r>
-        <w:t xml:space="preserve"> Airstrip</w:t>
+        <w:t xml:space="preserve"> Umuate Elementary School</w:t>
       </w:r>
     </w:p>
     <w:p>
@@ -1928,14 +2518,14 @@
         <w:spacing w:after="40" w:before="20"/>
       </w:pPr>
       <w:r>
-        <w:t xml:space="preserve">ward 07 Dea, reported </w:t>
+        <w:t xml:space="preserve">ward 14 Ufia, reported </w:t>
       </w:r>
       <w:r>
         <w:rPr>
           <w:i/>
           <w:iCs/>
         </w:rPr>
-        <w:t xml:space="preserve">Closed 1988</w:t>
+        <w:t xml:space="preserve">Functioning</w:t>
       </w:r>
     </w:p>
     <w:p>
@@ -1952,10 +2542,10 @@
           <w:b/>
           <w:bCs/>
         </w:rPr>
-        <w:t xml:space="preserve">WALK TO SIRIBU AND RECORD IT.</w:t>
-      </w:r>
-      <w:r>
-        <w:t xml:space="preserve"> About 2.8 km.</w:t>
+        <w:t xml:space="preserve">WALK TO AIARI AND RECORD IT.</w:t>
+      </w:r>
+      <w:r>
+        <w:t xml:space="preserve"> About 9.8 km.</w:t>
       </w:r>
     </w:p>
     <w:p>
@@ -1964,20 +2554,20 @@
         <w:spacing w:after="120" w:before="260"/>
       </w:pPr>
       <w:r>
-        <w:t xml:space="preserve">20. Siribu</w:t>
-      </w:r>
-    </w:p>
-    <w:p>
-      <w:pPr>
-        <w:spacing w:after="140" w:before="0"/>
-      </w:pPr>
-      <w:r>
-        <w:rPr>
-          <w:rFonts w:ascii="Consolas" w:cs="Consolas" w:eastAsia="Consolas" w:hAnsi="Consolas"/>
-          <w:sz w:val="19"/>
-          <w:szCs w:val="19"/>
-        </w:rPr>
-        <w:t xml:space="preserve">-9.0911, 148.3212</w:t>
+        <w:t xml:space="preserve">30. Aiari</w:t>
+      </w:r>
+    </w:p>
+    <w:p>
+      <w:pPr>
+        <w:spacing w:after="140" w:before="0"/>
+      </w:pPr>
+      <w:r>
+        <w:rPr>
+          <w:rFonts w:ascii="Consolas" w:cs="Consolas" w:eastAsia="Consolas" w:hAnsi="Consolas"/>
+          <w:sz w:val="19"/>
+          <w:szCs w:val="19"/>
+        </w:rPr>
+        <w:t xml:space="preserve">-9.3497, 148.2172</w:t>
       </w:r>
       <w:r>
         <w:t xml:space="preserve">  (gazetteer)</w:t>
@@ -1993,7 +2583,114 @@
         <w:spacing w:after="40" w:before="20"/>
       </w:pPr>
       <w:r>
-        <w:t xml:space="preserve">Nothing to collect here - this stop is on the way, or is one end of a walk that needs recording.</w:t>
+        <w:rPr>
+          <w:b/>
+          <w:bCs/>
+        </w:rPr>
+        <w:t xml:space="preserve">COLLECT</w:t>
+      </w:r>
+      <w:r>
+        <w:t xml:space="preserve"> Aiari Elementary School, EP and E1/E2 + teacher house</w:t>
+      </w:r>
+    </w:p>
+    <w:p>
+      <w:pPr>
+        <w:pStyle w:val="ListParagraph"/>
+        <w:numPr>
+          <w:ilvl w:val="1"/>
+          <w:numId w:val="2"/>
+        </w:numPr>
+        <w:spacing w:after="40" w:before="20"/>
+      </w:pPr>
+      <w:r>
+        <w:t xml:space="preserve">ward 16 Aiari, reported </w:t>
+      </w:r>
+      <w:r>
+        <w:rPr>
+          <w:i/>
+          <w:iCs/>
+        </w:rPr>
+        <w:t xml:space="preserve">Running, bush material</w:t>
+      </w:r>
+    </w:p>
+    <w:p>
+      <w:pPr>
+        <w:pStyle w:val="ListParagraph"/>
+        <w:numPr>
+          <w:ilvl w:val="0"/>
+          <w:numId w:val="2"/>
+        </w:numPr>
+        <w:spacing w:after="40" w:before="20"/>
+      </w:pPr>
+      <w:r>
+        <w:rPr>
+          <w:b/>
+          <w:bCs/>
+        </w:rPr>
+        <w:t xml:space="preserve">COLLECT</w:t>
+      </w:r>
+      <w:r>
+        <w:t xml:space="preserve"> Aid Post</w:t>
+      </w:r>
+    </w:p>
+    <w:p>
+      <w:pPr>
+        <w:pStyle w:val="ListParagraph"/>
+        <w:numPr>
+          <w:ilvl w:val="1"/>
+          <w:numId w:val="2"/>
+        </w:numPr>
+        <w:spacing w:after="40" w:before="20"/>
+      </w:pPr>
+      <w:r>
+        <w:t xml:space="preserve">ward 16 Aiari, reported </w:t>
+      </w:r>
+      <w:r>
+        <w:rPr>
+          <w:i/>
+          <w:iCs/>
+        </w:rPr>
+        <w:t xml:space="preserve">Closed 1985</w:t>
+      </w:r>
+    </w:p>
+    <w:p>
+      <w:pPr>
+        <w:pStyle w:val="ListParagraph"/>
+        <w:numPr>
+          <w:ilvl w:val="0"/>
+          <w:numId w:val="2"/>
+        </w:numPr>
+        <w:spacing w:after="40" w:before="20"/>
+      </w:pPr>
+      <w:r>
+        <w:rPr>
+          <w:b/>
+          <w:bCs/>
+        </w:rPr>
+        <w:t xml:space="preserve">COLLECT</w:t>
+      </w:r>
+      <w:r>
+        <w:t xml:space="preserve"> Airstrip</w:t>
+      </w:r>
+    </w:p>
+    <w:p>
+      <w:pPr>
+        <w:pStyle w:val="ListParagraph"/>
+        <w:numPr>
+          <w:ilvl w:val="1"/>
+          <w:numId w:val="2"/>
+        </w:numPr>
+        <w:spacing w:after="40" w:before="20"/>
+      </w:pPr>
+      <w:r>
+        <w:t xml:space="preserve">ward 16 Aiari, reported </w:t>
+      </w:r>
+      <w:r>
+        <w:rPr>
+          <w:i/>
+          <w:iCs/>
+        </w:rPr>
+        <w:t xml:space="preserve">Closed 1988</w:t>
       </w:r>
     </w:p>
     <w:p>
@@ -2010,10 +2707,10 @@
           <w:b/>
           <w:bCs/>
         </w:rPr>
-        <w:t xml:space="preserve">WALK TO UGUNOMU AND RECORD IT.</w:t>
-      </w:r>
-      <w:r>
-        <w:t xml:space="preserve"> About 3.1 km.</w:t>
+        <w:t xml:space="preserve">WALK TO SUARI AND RECORD IT.</w:t>
+      </w:r>
+      <w:r>
+        <w:t xml:space="preserve"> About 5.2 km.</w:t>
       </w:r>
     </w:p>
     <w:p>
@@ -2022,36 +2719,103 @@
         <w:spacing w:after="120" w:before="260"/>
       </w:pPr>
       <w:r>
-        <w:t xml:space="preserve">21. Ugunomu</w:t>
-      </w:r>
-    </w:p>
-    <w:p>
-      <w:pPr>
-        <w:spacing w:after="140" w:before="0"/>
-      </w:pPr>
-      <w:r>
-        <w:rPr>
-          <w:rFonts w:ascii="Consolas" w:cs="Consolas" w:eastAsia="Consolas" w:hAnsi="Consolas"/>
-          <w:sz w:val="19"/>
-          <w:szCs w:val="19"/>
-        </w:rPr>
-        <w:t xml:space="preserve">-9.0631, 148.3179</w:t>
-      </w:r>
-      <w:r>
-        <w:t xml:space="preserve">  (gazetteer)</w:t>
-      </w:r>
-    </w:p>
-    <w:p>
-      <w:pPr>
-        <w:pStyle w:val="ListParagraph"/>
-        <w:numPr>
-          <w:ilvl w:val="0"/>
-          <w:numId w:val="2"/>
-        </w:numPr>
-        <w:spacing w:after="40" w:before="20"/>
-      </w:pPr>
-      <w:r>
-        <w:t xml:space="preserve">Nothing to collect here - this stop is on the way, or is one end of a walk that needs recording.</w:t>
+        <w:t xml:space="preserve">31. Suari</w:t>
+      </w:r>
+    </w:p>
+    <w:p>
+      <w:pPr>
+        <w:spacing w:after="140" w:before="0"/>
+      </w:pPr>
+      <w:r>
+        <w:rPr>
+          <w:rFonts w:ascii="Consolas" w:cs="Consolas" w:eastAsia="Consolas" w:hAnsi="Consolas"/>
+          <w:sz w:val="19"/>
+          <w:szCs w:val="19"/>
+        </w:rPr>
+        <w:t xml:space="preserve">-9.3664, 148.1733</w:t>
+      </w:r>
+      <w:r>
+        <w:t xml:space="preserve">  (placed by the team)</w:t>
+      </w:r>
+    </w:p>
+    <w:p>
+      <w:pPr>
+        <w:pStyle w:val="ListParagraph"/>
+        <w:numPr>
+          <w:ilvl w:val="0"/>
+          <w:numId w:val="2"/>
+        </w:numPr>
+        <w:spacing w:after="40" w:before="20"/>
+      </w:pPr>
+      <w:r>
+        <w:rPr>
+          <w:b/>
+          <w:bCs/>
+        </w:rPr>
+        <w:t xml:space="preserve">COLLECT</w:t>
+      </w:r>
+      <w:r>
+        <w:t xml:space="preserve"> Suari Elementary School, 2-in-1 + 1 teacher house</w:t>
+      </w:r>
+    </w:p>
+    <w:p>
+      <w:pPr>
+        <w:pStyle w:val="ListParagraph"/>
+        <w:numPr>
+          <w:ilvl w:val="1"/>
+          <w:numId w:val="2"/>
+        </w:numPr>
+        <w:spacing w:after="40" w:before="20"/>
+      </w:pPr>
+      <w:r>
+        <w:t xml:space="preserve">ward 17 Jaure, reported </w:t>
+      </w:r>
+      <w:r>
+        <w:rPr>
+          <w:i/>
+          <w:iCs/>
+        </w:rPr>
+        <w:t xml:space="preserve">In use</w:t>
+      </w:r>
+    </w:p>
+    <w:p>
+      <w:pPr>
+        <w:pStyle w:val="ListParagraph"/>
+        <w:numPr>
+          <w:ilvl w:val="0"/>
+          <w:numId w:val="2"/>
+        </w:numPr>
+        <w:spacing w:after="40" w:before="20"/>
+      </w:pPr>
+      <w:r>
+        <w:rPr>
+          <w:b/>
+          <w:bCs/>
+        </w:rPr>
+        <w:t xml:space="preserve">COLLECT</w:t>
+      </w:r>
+      <w:r>
+        <w:t xml:space="preserve"> Primary School</w:t>
+      </w:r>
+    </w:p>
+    <w:p>
+      <w:pPr>
+        <w:pStyle w:val="ListParagraph"/>
+        <w:numPr>
+          <w:ilvl w:val="1"/>
+          <w:numId w:val="2"/>
+        </w:numPr>
+        <w:spacing w:after="40" w:before="20"/>
+      </w:pPr>
+      <w:r>
+        <w:t xml:space="preserve">ward 17 Jaure, reported </w:t>
+      </w:r>
+      <w:r>
+        <w:rPr>
+          <w:i/>
+          <w:iCs/>
+        </w:rPr>
+        <w:t xml:space="preserve">In use, bush material</w:t>
       </w:r>
     </w:p>
     <w:p>
@@ -2068,10 +2832,10 @@
           <w:b/>
           <w:bCs/>
         </w:rPr>
-        <w:t xml:space="preserve">WALK TO NATANGA AND RECORD IT.</w:t>
-      </w:r>
-      <w:r>
-        <w:t xml:space="preserve"> About 3.0 km.</w:t>
+        <w:t xml:space="preserve">WALK TO JAURE AND RECORD IT.</w:t>
+      </w:r>
+      <w:r>
+        <w:t xml:space="preserve"> About 10.5 km.</w:t>
       </w:r>
     </w:p>
     <w:p>
@@ -2080,20 +2844,20 @@
         <w:spacing w:after="120" w:before="260"/>
       </w:pPr>
       <w:r>
-        <w:t xml:space="preserve">22. Natanga</w:t>
-      </w:r>
-    </w:p>
-    <w:p>
-      <w:pPr>
-        <w:spacing w:after="140" w:before="0"/>
-      </w:pPr>
-      <w:r>
-        <w:rPr>
-          <w:rFonts w:ascii="Consolas" w:cs="Consolas" w:eastAsia="Consolas" w:hAnsi="Consolas"/>
-          <w:sz w:val="19"/>
-          <w:szCs w:val="19"/>
-        </w:rPr>
-        <w:t xml:space="preserve">-9.0702, 148.2911</w:t>
+        <w:t xml:space="preserve">32. Jaure</w:t>
+      </w:r>
+    </w:p>
+    <w:p>
+      <w:pPr>
+        <w:spacing w:after="140" w:before="0"/>
+      </w:pPr>
+      <w:r>
+        <w:rPr>
+          <w:rFonts w:ascii="Consolas" w:cs="Consolas" w:eastAsia="Consolas" w:hAnsi="Consolas"/>
+          <w:sz w:val="19"/>
+          <w:szCs w:val="19"/>
+        </w:rPr>
+        <w:t xml:space="preserve">-9.2754, 148.1452</w:t>
       </w:r>
       <w:r>
         <w:t xml:space="preserve">  (gazetteer)</w:t>
@@ -2116,7 +2880,7 @@
         <w:t xml:space="preserve">COLLECT</w:t>
       </w:r>
       <w:r>
-        <w:t xml:space="preserve"> Natanga Elementary School</w:t>
+        <w:t xml:space="preserve"> Yaure Aid Post</w:t>
       </w:r>
     </w:p>
     <w:p>
@@ -2129,14 +2893,14 @@
         <w:spacing w:after="40" w:before="20"/>
       </w:pPr>
       <w:r>
-        <w:t xml:space="preserve">ward 09 Natanga, reported </w:t>
+        <w:t xml:space="preserve">ward 17 Jaure, reported </w:t>
       </w:r>
       <w:r>
         <w:rPr>
           <w:i/>
           <w:iCs/>
         </w:rPr>
-        <w:t xml:space="preserve">Semi-permanent</w:t>
+        <w:t xml:space="preserve">Incomplete since 1984, no structure</w:t>
       </w:r>
     </w:p>
     <w:p>
@@ -2156,7 +2920,7 @@
         <w:t xml:space="preserve">COLLECT</w:t>
       </w:r>
       <w:r>
-        <w:t xml:space="preserve"> Natanga Aid Post</w:t>
+        <w:t xml:space="preserve"> Yaure Airstrip</w:t>
       </w:r>
     </w:p>
     <w:p>
@@ -2169,14 +2933,14 @@
         <w:spacing w:after="40" w:before="20"/>
       </w:pPr>
       <w:r>
-        <w:t xml:space="preserve">ward 09 Natanga, reported </w:t>
+        <w:t xml:space="preserve">ward 17 Jaure, reported </w:t>
       </w:r>
       <w:r>
         <w:rPr>
           <w:i/>
           <w:iCs/>
         </w:rPr>
-        <w:t xml:space="preserve">Non-operational, no CHW</w:t>
+        <w:t xml:space="preserve">Closed 2002</w:t>
       </w:r>
     </w:p>
     <w:p>
@@ -2193,10 +2957,10 @@
           <w:b/>
           <w:bCs/>
         </w:rPr>
-        <w:t xml:space="preserve">WALK TO KORUWO AND RECORD IT.</w:t>
-      </w:r>
-      <w:r>
-        <w:t xml:space="preserve"> About 5.0 km.</w:t>
+        <w:t xml:space="preserve">WALK TO GOROBUNA AND RECORD IT.</w:t>
+      </w:r>
+      <w:r>
+        <w:t xml:space="preserve"> About 23.6 km.</w:t>
       </w:r>
     </w:p>
     <w:p>
@@ -2205,23 +2969,38 @@
         <w:spacing w:after="120" w:before="260"/>
       </w:pPr>
       <w:r>
-        <w:t xml:space="preserve">23. Koruwo</w:t>
-      </w:r>
-    </w:p>
-    <w:p>
-      <w:pPr>
-        <w:spacing w:after="140" w:before="0"/>
-      </w:pPr>
-      <w:r>
-        <w:rPr>
-          <w:rFonts w:ascii="Consolas" w:cs="Consolas" w:eastAsia="Consolas" w:hAnsi="Consolas"/>
-          <w:sz w:val="19"/>
-          <w:szCs w:val="19"/>
-        </w:rPr>
-        <w:t xml:space="preserve">-9.1099, 148.3122</w:t>
-      </w:r>
-      <w:r>
-        <w:t xml:space="preserve">  (gazetteer)</w:t>
+        <w:t xml:space="preserve">33. Gorobuna</w:t>
+      </w:r>
+    </w:p>
+    <w:p>
+      <w:pPr>
+        <w:spacing w:after="140" w:before="0"/>
+      </w:pPr>
+      <w:r>
+        <w:rPr>
+          <w:rFonts w:ascii="Consolas" w:cs="Consolas" w:eastAsia="Consolas" w:hAnsi="Consolas"/>
+          <w:sz w:val="19"/>
+          <w:szCs w:val="19"/>
+        </w:rPr>
+        <w:t xml:space="preserve">-9.0662, 148.1895</w:t>
+      </w:r>
+      <w:r>
+        <w:t xml:space="preserve">  (placed by the team)</w:t>
+      </w:r>
+    </w:p>
+    <w:p>
+      <w:pPr>
+        <w:spacing w:after="140" w:before="0"/>
+      </w:pPr>
+      <w:r>
+        <w:t xml:space="preserve">&gt; </w:t>
+      </w:r>
+      <w:r>
+        <w:rPr>
+          <w:b/>
+          <w:bCs/>
+        </w:rPr>
+        <w:t xml:space="preserve">Outside the conservation area, but Will kept it in scope - do it.</w:t>
       </w:r>
     </w:p>
     <w:p>
@@ -2241,7 +3020,7 @@
         <w:t xml:space="preserve">COLLECT</w:t>
       </w:r>
       <w:r>
-        <w:t xml:space="preserve"> Koruwo Elementary School, 2-in-1, 2 teacher houses</w:t>
+        <w:t xml:space="preserve"> Elementary School</w:t>
       </w:r>
     </w:p>
     <w:p>
@@ -2254,14 +3033,54 @@
         <w:spacing w:after="40" w:before="20"/>
       </w:pPr>
       <w:r>
-        <w:t xml:space="preserve">ward 11 Tahama, reported </w:t>
+        <w:t xml:space="preserve">ward 18 Gorobuna, reported </w:t>
       </w:r>
       <w:r>
         <w:rPr>
           <w:i/>
           <w:iCs/>
         </w:rPr>
-        <w:t xml:space="preserve">In use</w:t>
+        <w:t xml:space="preserve">Rundown and closed, no teacher, closed 2025, bush material</w:t>
+      </w:r>
+    </w:p>
+    <w:p>
+      <w:pPr>
+        <w:pStyle w:val="ListParagraph"/>
+        <w:numPr>
+          <w:ilvl w:val="0"/>
+          <w:numId w:val="2"/>
+        </w:numPr>
+        <w:spacing w:after="40" w:before="20"/>
+      </w:pPr>
+      <w:r>
+        <w:rPr>
+          <w:b/>
+          <w:bCs/>
+        </w:rPr>
+        <w:t xml:space="preserve">COLLECT</w:t>
+      </w:r>
+      <w:r>
+        <w:t xml:space="preserve"> Airstrip</w:t>
+      </w:r>
+    </w:p>
+    <w:p>
+      <w:pPr>
+        <w:pStyle w:val="ListParagraph"/>
+        <w:numPr>
+          <w:ilvl w:val="1"/>
+          <w:numId w:val="2"/>
+        </w:numPr>
+        <w:spacing w:after="40" w:before="20"/>
+      </w:pPr>
+      <w:r>
+        <w:t xml:space="preserve">ward 18 Gorobuna, reported </w:t>
+      </w:r>
+      <w:r>
+        <w:rPr>
+          <w:i/>
+          <w:iCs/>
+        </w:rPr>
+        <w:t xml:space="preserve">Unused since built, 2021</w:t>
       </w:r>
     </w:p>
     <w:p>
@@ -2278,10 +3097,10 @@
           <w:b/>
           <w:bCs/>
         </w:rPr>
-        <w:t xml:space="preserve">WALK TO KIARA AND RECORD IT.</w:t>
-      </w:r>
-      <w:r>
-        <w:t xml:space="preserve"> About 3.0 km.</w:t>
+        <w:t xml:space="preserve">WALK TO ASAFA AND RECORD IT.</w:t>
+      </w:r>
+      <w:r>
+        <w:t xml:space="preserve"> About 13.4 km.</w:t>
       </w:r>
     </w:p>
     <w:p>
@@ -2290,20 +3109,20 @@
         <w:spacing w:after="120" w:before="260"/>
       </w:pPr>
       <w:r>
-        <w:t xml:space="preserve">24. Kiara</w:t>
-      </w:r>
-    </w:p>
-    <w:p>
-      <w:pPr>
-        <w:spacing w:after="140" w:before="0"/>
-      </w:pPr>
-      <w:r>
-        <w:rPr>
-          <w:rFonts w:ascii="Consolas" w:cs="Consolas" w:eastAsia="Consolas" w:hAnsi="Consolas"/>
-          <w:sz w:val="19"/>
-          <w:szCs w:val="19"/>
-        </w:rPr>
-        <w:t xml:space="preserve">-9.0959, 148.2882</w:t>
+        <w:t xml:space="preserve">34. Asafa</w:t>
+      </w:r>
+    </w:p>
+    <w:p>
+      <w:pPr>
+        <w:spacing w:after="140" w:before="0"/>
+      </w:pPr>
+      <w:r>
+        <w:rPr>
+          <w:rFonts w:ascii="Consolas" w:cs="Consolas" w:eastAsia="Consolas" w:hAnsi="Consolas"/>
+          <w:sz w:val="19"/>
+          <w:szCs w:val="19"/>
+        </w:rPr>
+        <w:t xml:space="preserve">-8.9768, 148.1070</w:t>
       </w:r>
       <w:r>
         <w:t xml:space="preserve">  (field evidence)</w:t>
@@ -2336,10 +3155,10 @@
           <w:b/>
           <w:bCs/>
         </w:rPr>
-        <w:t xml:space="preserve">WALK TO UMBUARA AND RECORD IT.</w:t>
-      </w:r>
-      <w:r>
-        <w:t xml:space="preserve"> About 3.3 km.</w:t>
+        <w:t xml:space="preserve">WALK TO SAIROPE AND RECORD IT.</w:t>
+      </w:r>
+      <w:r>
+        <w:t xml:space="preserve"> About 9.2 km.</w:t>
       </w:r>
     </w:p>
     <w:p>
@@ -2348,23 +3167,81 @@
         <w:spacing w:after="120" w:before="260"/>
       </w:pPr>
       <w:r>
-        <w:t xml:space="preserve">25. Umbuara</w:t>
-      </w:r>
-    </w:p>
-    <w:p>
-      <w:pPr>
-        <w:spacing w:after="140" w:before="0"/>
-      </w:pPr>
-      <w:r>
-        <w:rPr>
-          <w:rFonts w:ascii="Consolas" w:cs="Consolas" w:eastAsia="Consolas" w:hAnsi="Consolas"/>
-          <w:sz w:val="19"/>
-          <w:szCs w:val="19"/>
-        </w:rPr>
-        <w:t xml:space="preserve">-9.1215, 148.2731</w:t>
-      </w:r>
-      <w:r>
-        <w:t xml:space="preserve">  (gazetteer)</w:t>
+        <w:t xml:space="preserve">35. Sairope</w:t>
+      </w:r>
+    </w:p>
+    <w:p>
+      <w:pPr>
+        <w:spacing w:after="140" w:before="0"/>
+      </w:pPr>
+      <w:r>
+        <w:rPr>
+          <w:rFonts w:ascii="Consolas" w:cs="Consolas" w:eastAsia="Consolas" w:hAnsi="Consolas"/>
+          <w:sz w:val="19"/>
+          <w:szCs w:val="19"/>
+        </w:rPr>
+        <w:t xml:space="preserve">-8.9213, 148.0440</w:t>
+      </w:r>
+      <w:r>
+        <w:t xml:space="preserve">  (field evidence)</w:t>
+      </w:r>
+    </w:p>
+    <w:p>
+      <w:pPr>
+        <w:pStyle w:val="ListParagraph"/>
+        <w:numPr>
+          <w:ilvl w:val="0"/>
+          <w:numId w:val="2"/>
+        </w:numPr>
+        <w:spacing w:after="40" w:before="20"/>
+      </w:pPr>
+      <w:r>
+        <w:t xml:space="preserve">Nothing to collect here - this stop is on the way, or is one end of a walk that needs recording.</w:t>
+      </w:r>
+    </w:p>
+    <w:p>
+      <w:pPr>
+        <w:spacing w:after="100" w:before="0"/>
+      </w:pPr>
+    </w:p>
+    <w:p>
+      <w:pPr>
+        <w:spacing w:after="140" w:before="0"/>
+      </w:pPr>
+      <w:r>
+        <w:rPr>
+          <w:b/>
+          <w:bCs/>
+        </w:rPr>
+        <w:t xml:space="preserve">WALK TO GORA AND RECORD IT.</w:t>
+      </w:r>
+      <w:r>
+        <w:t xml:space="preserve"> About 23.6 km.</w:t>
+      </w:r>
+    </w:p>
+    <w:p>
+      <w:pPr>
+        <w:pStyle w:val="Heading2"/>
+        <w:spacing w:after="120" w:before="260"/>
+      </w:pPr>
+      <w:r>
+        <w:t xml:space="preserve">36. Gora</w:t>
+      </w:r>
+    </w:p>
+    <w:p>
+      <w:pPr>
+        <w:spacing w:after="140" w:before="0"/>
+      </w:pPr>
+      <w:r>
+        <w:rPr>
+          <w:rFonts w:ascii="Consolas" w:cs="Consolas" w:eastAsia="Consolas" w:hAnsi="Consolas"/>
+          <w:sz w:val="19"/>
+          <w:szCs w:val="19"/>
+        </w:rPr>
+        <w:t xml:space="preserve">-9.0022, 148.2426</w:t>
+      </w:r>
+      <w:r>
+        <w:t xml:space="preserve">  (GPS-inferred)</w:t>
       </w:r>
     </w:p>
     <w:p>
@@ -2379,7 +3256,7 @@
           <w:b/>
           <w:bCs/>
         </w:rPr>
-        <w:t xml:space="preserve">The ward table does not say where this aid post is - ask locally.</w:t>
+        <w:t xml:space="preserve">Gora is one village with three hamlets, sometimes called villages, all close together - write down which hamlet each one is in.</w:t>
       </w:r>
     </w:p>
     <w:p>
@@ -2399,7 +3276,7 @@
         <w:t xml:space="preserve">COLLECT</w:t>
       </w:r>
       <w:r>
-        <w:t xml:space="preserve"> Umbuwara Elementary School</w:t>
+        <w:t xml:space="preserve"> Elementary School, 4-in-1 + 2 single classrooms, 4 teacher houses</w:t>
       </w:r>
     </w:p>
     <w:p>
@@ -2412,7 +3289,7 @@
         <w:spacing w:after="40" w:before="20"/>
       </w:pPr>
       <w:r>
-        <w:t xml:space="preserve">ward 12 Umbuwara, reported </w:t>
+        <w:t xml:space="preserve">ward 10 Gora, reported </w:t>
       </w:r>
       <w:r>
         <w:rPr>
@@ -2439,7 +3316,7 @@
         <w:t xml:space="preserve">COLLECT</w:t>
       </w:r>
       <w:r>
-        <w:t xml:space="preserve"> Aid Post building</w:t>
+        <w:t xml:space="preserve"> Primary School</w:t>
       </w:r>
     </w:p>
     <w:p>
@@ -2452,14 +3329,94 @@
         <w:spacing w:after="40" w:before="20"/>
       </w:pPr>
       <w:r>
-        <w:t xml:space="preserve">ward 12 Umbuwara, reported </w:t>
+        <w:t xml:space="preserve">ward 10 Gora, reported </w:t>
       </w:r>
       <w:r>
         <w:rPr>
           <w:i/>
           <w:iCs/>
         </w:rPr>
-        <w:t xml:space="preserve">Incomplete since 2012</w:t>
+        <w:t xml:space="preserve">In use</w:t>
+      </w:r>
+    </w:p>
+    <w:p>
+      <w:pPr>
+        <w:pStyle w:val="ListParagraph"/>
+        <w:numPr>
+          <w:ilvl w:val="0"/>
+          <w:numId w:val="2"/>
+        </w:numPr>
+        <w:spacing w:after="40" w:before="20"/>
+      </w:pPr>
+      <w:r>
+        <w:rPr>
+          <w:b/>
+          <w:bCs/>
+        </w:rPr>
+        <w:t xml:space="preserve">COLLECT</w:t>
+      </w:r>
+      <w:r>
+        <w:t xml:space="preserve"> Aid Post + CHW house</w:t>
+      </w:r>
+    </w:p>
+    <w:p>
+      <w:pPr>
+        <w:pStyle w:val="ListParagraph"/>
+        <w:numPr>
+          <w:ilvl w:val="1"/>
+          <w:numId w:val="2"/>
+        </w:numPr>
+        <w:spacing w:after="40" w:before="20"/>
+      </w:pPr>
+      <w:r>
+        <w:t xml:space="preserve">ward 10 Gora, reported </w:t>
+      </w:r>
+      <w:r>
+        <w:rPr>
+          <w:i/>
+          <w:iCs/>
+        </w:rPr>
+        <w:t xml:space="preserve">CHW house 2024</w:t>
+      </w:r>
+    </w:p>
+    <w:p>
+      <w:pPr>
+        <w:pStyle w:val="ListParagraph"/>
+        <w:numPr>
+          <w:ilvl w:val="0"/>
+          <w:numId w:val="2"/>
+        </w:numPr>
+        <w:spacing w:after="40" w:before="20"/>
+      </w:pPr>
+      <w:r>
+        <w:rPr>
+          <w:b/>
+          <w:bCs/>
+        </w:rPr>
+        <w:t xml:space="preserve">COLLECT</w:t>
+      </w:r>
+      <w:r>
+        <w:t xml:space="preserve"> Airstrip</w:t>
+      </w:r>
+    </w:p>
+    <w:p>
+      <w:pPr>
+        <w:pStyle w:val="ListParagraph"/>
+        <w:numPr>
+          <w:ilvl w:val="1"/>
+          <w:numId w:val="2"/>
+        </w:numPr>
+        <w:spacing w:after="40" w:before="20"/>
+      </w:pPr>
+      <w:r>
+        <w:t xml:space="preserve">ward 10 Gora, reported </w:t>
+      </w:r>
+      <w:r>
+        <w:rPr>
+          <w:i/>
+          <w:iCs/>
+        </w:rPr>
+        <w:t xml:space="preserve">Closed 1988, to re-open</w:t>
       </w:r>
     </w:p>
     <w:p>
@@ -2476,10 +3433,10 @@
           <w:b/>
           <w:bCs/>
         </w:rPr>
-        <w:t xml:space="preserve">WALK TO SINGATA AND RECORD IT.</w:t>
-      </w:r>
-      <w:r>
-        <w:t xml:space="preserve"> About 1.8 km.</w:t>
+        <w:t xml:space="preserve">WALK TO BANDERI AND RECORD IT.</w:t>
+      </w:r>
+      <w:r>
+        <w:t xml:space="preserve"> About 23.8 km.</w:t>
       </w:r>
     </w:p>
     <w:p>
@@ -2488,1242 +3445,7 @@
         <w:spacing w:after="120" w:before="260"/>
       </w:pPr>
       <w:r>
-        <w:t xml:space="preserve">26. Singata</w:t>
-      </w:r>
-    </w:p>
-    <w:p>
-      <w:pPr>
-        <w:spacing w:after="140" w:before="0"/>
-      </w:pPr>
-      <w:r>
-        <w:rPr>
-          <w:rFonts w:ascii="Consolas" w:cs="Consolas" w:eastAsia="Consolas" w:hAnsi="Consolas"/>
-          <w:sz w:val="19"/>
-          <w:szCs w:val="19"/>
-        </w:rPr>
-        <w:t xml:space="preserve">-9.1279, 148.2584</w:t>
-      </w:r>
-      <w:r>
-        <w:t xml:space="preserve">  (placed by the team)</w:t>
-      </w:r>
-    </w:p>
-    <w:p>
-      <w:pPr>
-        <w:pStyle w:val="ListParagraph"/>
-        <w:numPr>
-          <w:ilvl w:val="0"/>
-          <w:numId w:val="2"/>
-        </w:numPr>
-        <w:spacing w:after="40" w:before="20"/>
-      </w:pPr>
-      <w:r>
-        <w:t xml:space="preserve">Nothing to collect here - this stop is on the way, or is one end of a walk that needs recording.</w:t>
-      </w:r>
-    </w:p>
-    <w:p>
-      <w:pPr>
-        <w:spacing w:after="100" w:before="0"/>
-      </w:pPr>
-    </w:p>
-    <w:p>
-      <w:pPr>
-        <w:spacing w:after="140" w:before="0"/>
-      </w:pPr>
-      <w:r>
-        <w:rPr>
-          <w:b/>
-          <w:bCs/>
-        </w:rPr>
-        <w:t xml:space="preserve">WALK TO SEREFUNA AND RECORD IT.</w:t>
-      </w:r>
-      <w:r>
-        <w:t xml:space="preserve"> About 3.5 km.</w:t>
-      </w:r>
-    </w:p>
-    <w:p>
-      <w:pPr>
-        <w:pStyle w:val="Heading2"/>
-        <w:spacing w:after="120" w:before="260"/>
-      </w:pPr>
-      <w:r>
-        <w:t xml:space="preserve">27. Serefuna</w:t>
-      </w:r>
-    </w:p>
-    <w:p>
-      <w:pPr>
-        <w:spacing w:after="140" w:before="0"/>
-      </w:pPr>
-      <w:r>
-        <w:rPr>
-          <w:rFonts w:ascii="Consolas" w:cs="Consolas" w:eastAsia="Consolas" w:hAnsi="Consolas"/>
-          <w:sz w:val="19"/>
-          <w:szCs w:val="19"/>
-        </w:rPr>
-        <w:t xml:space="preserve">-9.1560, 148.2731</w:t>
-      </w:r>
-      <w:r>
-        <w:t xml:space="preserve">  (gazetteer)</w:t>
-      </w:r>
-    </w:p>
-    <w:p>
-      <w:pPr>
-        <w:pStyle w:val="ListParagraph"/>
-        <w:numPr>
-          <w:ilvl w:val="0"/>
-          <w:numId w:val="2"/>
-        </w:numPr>
-        <w:spacing w:after="40" w:before="20"/>
-      </w:pPr>
-      <w:r>
-        <w:rPr>
-          <w:b/>
-          <w:bCs/>
-        </w:rPr>
-        <w:t xml:space="preserve">COLLECT</w:t>
-      </w:r>
-      <w:r>
-        <w:t xml:space="preserve"> Serefuna Elementary School, 1 × 2-in-1</w:t>
-      </w:r>
-    </w:p>
-    <w:p>
-      <w:pPr>
-        <w:pStyle w:val="ListParagraph"/>
-        <w:numPr>
-          <w:ilvl w:val="1"/>
-          <w:numId w:val="2"/>
-        </w:numPr>
-        <w:spacing w:after="40" w:before="20"/>
-      </w:pPr>
-      <w:r>
-        <w:t xml:space="preserve">ward 13 Kokoro, reported </w:t>
-      </w:r>
-      <w:r>
-        <w:rPr>
-          <w:i/>
-          <w:iCs/>
-        </w:rPr>
-        <w:t xml:space="preserve">Upgrade needed, bush material</w:t>
-      </w:r>
-    </w:p>
-    <w:p>
-      <w:pPr>
-        <w:spacing w:after="100" w:before="0"/>
-      </w:pPr>
-    </w:p>
-    <w:p>
-      <w:pPr>
-        <w:spacing w:after="140" w:before="0"/>
-      </w:pPr>
-      <w:r>
-        <w:rPr>
-          <w:b/>
-          <w:bCs/>
-        </w:rPr>
-        <w:t xml:space="preserve">WALK TO KWAE AND RECORD IT.</w:t>
-      </w:r>
-      <w:r>
-        <w:t xml:space="preserve"> About 4.5 km.</w:t>
-      </w:r>
-    </w:p>
-    <w:p>
-      <w:pPr>
-        <w:pStyle w:val="Heading2"/>
-        <w:spacing w:after="120" w:before="260"/>
-      </w:pPr>
-      <w:r>
-        <w:t xml:space="preserve">28. Kwae</w:t>
-      </w:r>
-    </w:p>
-    <w:p>
-      <w:pPr>
-        <w:spacing w:after="140" w:before="0"/>
-      </w:pPr>
-      <w:r>
-        <w:rPr>
-          <w:rFonts w:ascii="Consolas" w:cs="Consolas" w:eastAsia="Consolas" w:hAnsi="Consolas"/>
-          <w:sz w:val="19"/>
-          <w:szCs w:val="19"/>
-        </w:rPr>
-        <w:t xml:space="preserve">-9.1950, 148.2609</w:t>
-      </w:r>
-      <w:r>
-        <w:t xml:space="preserve">  (gazetteer)</w:t>
-      </w:r>
-    </w:p>
-    <w:p>
-      <w:pPr>
-        <w:pStyle w:val="ListParagraph"/>
-        <w:numPr>
-          <w:ilvl w:val="0"/>
-          <w:numId w:val="2"/>
-        </w:numPr>
-        <w:spacing w:after="40" w:before="20"/>
-      </w:pPr>
-      <w:r>
-        <w:t xml:space="preserve">Nothing to collect here - this stop is on the way, or is one end of a walk that needs recording.</w:t>
-      </w:r>
-    </w:p>
-    <w:p>
-      <w:pPr>
-        <w:spacing w:after="100" w:before="0"/>
-      </w:pPr>
-    </w:p>
-    <w:p>
-      <w:pPr>
-        <w:spacing w:after="140" w:before="0"/>
-      </w:pPr>
-      <w:r>
-        <w:rPr>
-          <w:b/>
-          <w:bCs/>
-        </w:rPr>
-        <w:t xml:space="preserve">WALK TO ITOKAMA AND RECORD IT.</w:t>
-      </w:r>
-      <w:r>
-        <w:t xml:space="preserve"> About 0.8 km.</w:t>
-      </w:r>
-    </w:p>
-    <w:p>
-      <w:pPr>
-        <w:pStyle w:val="Heading2"/>
-        <w:spacing w:after="120" w:before="260"/>
-      </w:pPr>
-      <w:r>
-        <w:t xml:space="preserve">29. Itokama</w:t>
-      </w:r>
-    </w:p>
-    <w:p>
-      <w:pPr>
-        <w:spacing w:after="140" w:before="0"/>
-      </w:pPr>
-      <w:r>
-        <w:rPr>
-          <w:rFonts w:ascii="Consolas" w:cs="Consolas" w:eastAsia="Consolas" w:hAnsi="Consolas"/>
-          <w:sz w:val="19"/>
-          <w:szCs w:val="19"/>
-        </w:rPr>
-        <w:t xml:space="preserve">-9.1999, 148.2660</w:t>
-      </w:r>
-      <w:r>
-        <w:t xml:space="preserve">  (gazetteer)</w:t>
-      </w:r>
-    </w:p>
-    <w:p>
-      <w:pPr>
-        <w:pStyle w:val="ListParagraph"/>
-        <w:numPr>
-          <w:ilvl w:val="0"/>
-          <w:numId w:val="2"/>
-        </w:numPr>
-        <w:spacing w:after="40" w:before="20"/>
-      </w:pPr>
-      <w:r>
-        <w:t xml:space="preserve">Nothing to collect here - this stop is on the way, or is one end of a walk that needs recording.</w:t>
-      </w:r>
-    </w:p>
-    <w:p>
-      <w:pPr>
-        <w:spacing w:after="100" w:before="0"/>
-      </w:pPr>
-    </w:p>
-    <w:p>
-      <w:pPr>
-        <w:spacing w:after="140" w:before="0"/>
-      </w:pPr>
-      <w:r>
-        <w:rPr>
-          <w:b/>
-          <w:bCs/>
-        </w:rPr>
-        <w:t xml:space="preserve">WALK TO UMUATE AND RECORD IT.</w:t>
-      </w:r>
-      <w:r>
-        <w:t xml:space="preserve"> About 7.7 km.</w:t>
-      </w:r>
-    </w:p>
-    <w:p>
-      <w:pPr>
-        <w:pStyle w:val="Heading2"/>
-        <w:spacing w:after="120" w:before="260"/>
-      </w:pPr>
-      <w:r>
-        <w:t xml:space="preserve">30. Umuate</w:t>
-      </w:r>
-    </w:p>
-    <w:p>
-      <w:pPr>
-        <w:spacing w:after="140" w:before="0"/>
-      </w:pPr>
-      <w:r>
-        <w:rPr>
-          <w:rFonts w:ascii="Consolas" w:cs="Consolas" w:eastAsia="Consolas" w:hAnsi="Consolas"/>
-          <w:sz w:val="19"/>
-          <w:szCs w:val="19"/>
-        </w:rPr>
-        <w:t xml:space="preserve">-9.2637, 148.2370</w:t>
-      </w:r>
-      <w:r>
-        <w:t xml:space="preserve">  (field evidence)</w:t>
-      </w:r>
-    </w:p>
-    <w:p>
-      <w:pPr>
-        <w:pStyle w:val="ListParagraph"/>
-        <w:numPr>
-          <w:ilvl w:val="0"/>
-          <w:numId w:val="2"/>
-        </w:numPr>
-        <w:spacing w:after="40" w:before="20"/>
-      </w:pPr>
-      <w:r>
-        <w:rPr>
-          <w:b/>
-          <w:bCs/>
-        </w:rPr>
-        <w:t xml:space="preserve">COLLECT</w:t>
-      </w:r>
-      <w:r>
-        <w:t xml:space="preserve"> Umuate Elementary School</w:t>
-      </w:r>
-    </w:p>
-    <w:p>
-      <w:pPr>
-        <w:pStyle w:val="ListParagraph"/>
-        <w:numPr>
-          <w:ilvl w:val="1"/>
-          <w:numId w:val="2"/>
-        </w:numPr>
-        <w:spacing w:after="40" w:before="20"/>
-      </w:pPr>
-      <w:r>
-        <w:t xml:space="preserve">ward 14 Ufia, reported </w:t>
-      </w:r>
-      <w:r>
-        <w:rPr>
-          <w:i/>
-          <w:iCs/>
-        </w:rPr>
-        <w:t xml:space="preserve">Functioning</w:t>
-      </w:r>
-    </w:p>
-    <w:p>
-      <w:pPr>
-        <w:spacing w:after="100" w:before="0"/>
-      </w:pPr>
-    </w:p>
-    <w:p>
-      <w:pPr>
-        <w:spacing w:after="140" w:before="0"/>
-      </w:pPr>
-      <w:r>
-        <w:rPr>
-          <w:b/>
-          <w:bCs/>
-        </w:rPr>
-        <w:t xml:space="preserve">WALK TO AIARI AND RECORD IT.</w:t>
-      </w:r>
-      <w:r>
-        <w:t xml:space="preserve"> About 9.8 km.</w:t>
-      </w:r>
-    </w:p>
-    <w:p>
-      <w:pPr>
-        <w:pStyle w:val="Heading2"/>
-        <w:spacing w:after="120" w:before="260"/>
-      </w:pPr>
-      <w:r>
-        <w:t xml:space="preserve">31. Aiari</w:t>
-      </w:r>
-    </w:p>
-    <w:p>
-      <w:pPr>
-        <w:spacing w:after="140" w:before="0"/>
-      </w:pPr>
-      <w:r>
-        <w:rPr>
-          <w:rFonts w:ascii="Consolas" w:cs="Consolas" w:eastAsia="Consolas" w:hAnsi="Consolas"/>
-          <w:sz w:val="19"/>
-          <w:szCs w:val="19"/>
-        </w:rPr>
-        <w:t xml:space="preserve">-9.3497, 148.2172</w:t>
-      </w:r>
-      <w:r>
-        <w:t xml:space="preserve">  (gazetteer)</w:t>
-      </w:r>
-    </w:p>
-    <w:p>
-      <w:pPr>
-        <w:pStyle w:val="ListParagraph"/>
-        <w:numPr>
-          <w:ilvl w:val="0"/>
-          <w:numId w:val="2"/>
-        </w:numPr>
-        <w:spacing w:after="40" w:before="20"/>
-      </w:pPr>
-      <w:r>
-        <w:rPr>
-          <w:b/>
-          <w:bCs/>
-        </w:rPr>
-        <w:t xml:space="preserve">COLLECT</w:t>
-      </w:r>
-      <w:r>
-        <w:t xml:space="preserve"> Aiari Elementary School, EP and E1/E2 + teacher house</w:t>
-      </w:r>
-    </w:p>
-    <w:p>
-      <w:pPr>
-        <w:pStyle w:val="ListParagraph"/>
-        <w:numPr>
-          <w:ilvl w:val="1"/>
-          <w:numId w:val="2"/>
-        </w:numPr>
-        <w:spacing w:after="40" w:before="20"/>
-      </w:pPr>
-      <w:r>
-        <w:t xml:space="preserve">ward 16 Aiari, reported </w:t>
-      </w:r>
-      <w:r>
-        <w:rPr>
-          <w:i/>
-          <w:iCs/>
-        </w:rPr>
-        <w:t xml:space="preserve">Running, bush material</w:t>
-      </w:r>
-    </w:p>
-    <w:p>
-      <w:pPr>
-        <w:pStyle w:val="ListParagraph"/>
-        <w:numPr>
-          <w:ilvl w:val="0"/>
-          <w:numId w:val="2"/>
-        </w:numPr>
-        <w:spacing w:after="40" w:before="20"/>
-      </w:pPr>
-      <w:r>
-        <w:rPr>
-          <w:b/>
-          <w:bCs/>
-        </w:rPr>
-        <w:t xml:space="preserve">COLLECT</w:t>
-      </w:r>
-      <w:r>
-        <w:t xml:space="preserve"> Aid Post</w:t>
-      </w:r>
-    </w:p>
-    <w:p>
-      <w:pPr>
-        <w:pStyle w:val="ListParagraph"/>
-        <w:numPr>
-          <w:ilvl w:val="1"/>
-          <w:numId w:val="2"/>
-        </w:numPr>
-        <w:spacing w:after="40" w:before="20"/>
-      </w:pPr>
-      <w:r>
-        <w:t xml:space="preserve">ward 16 Aiari, reported </w:t>
-      </w:r>
-      <w:r>
-        <w:rPr>
-          <w:i/>
-          <w:iCs/>
-        </w:rPr>
-        <w:t xml:space="preserve">Closed 1985</w:t>
-      </w:r>
-    </w:p>
-    <w:p>
-      <w:pPr>
-        <w:pStyle w:val="ListParagraph"/>
-        <w:numPr>
-          <w:ilvl w:val="0"/>
-          <w:numId w:val="2"/>
-        </w:numPr>
-        <w:spacing w:after="40" w:before="20"/>
-      </w:pPr>
-      <w:r>
-        <w:rPr>
-          <w:b/>
-          <w:bCs/>
-        </w:rPr>
-        <w:t xml:space="preserve">COLLECT</w:t>
-      </w:r>
-      <w:r>
-        <w:t xml:space="preserve"> Airstrip</w:t>
-      </w:r>
-    </w:p>
-    <w:p>
-      <w:pPr>
-        <w:pStyle w:val="ListParagraph"/>
-        <w:numPr>
-          <w:ilvl w:val="1"/>
-          <w:numId w:val="2"/>
-        </w:numPr>
-        <w:spacing w:after="40" w:before="20"/>
-      </w:pPr>
-      <w:r>
-        <w:t xml:space="preserve">ward 16 Aiari, reported </w:t>
-      </w:r>
-      <w:r>
-        <w:rPr>
-          <w:i/>
-          <w:iCs/>
-        </w:rPr>
-        <w:t xml:space="preserve">Closed 1988</w:t>
-      </w:r>
-    </w:p>
-    <w:p>
-      <w:pPr>
-        <w:spacing w:after="100" w:before="0"/>
-      </w:pPr>
-    </w:p>
-    <w:p>
-      <w:pPr>
-        <w:spacing w:after="140" w:before="0"/>
-      </w:pPr>
-      <w:r>
-        <w:rPr>
-          <w:b/>
-          <w:bCs/>
-        </w:rPr>
-        <w:t xml:space="preserve">WALK TO SUARI AND RECORD IT.</w:t>
-      </w:r>
-      <w:r>
-        <w:t xml:space="preserve"> About 5.2 km.</w:t>
-      </w:r>
-    </w:p>
-    <w:p>
-      <w:pPr>
-        <w:pStyle w:val="Heading2"/>
-        <w:spacing w:after="120" w:before="260"/>
-      </w:pPr>
-      <w:r>
-        <w:t xml:space="preserve">32. Suari</w:t>
-      </w:r>
-    </w:p>
-    <w:p>
-      <w:pPr>
-        <w:spacing w:after="140" w:before="0"/>
-      </w:pPr>
-      <w:r>
-        <w:rPr>
-          <w:rFonts w:ascii="Consolas" w:cs="Consolas" w:eastAsia="Consolas" w:hAnsi="Consolas"/>
-          <w:sz w:val="19"/>
-          <w:szCs w:val="19"/>
-        </w:rPr>
-        <w:t xml:space="preserve">-9.3664, 148.1733</w:t>
-      </w:r>
-      <w:r>
-        <w:t xml:space="preserve">  (placed by the team)</w:t>
-      </w:r>
-    </w:p>
-    <w:p>
-      <w:pPr>
-        <w:pStyle w:val="ListParagraph"/>
-        <w:numPr>
-          <w:ilvl w:val="0"/>
-          <w:numId w:val="2"/>
-        </w:numPr>
-        <w:spacing w:after="40" w:before="20"/>
-      </w:pPr>
-      <w:r>
-        <w:rPr>
-          <w:b/>
-          <w:bCs/>
-        </w:rPr>
-        <w:t xml:space="preserve">COLLECT</w:t>
-      </w:r>
-      <w:r>
-        <w:t xml:space="preserve"> Suari Elementary School, 2-in-1 + 1 teacher house</w:t>
-      </w:r>
-    </w:p>
-    <w:p>
-      <w:pPr>
-        <w:pStyle w:val="ListParagraph"/>
-        <w:numPr>
-          <w:ilvl w:val="1"/>
-          <w:numId w:val="2"/>
-        </w:numPr>
-        <w:spacing w:after="40" w:before="20"/>
-      </w:pPr>
-      <w:r>
-        <w:t xml:space="preserve">ward 17 Jaure, reported </w:t>
-      </w:r>
-      <w:r>
-        <w:rPr>
-          <w:i/>
-          <w:iCs/>
-        </w:rPr>
-        <w:t xml:space="preserve">In use</w:t>
-      </w:r>
-    </w:p>
-    <w:p>
-      <w:pPr>
-        <w:pStyle w:val="ListParagraph"/>
-        <w:numPr>
-          <w:ilvl w:val="0"/>
-          <w:numId w:val="2"/>
-        </w:numPr>
-        <w:spacing w:after="40" w:before="20"/>
-      </w:pPr>
-      <w:r>
-        <w:rPr>
-          <w:b/>
-          <w:bCs/>
-        </w:rPr>
-        <w:t xml:space="preserve">COLLECT</w:t>
-      </w:r>
-      <w:r>
-        <w:t xml:space="preserve"> Primary School</w:t>
-      </w:r>
-    </w:p>
-    <w:p>
-      <w:pPr>
-        <w:pStyle w:val="ListParagraph"/>
-        <w:numPr>
-          <w:ilvl w:val="1"/>
-          <w:numId w:val="2"/>
-        </w:numPr>
-        <w:spacing w:after="40" w:before="20"/>
-      </w:pPr>
-      <w:r>
-        <w:t xml:space="preserve">ward 17 Jaure, reported </w:t>
-      </w:r>
-      <w:r>
-        <w:rPr>
-          <w:i/>
-          <w:iCs/>
-        </w:rPr>
-        <w:t xml:space="preserve">In use, bush material</w:t>
-      </w:r>
-    </w:p>
-    <w:p>
-      <w:pPr>
-        <w:spacing w:after="100" w:before="0"/>
-      </w:pPr>
-    </w:p>
-    <w:p>
-      <w:pPr>
-        <w:spacing w:after="140" w:before="0"/>
-      </w:pPr>
-      <w:r>
-        <w:rPr>
-          <w:b/>
-          <w:bCs/>
-        </w:rPr>
-        <w:t xml:space="preserve">WALK TO JAURE AND RECORD IT.</w:t>
-      </w:r>
-      <w:r>
-        <w:t xml:space="preserve"> About 10.5 km.</w:t>
-      </w:r>
-    </w:p>
-    <w:p>
-      <w:pPr>
-        <w:pStyle w:val="Heading2"/>
-        <w:spacing w:after="120" w:before="260"/>
-      </w:pPr>
-      <w:r>
-        <w:t xml:space="preserve">33. Jaure</w:t>
-      </w:r>
-    </w:p>
-    <w:p>
-      <w:pPr>
-        <w:spacing w:after="140" w:before="0"/>
-      </w:pPr>
-      <w:r>
-        <w:rPr>
-          <w:rFonts w:ascii="Consolas" w:cs="Consolas" w:eastAsia="Consolas" w:hAnsi="Consolas"/>
-          <w:sz w:val="19"/>
-          <w:szCs w:val="19"/>
-        </w:rPr>
-        <w:t xml:space="preserve">-9.2754, 148.1452</w:t>
-      </w:r>
-      <w:r>
-        <w:t xml:space="preserve">  (gazetteer)</w:t>
-      </w:r>
-    </w:p>
-    <w:p>
-      <w:pPr>
-        <w:pStyle w:val="ListParagraph"/>
-        <w:numPr>
-          <w:ilvl w:val="0"/>
-          <w:numId w:val="2"/>
-        </w:numPr>
-        <w:spacing w:after="40" w:before="20"/>
-      </w:pPr>
-      <w:r>
-        <w:rPr>
-          <w:b/>
-          <w:bCs/>
-        </w:rPr>
-        <w:t xml:space="preserve">COLLECT</w:t>
-      </w:r>
-      <w:r>
-        <w:t xml:space="preserve"> Yaure Aid Post</w:t>
-      </w:r>
-    </w:p>
-    <w:p>
-      <w:pPr>
-        <w:pStyle w:val="ListParagraph"/>
-        <w:numPr>
-          <w:ilvl w:val="1"/>
-          <w:numId w:val="2"/>
-        </w:numPr>
-        <w:spacing w:after="40" w:before="20"/>
-      </w:pPr>
-      <w:r>
-        <w:t xml:space="preserve">ward 17 Jaure, reported </w:t>
-      </w:r>
-      <w:r>
-        <w:rPr>
-          <w:i/>
-          <w:iCs/>
-        </w:rPr>
-        <w:t xml:space="preserve">Incomplete since 1984, no structure</w:t>
-      </w:r>
-    </w:p>
-    <w:p>
-      <w:pPr>
-        <w:pStyle w:val="ListParagraph"/>
-        <w:numPr>
-          <w:ilvl w:val="0"/>
-          <w:numId w:val="2"/>
-        </w:numPr>
-        <w:spacing w:after="40" w:before="20"/>
-      </w:pPr>
-      <w:r>
-        <w:rPr>
-          <w:b/>
-          <w:bCs/>
-        </w:rPr>
-        <w:t xml:space="preserve">COLLECT</w:t>
-      </w:r>
-      <w:r>
-        <w:t xml:space="preserve"> Yaure Airstrip</w:t>
-      </w:r>
-    </w:p>
-    <w:p>
-      <w:pPr>
-        <w:pStyle w:val="ListParagraph"/>
-        <w:numPr>
-          <w:ilvl w:val="1"/>
-          <w:numId w:val="2"/>
-        </w:numPr>
-        <w:spacing w:after="40" w:before="20"/>
-      </w:pPr>
-      <w:r>
-        <w:t xml:space="preserve">ward 17 Jaure, reported </w:t>
-      </w:r>
-      <w:r>
-        <w:rPr>
-          <w:i/>
-          <w:iCs/>
-        </w:rPr>
-        <w:t xml:space="preserve">Closed 2002</w:t>
-      </w:r>
-    </w:p>
-    <w:p>
-      <w:pPr>
-        <w:spacing w:after="100" w:before="0"/>
-      </w:pPr>
-    </w:p>
-    <w:p>
-      <w:pPr>
-        <w:spacing w:after="140" w:before="0"/>
-      </w:pPr>
-      <w:r>
-        <w:rPr>
-          <w:b/>
-          <w:bCs/>
-        </w:rPr>
-        <w:t xml:space="preserve">WALK TO GOROBUNA AND RECORD IT.</w:t>
-      </w:r>
-      <w:r>
-        <w:t xml:space="preserve"> About 23.6 km.</w:t>
-      </w:r>
-    </w:p>
-    <w:p>
-      <w:pPr>
-        <w:pStyle w:val="Heading2"/>
-        <w:spacing w:after="120" w:before="260"/>
-      </w:pPr>
-      <w:r>
-        <w:t xml:space="preserve">34. Gorobuna</w:t>
-      </w:r>
-    </w:p>
-    <w:p>
-      <w:pPr>
-        <w:spacing w:after="140" w:before="0"/>
-      </w:pPr>
-      <w:r>
-        <w:rPr>
-          <w:rFonts w:ascii="Consolas" w:cs="Consolas" w:eastAsia="Consolas" w:hAnsi="Consolas"/>
-          <w:sz w:val="19"/>
-          <w:szCs w:val="19"/>
-        </w:rPr>
-        <w:t xml:space="preserve">-9.0662, 148.1895</w:t>
-      </w:r>
-      <w:r>
-        <w:t xml:space="preserve">  (placed by the team)</w:t>
-      </w:r>
-    </w:p>
-    <w:p>
-      <w:pPr>
-        <w:spacing w:after="140" w:before="0"/>
-      </w:pPr>
-      <w:r>
-        <w:t xml:space="preserve">&gt; </w:t>
-      </w:r>
-      <w:r>
-        <w:rPr>
-          <w:b/>
-          <w:bCs/>
-        </w:rPr>
-        <w:t xml:space="preserve">Outside the conservation area, but Will kept it in scope - do it.</w:t>
-      </w:r>
-    </w:p>
-    <w:p>
-      <w:pPr>
-        <w:pStyle w:val="ListParagraph"/>
-        <w:numPr>
-          <w:ilvl w:val="0"/>
-          <w:numId w:val="2"/>
-        </w:numPr>
-        <w:spacing w:after="40" w:before="20"/>
-      </w:pPr>
-      <w:r>
-        <w:rPr>
-          <w:b/>
-          <w:bCs/>
-        </w:rPr>
-        <w:t xml:space="preserve">COLLECT</w:t>
-      </w:r>
-      <w:r>
-        <w:t xml:space="preserve"> Elementary School</w:t>
-      </w:r>
-    </w:p>
-    <w:p>
-      <w:pPr>
-        <w:pStyle w:val="ListParagraph"/>
-        <w:numPr>
-          <w:ilvl w:val="1"/>
-          <w:numId w:val="2"/>
-        </w:numPr>
-        <w:spacing w:after="40" w:before="20"/>
-      </w:pPr>
-      <w:r>
-        <w:t xml:space="preserve">ward 18 Gorobuna, reported </w:t>
-      </w:r>
-      <w:r>
-        <w:rPr>
-          <w:i/>
-          <w:iCs/>
-        </w:rPr>
-        <w:t xml:space="preserve">Rundown and closed, no teacher, closed 2025, bush material</w:t>
-      </w:r>
-    </w:p>
-    <w:p>
-      <w:pPr>
-        <w:pStyle w:val="ListParagraph"/>
-        <w:numPr>
-          <w:ilvl w:val="0"/>
-          <w:numId w:val="2"/>
-        </w:numPr>
-        <w:spacing w:after="40" w:before="20"/>
-      </w:pPr>
-      <w:r>
-        <w:rPr>
-          <w:b/>
-          <w:bCs/>
-        </w:rPr>
-        <w:t xml:space="preserve">COLLECT</w:t>
-      </w:r>
-      <w:r>
-        <w:t xml:space="preserve"> Airstrip</w:t>
-      </w:r>
-    </w:p>
-    <w:p>
-      <w:pPr>
-        <w:pStyle w:val="ListParagraph"/>
-        <w:numPr>
-          <w:ilvl w:val="1"/>
-          <w:numId w:val="2"/>
-        </w:numPr>
-        <w:spacing w:after="40" w:before="20"/>
-      </w:pPr>
-      <w:r>
-        <w:t xml:space="preserve">ward 18 Gorobuna, reported </w:t>
-      </w:r>
-      <w:r>
-        <w:rPr>
-          <w:i/>
-          <w:iCs/>
-        </w:rPr>
-        <w:t xml:space="preserve">Unused since built, 2021</w:t>
-      </w:r>
-    </w:p>
-    <w:p>
-      <w:pPr>
-        <w:spacing w:after="100" w:before="0"/>
-      </w:pPr>
-    </w:p>
-    <w:p>
-      <w:pPr>
-        <w:spacing w:after="140" w:before="0"/>
-      </w:pPr>
-      <w:r>
-        <w:rPr>
-          <w:b/>
-          <w:bCs/>
-        </w:rPr>
-        <w:t xml:space="preserve">WALK TO ASAFA AND RECORD IT.</w:t>
-      </w:r>
-      <w:r>
-        <w:t xml:space="preserve"> About 13.4 km.</w:t>
-      </w:r>
-    </w:p>
-    <w:p>
-      <w:pPr>
-        <w:pStyle w:val="Heading2"/>
-        <w:spacing w:after="120" w:before="260"/>
-      </w:pPr>
-      <w:r>
-        <w:t xml:space="preserve">35. Asafa</w:t>
-      </w:r>
-    </w:p>
-    <w:p>
-      <w:pPr>
-        <w:spacing w:after="140" w:before="0"/>
-      </w:pPr>
-      <w:r>
-        <w:rPr>
-          <w:rFonts w:ascii="Consolas" w:cs="Consolas" w:eastAsia="Consolas" w:hAnsi="Consolas"/>
-          <w:sz w:val="19"/>
-          <w:szCs w:val="19"/>
-        </w:rPr>
-        <w:t xml:space="preserve">-8.9768, 148.1070</w:t>
-      </w:r>
-      <w:r>
-        <w:t xml:space="preserve">  (field evidence)</w:t>
-      </w:r>
-    </w:p>
-    <w:p>
-      <w:pPr>
-        <w:pStyle w:val="ListParagraph"/>
-        <w:numPr>
-          <w:ilvl w:val="0"/>
-          <w:numId w:val="2"/>
-        </w:numPr>
-        <w:spacing w:after="40" w:before="20"/>
-      </w:pPr>
-      <w:r>
-        <w:t xml:space="preserve">Nothing to collect here - this stop is on the way, or is one end of a walk that needs recording.</w:t>
-      </w:r>
-    </w:p>
-    <w:p>
-      <w:pPr>
-        <w:spacing w:after="100" w:before="0"/>
-      </w:pPr>
-    </w:p>
-    <w:p>
-      <w:pPr>
-        <w:spacing w:after="140" w:before="0"/>
-      </w:pPr>
-      <w:r>
-        <w:rPr>
-          <w:b/>
-          <w:bCs/>
-        </w:rPr>
-        <w:t xml:space="preserve">WALK TO SAIROPE AND RECORD IT.</w:t>
-      </w:r>
-      <w:r>
-        <w:t xml:space="preserve"> About 9.2 km.</w:t>
-      </w:r>
-    </w:p>
-    <w:p>
-      <w:pPr>
-        <w:pStyle w:val="Heading2"/>
-        <w:spacing w:after="120" w:before="260"/>
-      </w:pPr>
-      <w:r>
-        <w:t xml:space="preserve">36. Sairope</w:t>
-      </w:r>
-    </w:p>
-    <w:p>
-      <w:pPr>
-        <w:spacing w:after="140" w:before="0"/>
-      </w:pPr>
-      <w:r>
-        <w:rPr>
-          <w:rFonts w:ascii="Consolas" w:cs="Consolas" w:eastAsia="Consolas" w:hAnsi="Consolas"/>
-          <w:sz w:val="19"/>
-          <w:szCs w:val="19"/>
-        </w:rPr>
-        <w:t xml:space="preserve">-8.9213, 148.0440</w:t>
-      </w:r>
-      <w:r>
-        <w:t xml:space="preserve">  (field evidence)</w:t>
-      </w:r>
-    </w:p>
-    <w:p>
-      <w:pPr>
-        <w:pStyle w:val="ListParagraph"/>
-        <w:numPr>
-          <w:ilvl w:val="0"/>
-          <w:numId w:val="2"/>
-        </w:numPr>
-        <w:spacing w:after="40" w:before="20"/>
-      </w:pPr>
-      <w:r>
-        <w:t xml:space="preserve">Nothing to collect here - this stop is on the way, or is one end of a walk that needs recording.</w:t>
-      </w:r>
-    </w:p>
-    <w:p>
-      <w:pPr>
-        <w:spacing w:after="100" w:before="0"/>
-      </w:pPr>
-    </w:p>
-    <w:p>
-      <w:pPr>
-        <w:spacing w:after="140" w:before="0"/>
-      </w:pPr>
-      <w:r>
-        <w:rPr>
-          <w:b/>
-          <w:bCs/>
-        </w:rPr>
-        <w:t xml:space="preserve">WALK TO GORA AND RECORD IT.</w:t>
-      </w:r>
-      <w:r>
-        <w:t xml:space="preserve"> About 23.6 km.</w:t>
-      </w:r>
-    </w:p>
-    <w:p>
-      <w:pPr>
-        <w:pStyle w:val="Heading2"/>
-        <w:spacing w:after="120" w:before="260"/>
-      </w:pPr>
-      <w:r>
-        <w:t xml:space="preserve">37. Gora</w:t>
-      </w:r>
-    </w:p>
-    <w:p>
-      <w:pPr>
-        <w:spacing w:after="140" w:before="0"/>
-      </w:pPr>
-      <w:r>
-        <w:rPr>
-          <w:rFonts w:ascii="Consolas" w:cs="Consolas" w:eastAsia="Consolas" w:hAnsi="Consolas"/>
-          <w:sz w:val="19"/>
-          <w:szCs w:val="19"/>
-        </w:rPr>
-        <w:t xml:space="preserve">-9.0022, 148.2426</w:t>
-      </w:r>
-      <w:r>
-        <w:t xml:space="preserve">  (GPS-inferred)</w:t>
-      </w:r>
-    </w:p>
-    <w:p>
-      <w:pPr>
-        <w:spacing w:after="140" w:before="0"/>
-      </w:pPr>
-      <w:r>
-        <w:t xml:space="preserve">&gt; </w:t>
-      </w:r>
-      <w:r>
-        <w:rPr>
-          <w:b/>
-          <w:bCs/>
-        </w:rPr>
-        <w:t xml:space="preserve">Gora is one village with three hamlets, sometimes called villages, all close together - write down which hamlet each one is in.</w:t>
-      </w:r>
-    </w:p>
-    <w:p>
-      <w:pPr>
-        <w:pStyle w:val="ListParagraph"/>
-        <w:numPr>
-          <w:ilvl w:val="0"/>
-          <w:numId w:val="2"/>
-        </w:numPr>
-        <w:spacing w:after="40" w:before="20"/>
-      </w:pPr>
-      <w:r>
-        <w:rPr>
-          <w:b/>
-          <w:bCs/>
-        </w:rPr>
-        <w:t xml:space="preserve">COLLECT</w:t>
-      </w:r>
-      <w:r>
-        <w:t xml:space="preserve"> Elementary School, 4-in-1 + 2 single classrooms, 4 teacher houses</w:t>
-      </w:r>
-    </w:p>
-    <w:p>
-      <w:pPr>
-        <w:pStyle w:val="ListParagraph"/>
-        <w:numPr>
-          <w:ilvl w:val="1"/>
-          <w:numId w:val="2"/>
-        </w:numPr>
-        <w:spacing w:after="40" w:before="20"/>
-      </w:pPr>
-      <w:r>
-        <w:t xml:space="preserve">ward 10 Gora, reported </w:t>
-      </w:r>
-      <w:r>
-        <w:rPr>
-          <w:i/>
-          <w:iCs/>
-        </w:rPr>
-        <w:t xml:space="preserve">In use</w:t>
-      </w:r>
-    </w:p>
-    <w:p>
-      <w:pPr>
-        <w:pStyle w:val="ListParagraph"/>
-        <w:numPr>
-          <w:ilvl w:val="0"/>
-          <w:numId w:val="2"/>
-        </w:numPr>
-        <w:spacing w:after="40" w:before="20"/>
-      </w:pPr>
-      <w:r>
-        <w:rPr>
-          <w:b/>
-          <w:bCs/>
-        </w:rPr>
-        <w:t xml:space="preserve">COLLECT</w:t>
-      </w:r>
-      <w:r>
-        <w:t xml:space="preserve"> Primary School</w:t>
-      </w:r>
-    </w:p>
-    <w:p>
-      <w:pPr>
-        <w:pStyle w:val="ListParagraph"/>
-        <w:numPr>
-          <w:ilvl w:val="1"/>
-          <w:numId w:val="2"/>
-        </w:numPr>
-        <w:spacing w:after="40" w:before="20"/>
-      </w:pPr>
-      <w:r>
-        <w:t xml:space="preserve">ward 10 Gora, reported </w:t>
-      </w:r>
-      <w:r>
-        <w:rPr>
-          <w:i/>
-          <w:iCs/>
-        </w:rPr>
-        <w:t xml:space="preserve">In use</w:t>
-      </w:r>
-    </w:p>
-    <w:p>
-      <w:pPr>
-        <w:pStyle w:val="ListParagraph"/>
-        <w:numPr>
-          <w:ilvl w:val="0"/>
-          <w:numId w:val="2"/>
-        </w:numPr>
-        <w:spacing w:after="40" w:before="20"/>
-      </w:pPr>
-      <w:r>
-        <w:rPr>
-          <w:b/>
-          <w:bCs/>
-        </w:rPr>
-        <w:t xml:space="preserve">COLLECT</w:t>
-      </w:r>
-      <w:r>
-        <w:t xml:space="preserve"> Aid Post + CHW house</w:t>
-      </w:r>
-    </w:p>
-    <w:p>
-      <w:pPr>
-        <w:pStyle w:val="ListParagraph"/>
-        <w:numPr>
-          <w:ilvl w:val="1"/>
-          <w:numId w:val="2"/>
-        </w:numPr>
-        <w:spacing w:after="40" w:before="20"/>
-      </w:pPr>
-      <w:r>
-        <w:t xml:space="preserve">ward 10 Gora, reported </w:t>
-      </w:r>
-      <w:r>
-        <w:rPr>
-          <w:i/>
-          <w:iCs/>
-        </w:rPr>
-        <w:t xml:space="preserve">CHW house 2024</w:t>
-      </w:r>
-    </w:p>
-    <w:p>
-      <w:pPr>
-        <w:pStyle w:val="ListParagraph"/>
-        <w:numPr>
-          <w:ilvl w:val="0"/>
-          <w:numId w:val="2"/>
-        </w:numPr>
-        <w:spacing w:after="40" w:before="20"/>
-      </w:pPr>
-      <w:r>
-        <w:rPr>
-          <w:b/>
-          <w:bCs/>
-        </w:rPr>
-        <w:t xml:space="preserve">COLLECT</w:t>
-      </w:r>
-      <w:r>
-        <w:t xml:space="preserve"> Airstrip</w:t>
-      </w:r>
-    </w:p>
-    <w:p>
-      <w:pPr>
-        <w:pStyle w:val="ListParagraph"/>
-        <w:numPr>
-          <w:ilvl w:val="1"/>
-          <w:numId w:val="2"/>
-        </w:numPr>
-        <w:spacing w:after="40" w:before="20"/>
-      </w:pPr>
-      <w:r>
-        <w:t xml:space="preserve">ward 10 Gora, reported </w:t>
-      </w:r>
-      <w:r>
-        <w:rPr>
-          <w:i/>
-          <w:iCs/>
-        </w:rPr>
-        <w:t xml:space="preserve">Closed 1988, to re-open</w:t>
-      </w:r>
-    </w:p>
-    <w:p>
-      <w:pPr>
-        <w:spacing w:after="100" w:before="0"/>
-      </w:pPr>
-    </w:p>
-    <w:p>
-      <w:pPr>
-        <w:spacing w:after="140" w:before="0"/>
-      </w:pPr>
-      <w:r>
-        <w:rPr>
-          <w:b/>
-          <w:bCs/>
-        </w:rPr>
-        <w:t xml:space="preserve">WALK TO BANDERI AND RECORD IT.</w:t>
-      </w:r>
-      <w:r>
-        <w:t xml:space="preserve"> About 23.8 km.</w:t>
-      </w:r>
-    </w:p>
-    <w:p>
-      <w:pPr>
-        <w:pStyle w:val="Heading2"/>
-        <w:spacing w:after="120" w:before="260"/>
-      </w:pPr>
-      <w:r>
-        <w:t xml:space="preserve">38. Banderi</w:t>
+        <w:t xml:space="preserve">37. Banderi</w:t>
       </w:r>
     </w:p>
     <w:p>
@@ -3991,7 +3713,7 @@
         <w:t xml:space="preserve">Sigara → Banderi</w:t>
       </w:r>
       <w:r>
-        <w:t xml:space="preserve">, about 8.8 km — you are at stop 15 and stop 38  </w:t>
+        <w:t xml:space="preserve">, about 8.8 km — you are at stop 15 and stop 37  </w:t>
       </w:r>
       <w:r>
         <w:rPr>
@@ -4025,7 +3747,7 @@
         <w:t xml:space="preserve">Semahara Tahama → Serefuna</w:t>
       </w:r>
       <w:r>
-        <w:t xml:space="preserve">, about 11.0 km — you are at stop 3 and stop 27  </w:t>
+        <w:t xml:space="preserve">, about 11.0 km — you are at stop 3 and stop 26  </w:t>
       </w:r>
       <w:r>
         <w:rPr>
@@ -4059,7 +3781,7 @@
         <w:t xml:space="preserve">Singata → Gora</w:t>
       </w:r>
       <w:r>
-        <w:t xml:space="preserve">, about 14.0 km — you are at stop 26 and stop 37  </w:t>
+        <w:t xml:space="preserve">, about 14.0 km — you are at stop 25 and stop 36  </w:t>
       </w:r>
       <w:r>
         <w:rPr>
@@ -4093,7 +3815,7 @@
         <w:t xml:space="preserve">Toma → Itokama</w:t>
       </w:r>
       <w:r>
-        <w:t xml:space="preserve">, about 14.8 km — you are at stop 5 and stop 29  </w:t>
+        <w:t xml:space="preserve">, about 14.8 km — you are at stop 5 and stop 28  </w:t>
       </w:r>
       <w:r>
         <w:rPr>
